--- a/docs/tutorial/Mon_PF_App_Tutorial_Yassmine_Hajji.docx
+++ b/docs/tutorial/Mon_PF_App_Tutorial_Yassmine_Hajji.docx
@@ -2,10 +2,45 @@
 <file path=word/document.xml><?xml version="1.0" encoding="utf-8"?>
 <w:document xmlns:wpc="http://schemas.microsoft.com/office/word/2010/wordprocessingCanvas" xmlns:mo="http://schemas.microsoft.com/office/mac/office/2008/main" xmlns:mc="http://schemas.openxmlformats.org/markup-compatibility/2006" xmlns:mv="urn:schemas-microsoft-com:mac:vml" xmlns:o="urn:schemas-microsoft-com:office:office" xmlns:r="http://schemas.openxmlformats.org/officeDocument/2006/relationships" xmlns:m="http://schemas.openxmlformats.org/officeDocument/2006/math" xmlns:v="urn:schemas-microsoft-com:vml" xmlns:wp14="http://schemas.microsoft.com/office/word/2010/wordprocessingDrawing" xmlns:wp="http://schemas.openxmlformats.org/drawingml/2006/wordprocessingDrawing" xmlns:w10="urn:schemas-microsoft-com:office:word" xmlns:w="http://schemas.openxmlformats.org/wordprocessingml/2006/main" xmlns:w14="http://schemas.microsoft.com/office/word/2010/wordml" xmlns:wpg="http://schemas.microsoft.com/office/word/2010/wordprocessingGroup" xmlns:wpi="http://schemas.microsoft.com/office/word/2010/wordprocessingInk" xmlns:wne="http://schemas.microsoft.com/office/word/2006/wordml" xmlns:wps="http://schemas.microsoft.com/office/word/2010/wordprocessingShape" mc:Ignorable="w14 wp14">
   <w:body>
-    <w:p/>
-    <w:p/>
-    <w:p/>
-    <w:p/>
+    <w:p>
+      <w:pPr>
+        <w:jc w:val="center"/>
+      </w:pPr>
+      <w:r>
+        <w:drawing>
+          <wp:inline xmlns:a="http://schemas.openxmlformats.org/drawingml/2006/main" xmlns:pic="http://schemas.openxmlformats.org/drawingml/2006/picture">
+            <wp:extent cx="1234440" cy="668290"/>
+            <wp:docPr id="1" name="Picture 1"/>
+            <wp:cNvGraphicFramePr>
+              <a:graphicFrameLocks noChangeAspect="1"/>
+            </wp:cNvGraphicFramePr>
+            <a:graphic>
+              <a:graphicData uri="http://schemas.openxmlformats.org/drawingml/2006/picture">
+                <pic:pic>
+                  <pic:nvPicPr>
+                    <pic:cNvPr id="0" name="cover_image_1.png"/>
+                    <pic:cNvPicPr/>
+                  </pic:nvPicPr>
+                  <pic:blipFill>
+                    <a:blip r:embed="rId11"/>
+                    <a:stretch>
+                      <a:fillRect/>
+                    </a:stretch>
+                  </pic:blipFill>
+                  <pic:spPr>
+                    <a:xfrm>
+                      <a:off x="0" y="0"/>
+                      <a:ext cx="1234440" cy="668290"/>
+                    </a:xfrm>
+                    <a:prstGeom prst="rect"/>
+                  </pic:spPr>
+                </pic:pic>
+              </a:graphicData>
+            </a:graphic>
+          </wp:inline>
+        </w:drawing>
+      </w:r>
+    </w:p>
     <w:p>
       <w:pPr>
         <w:jc w:val="center"/>
@@ -15,22 +50,7 @@
           <w:rFonts w:ascii="Calibri" w:hAnsi="Calibri"/>
           <w:b/>
           <w:color w:val="E53935"/>
-          <w:sz w:val="24"/>
-        </w:rPr>
-        <w:t>GUIDE TECHNIQUE &amp; TUTORIEL</w:t>
-      </w:r>
-    </w:p>
-    <w:p>
-      <w:pPr>
-        <w:spacing w:after="120"/>
-        <w:jc w:val="center"/>
-      </w:pPr>
-      <w:r>
-        <w:rPr>
-          <w:rFonts w:ascii="Calibri" w:hAnsi="Calibri"/>
-          <w:b/>
-          <w:color w:val="1F2933"/>
-          <w:sz w:val="64"/>
+          <w:sz w:val="52"/>
         </w:rPr>
         <w:t>Mon PF App</w:t>
       </w:r>
@@ -46,309 +66,22 @@
           <w:color w:val="1F4D78"/>
           <w:sz w:val="28"/>
         </w:rPr>
-        <w:t>Application mobile de gestion des commandes et livraisons d'un restaurant</w:t>
+        <w:t>Tutoriel complet d'installation, test, debug, build et demonstration</w:t>
       </w:r>
     </w:p>
-    <w:tbl>
-      <w:tblPr>
-        <w:tblW w:type="auto" w:w="0"/>
+    <w:p>
+      <w:pPr>
         <w:jc w:val="center"/>
-        <w:tblLayout w:type="fixed"/>
-        <w:tblLook w:firstColumn="1" w:firstRow="1" w:lastColumn="0" w:lastRow="0" w:noHBand="0" w:noVBand="1" w:val="04A0"/>
-        <w:tblBorders>
-          <w:top w:val="single" w:sz="6" w:space="0" w:color="D7DBE2"/>
-          <w:left w:val="single" w:sz="6" w:space="0" w:color="D7DBE2"/>
-          <w:bottom w:val="single" w:sz="6" w:space="0" w:color="D7DBE2"/>
-          <w:right w:val="single" w:sz="6" w:space="0" w:color="D7DBE2"/>
-          <w:insideH w:val="single" w:sz="6" w:space="0" w:color="D7DBE2"/>
-          <w:insideV w:val="single" w:sz="6" w:space="0" w:color="D7DBE2"/>
-        </w:tblBorders>
-        <w:tblCellMar>
-          <w:top w:w="80" w:type="dxa"/>
-          <w:start w:w="120" w:type="dxa"/>
-          <w:bottom w:w="80" w:type="dxa"/>
-          <w:end w:w="120" w:type="dxa"/>
-        </w:tblCellMar>
-      </w:tblPr>
-      <w:tblGrid>
-        <w:gridCol w:w="4680"/>
-        <w:gridCol w:w="4680"/>
-      </w:tblGrid>
-      <w:tr>
-        <w:tc>
-          <w:tcPr>
-            <w:tcW w:type="dxa" w:w="2592"/>
-            <w:shd w:fill="E8EEF5"/>
-            <w:vAlign w:val="center"/>
-          </w:tcPr>
-          <w:p>
-            <w:pPr>
-              <w:spacing w:after="0" w:line="276" w:lineRule="auto"/>
-            </w:pPr>
-            <w:r/>
-            <w:r>
-              <w:rPr>
-                <w:rFonts w:ascii="Calibri" w:hAnsi="Calibri"/>
-                <w:b/>
-                <w:color w:val="1F4D78"/>
-                <w:sz w:val="19"/>
-              </w:rPr>
-              <w:t>Etudiante</w:t>
-            </w:r>
-          </w:p>
-        </w:tc>
-        <w:tc>
-          <w:tcPr>
-            <w:tcW w:type="dxa" w:w="6336"/>
-            <w:vAlign w:val="center"/>
-          </w:tcPr>
-          <w:p>
-            <w:pPr>
-              <w:spacing w:after="0" w:line="276" w:lineRule="auto"/>
-            </w:pPr>
-            <w:r/>
-            <w:r>
-              <w:rPr>
-                <w:rFonts w:ascii="Calibri" w:hAnsi="Calibri"/>
-                <w:b w:val="0"/>
-                <w:color w:val="1F2933"/>
-                <w:sz w:val="19"/>
-              </w:rPr>
-              <w:t>Yassmine Hajji</w:t>
-            </w:r>
-          </w:p>
-        </w:tc>
-      </w:tr>
-      <w:tr>
-        <w:tc>
-          <w:tcPr>
-            <w:tcW w:type="dxa" w:w="2592"/>
-            <w:shd w:fill="E8EEF5"/>
-            <w:vAlign w:val="center"/>
-          </w:tcPr>
-          <w:p>
-            <w:pPr>
-              <w:spacing w:after="0" w:line="276" w:lineRule="auto"/>
-            </w:pPr>
-            <w:r/>
-            <w:r>
-              <w:rPr>
-                <w:rFonts w:ascii="Calibri" w:hAnsi="Calibri"/>
-                <w:b/>
-                <w:color w:val="1F4D78"/>
-                <w:sz w:val="19"/>
-              </w:rPr>
-              <w:t>Filiere</w:t>
-            </w:r>
-          </w:p>
-        </w:tc>
-        <w:tc>
-          <w:tcPr>
-            <w:tcW w:type="dxa" w:w="6336"/>
-            <w:vAlign w:val="center"/>
-          </w:tcPr>
-          <w:p>
-            <w:pPr>
-              <w:spacing w:after="0" w:line="276" w:lineRule="auto"/>
-            </w:pPr>
-            <w:r/>
-            <w:r>
-              <w:rPr>
-                <w:rFonts w:ascii="Calibri" w:hAnsi="Calibri"/>
-                <w:b w:val="0"/>
-                <w:color w:val="1F2933"/>
-                <w:sz w:val="19"/>
-              </w:rPr>
-              <w:t>Developpement d'applications</w:t>
-            </w:r>
-          </w:p>
-        </w:tc>
-      </w:tr>
-      <w:tr>
-        <w:tc>
-          <w:tcPr>
-            <w:tcW w:type="dxa" w:w="2592"/>
-            <w:shd w:fill="E8EEF5"/>
-            <w:vAlign w:val="center"/>
-          </w:tcPr>
-          <w:p>
-            <w:pPr>
-              <w:spacing w:after="0" w:line="276" w:lineRule="auto"/>
-            </w:pPr>
-            <w:r/>
-            <w:r>
-              <w:rPr>
-                <w:rFonts w:ascii="Calibri" w:hAnsi="Calibri"/>
-                <w:b/>
-                <w:color w:val="1F4D78"/>
-                <w:sz w:val="19"/>
-              </w:rPr>
-              <w:t>Contexte</w:t>
-            </w:r>
-          </w:p>
-        </w:tc>
-        <w:tc>
-          <w:tcPr>
-            <w:tcW w:type="dxa" w:w="6336"/>
-            <w:vAlign w:val="center"/>
-          </w:tcPr>
-          <w:p>
-            <w:pPr>
-              <w:spacing w:after="0" w:line="276" w:lineRule="auto"/>
-            </w:pPr>
-            <w:r/>
-            <w:r>
-              <w:rPr>
-                <w:rFonts w:ascii="Calibri" w:hAnsi="Calibri"/>
-                <w:b w:val="0"/>
-                <w:color w:val="1F2933"/>
-                <w:sz w:val="19"/>
-              </w:rPr>
-              <w:t>Projet de fin d'etudes</w:t>
-            </w:r>
-          </w:p>
-        </w:tc>
-      </w:tr>
-      <w:tr>
-        <w:tc>
-          <w:tcPr>
-            <w:tcW w:type="dxa" w:w="2592"/>
-            <w:shd w:fill="E8EEF5"/>
-            <w:vAlign w:val="center"/>
-          </w:tcPr>
-          <w:p>
-            <w:pPr>
-              <w:spacing w:after="0" w:line="276" w:lineRule="auto"/>
-            </w:pPr>
-            <w:r/>
-            <w:r>
-              <w:rPr>
-                <w:rFonts w:ascii="Calibri" w:hAnsi="Calibri"/>
-                <w:b/>
-                <w:color w:val="1F4D78"/>
-                <w:sz w:val="19"/>
-              </w:rPr>
-              <w:t>Version du guide</w:t>
-            </w:r>
-          </w:p>
-        </w:tc>
-        <w:tc>
-          <w:tcPr>
-            <w:tcW w:type="dxa" w:w="6336"/>
-            <w:vAlign w:val="center"/>
-          </w:tcPr>
-          <w:p>
-            <w:pPr>
-              <w:spacing w:after="0" w:line="276" w:lineRule="auto"/>
-            </w:pPr>
-            <w:r/>
-            <w:r>
-              <w:rPr>
-                <w:rFonts w:ascii="Calibri" w:hAnsi="Calibri"/>
-                <w:b w:val="0"/>
-                <w:color w:val="1F2933"/>
-                <w:sz w:val="19"/>
-              </w:rPr>
-              <w:t>13 juin 2026</w:t>
-            </w:r>
-          </w:p>
-        </w:tc>
-      </w:tr>
-      <w:tr>
-        <w:tc>
-          <w:tcPr>
-            <w:tcW w:type="dxa" w:w="2592"/>
-            <w:shd w:fill="E8EEF5"/>
-            <w:vAlign w:val="center"/>
-          </w:tcPr>
-          <w:p>
-            <w:pPr>
-              <w:spacing w:after="0" w:line="276" w:lineRule="auto"/>
-            </w:pPr>
-            <w:r/>
-            <w:r>
-              <w:rPr>
-                <w:rFonts w:ascii="Calibri" w:hAnsi="Calibri"/>
-                <w:b/>
-                <w:color w:val="1F4D78"/>
-                <w:sz w:val="19"/>
-              </w:rPr>
-              <w:t>Plateformes ciblees</w:t>
-            </w:r>
-          </w:p>
-        </w:tc>
-        <w:tc>
-          <w:tcPr>
-            <w:tcW w:type="dxa" w:w="6336"/>
-            <w:vAlign w:val="center"/>
-          </w:tcPr>
-          <w:p>
-            <w:pPr>
-              <w:spacing w:after="0" w:line="276" w:lineRule="auto"/>
-            </w:pPr>
-            <w:r/>
-            <w:r>
-              <w:rPr>
-                <w:rFonts w:ascii="Calibri" w:hAnsi="Calibri"/>
-                <w:b w:val="0"/>
-                <w:color w:val="1F2933"/>
-                <w:sz w:val="19"/>
-              </w:rPr>
-              <w:t>Android en priorite, Windows en preparation</w:t>
-            </w:r>
-          </w:p>
-        </w:tc>
-      </w:tr>
-    </w:tbl>
-    <w:p/>
-    <w:tbl>
-      <w:tblPr>
-        <w:tblW w:type="auto" w:w="0"/>
-        <w:jc w:val="center"/>
-        <w:tblLook w:firstColumn="1" w:firstRow="1" w:lastColumn="0" w:lastRow="0" w:noHBand="0" w:noVBand="1" w:val="04A0"/>
-        <w:tblBorders>
-          <w:top w:val="single" w:sz="6" w:space="0" w:color="F3B4B4"/>
-          <w:left w:val="single" w:sz="6" w:space="0" w:color="F3B4B4"/>
-          <w:bottom w:val="single" w:sz="6" w:space="0" w:color="F3B4B4"/>
-          <w:right w:val="single" w:sz="6" w:space="0" w:color="F3B4B4"/>
-          <w:insideH w:val="single" w:sz="6" w:space="0" w:color="F3B4B4"/>
-          <w:insideV w:val="single" w:sz="6" w:space="0" w:color="F3B4B4"/>
-        </w:tblBorders>
-        <w:tblCellMar>
-          <w:top w:w="140" w:type="dxa"/>
-          <w:start w:w="180" w:type="dxa"/>
-          <w:bottom w:w="140" w:type="dxa"/>
-          <w:end w:w="180" w:type="dxa"/>
-        </w:tblCellMar>
-      </w:tblPr>
-      <w:tblGrid>
-        <w:gridCol w:w="9360"/>
-      </w:tblGrid>
-      <w:tr>
-        <w:tc>
-          <w:tcPr>
-            <w:tcW w:type="dxa" w:w="9360"/>
-            <w:shd w:fill="FDECEC"/>
-            <w:vAlign w:val="center"/>
-          </w:tcPr>
-          <w:p>
-            <w:pPr>
-              <w:spacing w:after="0" w:line="276" w:lineRule="auto"/>
-            </w:pPr>
-            <w:r/>
-            <w:r>
-              <w:rPr>
-                <w:rFonts w:ascii="Calibri" w:hAnsi="Calibri"/>
-                <w:b/>
-                <w:color w:val="1F2933"/>
-                <w:sz w:val="21"/>
-              </w:rPr>
-              <w:t>Objectif du document: expliquer clairement ce qui a ete construit, pourquoi ces choix techniques ont ete faits, comment les pieces se connectent, et comment tester/presenter l'application.</w:t>
-            </w:r>
-          </w:p>
-        </w:tc>
-      </w:tr>
-    </w:tbl>
+      </w:pPr>
+      <w:r>
+        <w:rPr>
+          <w:rFonts w:ascii="Calibri" w:hAnsi="Calibri"/>
+          <w:color w:val="5D6877"/>
+          <w:sz w:val="22"/>
+        </w:rPr>
+        <w:t>HAJJI Yassmine - BTS Developpement des Applications Informatiques</w:t>
+      </w:r>
+    </w:p>
     <w:p>
       <w:r>
         <w:br w:type="page"/>
@@ -359,25 +92,118 @@
         <w:pStyle w:val="Heading1"/>
       </w:pPr>
       <w:r>
-        <w:t>1. Vue d'ensemble</w:t>
+        <w:t>Sommaire du tutoriel</w:t>
       </w:r>
     </w:p>
     <w:p>
       <w:r>
         <w:rPr>
           <w:rFonts w:ascii="Calibri" w:hAnsi="Calibri"/>
-          <w:color w:val="1F2933"/>
+          <w:sz w:val="20"/>
         </w:rPr>
-        <w:t>Mon PF App est une application Flutter qui digitalise le parcours d'un restaurant: le client consulte le menu, ajoute des plats au panier, valide une commande, suit la livraison, pendant que les espaces livreur et administrateur montrent le pilotage operationnel.</w:t>
+        <w:t>1. Ce que contient le projet</w:t>
       </w:r>
     </w:p>
     <w:p>
       <w:r>
         <w:rPr>
           <w:rFonts w:ascii="Calibri" w:hAnsi="Calibri"/>
-          <w:color w:val="1F2933"/>
+          <w:sz w:val="20"/>
         </w:rPr>
-        <w:t>Le projet est actuellement livre avec un mode demonstration active par defaut. Ce mode permet de tester l'interface complete sans backend. Quand l'API Laravel/MySQL est prete, l'application bascule vers le vrai serveur avec des variables d'environnement Flutter.</w:t>
+        <w:t>2. Pre-requis et chemins importants</w:t>
+      </w:r>
+    </w:p>
+    <w:p>
+      <w:r>
+        <w:rPr>
+          <w:rFonts w:ascii="Calibri" w:hAnsi="Calibri"/>
+          <w:sz w:val="20"/>
+        </w:rPr>
+        <w:t>3. Lancer le backend Laravel</w:t>
+      </w:r>
+    </w:p>
+    <w:p>
+      <w:r>
+        <w:rPr>
+          <w:rFonts w:ascii="Calibri" w:hAnsi="Calibri"/>
+          <w:sz w:val="20"/>
+        </w:rPr>
+        <w:t>4. Lancer Flutter en mode demo ou backend reel</w:t>
+      </w:r>
+    </w:p>
+    <w:p>
+      <w:r>
+        <w:rPr>
+          <w:rFonts w:ascii="Calibri" w:hAnsi="Calibri"/>
+          <w:sz w:val="20"/>
+        </w:rPr>
+        <w:t>5. Tester sur Android</w:t>
+      </w:r>
+    </w:p>
+    <w:p>
+      <w:r>
+        <w:rPr>
+          <w:rFonts w:ascii="Calibri" w:hAnsi="Calibri"/>
+          <w:sz w:val="20"/>
+        </w:rPr>
+        <w:t>6. Tester sur Windows</w:t>
+      </w:r>
+    </w:p>
+    <w:p>
+      <w:r>
+        <w:rPr>
+          <w:rFonts w:ascii="Calibri" w:hAnsi="Calibri"/>
+          <w:sz w:val="20"/>
+        </w:rPr>
+        <w:t>7. Commandes de test et de build</w:t>
+      </w:r>
+    </w:p>
+    <w:p>
+      <w:r>
+        <w:rPr>
+          <w:rFonts w:ascii="Calibri" w:hAnsi="Calibri"/>
+          <w:sz w:val="20"/>
+        </w:rPr>
+        <w:t>8. Guide de debug</w:t>
+      </w:r>
+    </w:p>
+    <w:p>
+      <w:r>
+        <w:rPr>
+          <w:rFonts w:ascii="Calibri" w:hAnsi="Calibri"/>
+          <w:sz w:val="20"/>
+        </w:rPr>
+        <w:t>9. Architecture et fichiers a comprendre</w:t>
+      </w:r>
+    </w:p>
+    <w:p>
+      <w:r>
+        <w:rPr>
+          <w:rFonts w:ascii="Calibri" w:hAnsi="Calibri"/>
+          <w:sz w:val="20"/>
+        </w:rPr>
+        <w:t>10. Scenario de soutenance</w:t>
+      </w:r>
+    </w:p>
+    <w:p>
+      <w:r>
+        <w:br w:type="page"/>
+      </w:r>
+    </w:p>
+    <w:p>
+      <w:pPr>
+        <w:pStyle w:val="Heading1"/>
+      </w:pPr>
+      <w:r>
+        <w:t>1. Ce que contient le projet</w:t>
+      </w:r>
+    </w:p>
+    <w:p>
+      <w:r>
+        <w:rPr>
+          <w:rFonts w:ascii="Calibri" w:hAnsi="Calibri"/>
+        </w:rPr>
+        <w:t>Le repo contient deux applications complementaires: mon_pfapp pour Flutter et mon_pfapi pour Laravel. Le premier affiche l'interface mobile, le second fournit les donnees reelles demo-prod.</w:t>
       </w:r>
     </w:p>
     <w:tbl>
@@ -387,1019 +213,35 @@
         <w:tblLayout w:type="fixed"/>
         <w:tblLook w:firstColumn="1" w:firstRow="1" w:lastColumn="0" w:lastRow="0" w:noHBand="0" w:noVBand="1" w:val="04A0"/>
         <w:tblBorders>
-          <w:top w:val="single" w:sz="6" w:space="0" w:color="D7DBE2"/>
-          <w:left w:val="single" w:sz="6" w:space="0" w:color="D7DBE2"/>
-          <w:bottom w:val="single" w:sz="6" w:space="0" w:color="D7DBE2"/>
-          <w:right w:val="single" w:sz="6" w:space="0" w:color="D7DBE2"/>
-          <w:insideH w:val="single" w:sz="6" w:space="0" w:color="D7DBE2"/>
-          <w:insideV w:val="single" w:sz="6" w:space="0" w:color="D7DBE2"/>
+          <w:top w:val="single" w:sz="4" w:space="0" w:color="CBD5E1"/>
+          <w:left w:val="single" w:sz="4" w:space="0" w:color="CBD5E1"/>
+          <w:bottom w:val="single" w:sz="4" w:space="0" w:color="CBD5E1"/>
+          <w:right w:val="single" w:sz="4" w:space="0" w:color="CBD5E1"/>
+          <w:insideH w:val="single" w:sz="4" w:space="0" w:color="CBD5E1"/>
+          <w:insideV w:val="single" w:sz="4" w:space="0" w:color="CBD5E1"/>
         </w:tblBorders>
-        <w:tblCellMar>
-          <w:top w:w="80" w:type="dxa"/>
-          <w:start w:w="120" w:type="dxa"/>
-          <w:bottom w:w="80" w:type="dxa"/>
-          <w:end w:w="120" w:type="dxa"/>
-        </w:tblCellMar>
       </w:tblPr>
       <w:tblGrid>
-        <w:gridCol w:w="3120"/>
-        <w:gridCol w:w="3120"/>
-        <w:gridCol w:w="3120"/>
+        <w:gridCol w:w="4773"/>
+        <w:gridCol w:w="4773"/>
       </w:tblGrid>
       <w:tr>
         <w:tc>
           <w:tcPr>
-            <w:tcW w:type="dxa" w:w="1872"/>
+            <w:tcW w:type="dxa" w:w="2304"/>
             <w:shd w:fill="E8EEF5"/>
+            <w:tcMar>
+              <w:top w:w="80" w:type="dxa"/>
+              <w:bottom w:w="80" w:type="dxa"/>
+              <w:start w:w="120" w:type="dxa"/>
+              <w:end w:w="120" w:type="dxa"/>
+            </w:tcMar>
             <w:vAlign w:val="center"/>
           </w:tcPr>
           <w:p>
             <w:pPr>
-              <w:spacing w:after="0" w:line="276" w:lineRule="auto"/>
+              <w:jc w:val="center"/>
             </w:pPr>
-            <w:r/>
-            <w:r>
-              <w:rPr>
-                <w:rFonts w:ascii="Calibri" w:hAnsi="Calibri"/>
-                <w:b/>
-                <w:color w:val="1F4D78"/>
-                <w:sz w:val="18"/>
-              </w:rPr>
-              <w:t>Acteur</w:t>
-            </w:r>
-          </w:p>
-        </w:tc>
-        <w:tc>
-          <w:tcPr>
-            <w:tcW w:type="dxa" w:w="4752"/>
-            <w:shd w:fill="E8EEF5"/>
-            <w:vAlign w:val="center"/>
-          </w:tcPr>
-          <w:p>
-            <w:pPr>
-              <w:spacing w:after="0" w:line="276" w:lineRule="auto"/>
-            </w:pPr>
-            <w:r/>
-            <w:r>
-              <w:rPr>
-                <w:rFonts w:ascii="Calibri" w:hAnsi="Calibri"/>
-                <w:b/>
-                <w:color w:val="1F4D78"/>
-                <w:sz w:val="18"/>
-              </w:rPr>
-              <w:t>Ce qu'il fait dans l'application</w:t>
-            </w:r>
-          </w:p>
-        </w:tc>
-        <w:tc>
-          <w:tcPr>
-            <w:tcW w:type="dxa" w:w="2736"/>
-            <w:shd w:fill="E8EEF5"/>
-            <w:vAlign w:val="center"/>
-          </w:tcPr>
-          <w:p>
-            <w:pPr>
-              <w:spacing w:after="0" w:line="276" w:lineRule="auto"/>
-            </w:pPr>
-            <w:r/>
-            <w:r>
-              <w:rPr>
-                <w:rFonts w:ascii="Calibri" w:hAnsi="Calibri"/>
-                <w:b/>
-                <w:color w:val="1F4D78"/>
-                <w:sz w:val="18"/>
-              </w:rPr>
-              <w:t>Ecrans concernes</w:t>
-            </w:r>
-          </w:p>
-        </w:tc>
-      </w:tr>
-      <w:tr>
-        <w:tc>
-          <w:tcPr>
-            <w:tcW w:type="dxa" w:w="1872"/>
-            <w:vAlign w:val="center"/>
-          </w:tcPr>
-          <w:p>
-            <w:pPr>
-              <w:spacing w:after="0" w:line="276" w:lineRule="auto"/>
-            </w:pPr>
-            <w:r/>
-            <w:r>
-              <w:rPr>
-                <w:rFonts w:ascii="Calibri" w:hAnsi="Calibri"/>
-                <w:b w:val="0"/>
-                <w:color w:val="1F2933"/>
-                <w:sz w:val="18"/>
-              </w:rPr>
-              <w:t>Client</w:t>
-            </w:r>
-          </w:p>
-        </w:tc>
-        <w:tc>
-          <w:tcPr>
-            <w:tcW w:type="dxa" w:w="4752"/>
-            <w:vAlign w:val="center"/>
-          </w:tcPr>
-          <w:p>
-            <w:pPr>
-              <w:spacing w:after="0" w:line="276" w:lineRule="auto"/>
-            </w:pPr>
-            <w:r/>
-            <w:r>
-              <w:rPr>
-                <w:rFonts w:ascii="Calibri" w:hAnsi="Calibri"/>
-                <w:b w:val="0"/>
-                <w:color w:val="1F2933"/>
-                <w:sz w:val="18"/>
-              </w:rPr>
-              <w:t>Se connecter, parcourir le menu, gerer le panier, suivre la commande.</w:t>
-            </w:r>
-          </w:p>
-        </w:tc>
-        <w:tc>
-          <w:tcPr>
-            <w:tcW w:type="dxa" w:w="2736"/>
-            <w:vAlign w:val="center"/>
-          </w:tcPr>
-          <w:p>
-            <w:pPr>
-              <w:spacing w:after="0" w:line="276" w:lineRule="auto"/>
-            </w:pPr>
-            <w:r/>
-            <w:r>
-              <w:rPr>
-                <w:rFonts w:ascii="Calibri" w:hAnsi="Calibri"/>
-                <w:b w:val="0"/>
-                <w:color w:val="1F2933"/>
-                <w:sz w:val="18"/>
-              </w:rPr>
-              <w:t>Login, Accueil, Menu, Panier, Suivi, Commandes, Profil</w:t>
-            </w:r>
-          </w:p>
-        </w:tc>
-      </w:tr>
-      <w:tr>
-        <w:tc>
-          <w:tcPr>
-            <w:tcW w:type="dxa" w:w="1872"/>
-            <w:vAlign w:val="center"/>
-          </w:tcPr>
-          <w:p>
-            <w:pPr>
-              <w:spacing w:after="0" w:line="276" w:lineRule="auto"/>
-            </w:pPr>
-            <w:r/>
-            <w:r>
-              <w:rPr>
-                <w:rFonts w:ascii="Calibri" w:hAnsi="Calibri"/>
-                <w:b w:val="0"/>
-                <w:color w:val="1F2933"/>
-                <w:sz w:val="18"/>
-              </w:rPr>
-              <w:t>Livreur</w:t>
-            </w:r>
-          </w:p>
-        </w:tc>
-        <w:tc>
-          <w:tcPr>
-            <w:tcW w:type="dxa" w:w="4752"/>
-            <w:vAlign w:val="center"/>
-          </w:tcPr>
-          <w:p>
-            <w:pPr>
-              <w:spacing w:after="0" w:line="276" w:lineRule="auto"/>
-            </w:pPr>
-            <w:r/>
-            <w:r>
-              <w:rPr>
-                <w:rFonts w:ascii="Calibri" w:hAnsi="Calibri"/>
-                <w:b w:val="0"/>
-                <w:color w:val="1F2933"/>
-                <w:sz w:val="18"/>
-              </w:rPr>
-              <w:t>Voir les livraisons disponibles, accepter/refuser et suivre les indicateurs.</w:t>
-            </w:r>
-          </w:p>
-        </w:tc>
-        <w:tc>
-          <w:tcPr>
-            <w:tcW w:type="dxa" w:w="2736"/>
-            <w:vAlign w:val="center"/>
-          </w:tcPr>
-          <w:p>
-            <w:pPr>
-              <w:spacing w:after="0" w:line="276" w:lineRule="auto"/>
-            </w:pPr>
-            <w:r/>
-            <w:r>
-              <w:rPr>
-                <w:rFonts w:ascii="Calibri" w:hAnsi="Calibri"/>
-                <w:b w:val="0"/>
-                <w:color w:val="1F2933"/>
-                <w:sz w:val="18"/>
-              </w:rPr>
-              <w:t>Tableau de bord livreur</w:t>
-            </w:r>
-          </w:p>
-        </w:tc>
-      </w:tr>
-      <w:tr>
-        <w:tc>
-          <w:tcPr>
-            <w:tcW w:type="dxa" w:w="1872"/>
-            <w:vAlign w:val="center"/>
-          </w:tcPr>
-          <w:p>
-            <w:pPr>
-              <w:spacing w:after="0" w:line="276" w:lineRule="auto"/>
-            </w:pPr>
-            <w:r/>
-            <w:r>
-              <w:rPr>
-                <w:rFonts w:ascii="Calibri" w:hAnsi="Calibri"/>
-                <w:b w:val="0"/>
-                <w:color w:val="1F2933"/>
-                <w:sz w:val="18"/>
-              </w:rPr>
-              <w:t>Administrateur</w:t>
-            </w:r>
-          </w:p>
-        </w:tc>
-        <w:tc>
-          <w:tcPr>
-            <w:tcW w:type="dxa" w:w="4752"/>
-            <w:vAlign w:val="center"/>
-          </w:tcPr>
-          <w:p>
-            <w:pPr>
-              <w:spacing w:after="0" w:line="276" w:lineRule="auto"/>
-            </w:pPr>
-            <w:r/>
-            <w:r>
-              <w:rPr>
-                <w:rFonts w:ascii="Calibri" w:hAnsi="Calibri"/>
-                <w:b w:val="0"/>
-                <w:color w:val="1F2933"/>
-                <w:sz w:val="18"/>
-              </w:rPr>
-              <w:t>Observer les ventes, commandes, clients actifs, livreurs et alertes stock.</w:t>
-            </w:r>
-          </w:p>
-        </w:tc>
-        <w:tc>
-          <w:tcPr>
-            <w:tcW w:type="dxa" w:w="2736"/>
-            <w:vAlign w:val="center"/>
-          </w:tcPr>
-          <w:p>
-            <w:pPr>
-              <w:spacing w:after="0" w:line="276" w:lineRule="auto"/>
-            </w:pPr>
-            <w:r/>
-            <w:r>
-              <w:rPr>
-                <w:rFonts w:ascii="Calibri" w:hAnsi="Calibri"/>
-                <w:b w:val="0"/>
-                <w:color w:val="1F2933"/>
-                <w:sz w:val="18"/>
-              </w:rPr>
-              <w:t>Tableau de bord administration</w:t>
-            </w:r>
-          </w:p>
-        </w:tc>
-      </w:tr>
-      <w:tr>
-        <w:tc>
-          <w:tcPr>
-            <w:tcW w:type="dxa" w:w="1872"/>
-            <w:vAlign w:val="center"/>
-          </w:tcPr>
-          <w:p>
-            <w:pPr>
-              <w:spacing w:after="0" w:line="276" w:lineRule="auto"/>
-            </w:pPr>
-            <w:r/>
-            <w:r>
-              <w:rPr>
-                <w:rFonts w:ascii="Calibri" w:hAnsi="Calibri"/>
-                <w:b w:val="0"/>
-                <w:color w:val="1F2933"/>
-                <w:sz w:val="18"/>
-              </w:rPr>
-              <w:t>Serveur</w:t>
-            </w:r>
-          </w:p>
-        </w:tc>
-        <w:tc>
-          <w:tcPr>
-            <w:tcW w:type="dxa" w:w="4752"/>
-            <w:vAlign w:val="center"/>
-          </w:tcPr>
-          <w:p>
-            <w:pPr>
-              <w:spacing w:after="0" w:line="276" w:lineRule="auto"/>
-            </w:pPr>
-            <w:r/>
-            <w:r>
-              <w:rPr>
-                <w:rFonts w:ascii="Calibri" w:hAnsi="Calibri"/>
-                <w:b w:val="0"/>
-                <w:color w:val="1F2933"/>
-                <w:sz w:val="18"/>
-              </w:rPr>
-              <w:t>Representable dans le flux operationnel/admin; peut devenir un espace dedie si le jury demande une separation.</w:t>
-            </w:r>
-          </w:p>
-        </w:tc>
-        <w:tc>
-          <w:tcPr>
-            <w:tcW w:type="dxa" w:w="2736"/>
-            <w:vAlign w:val="center"/>
-          </w:tcPr>
-          <w:p>
-            <w:pPr>
-              <w:spacing w:after="0" w:line="276" w:lineRule="auto"/>
-            </w:pPr>
-            <w:r/>
-            <w:r>
-              <w:rPr>
-                <w:rFonts w:ascii="Calibri" w:hAnsi="Calibri"/>
-                <w:b w:val="0"/>
-                <w:color w:val="1F2933"/>
-                <w:sz w:val="18"/>
-              </w:rPr>
-              <w:t>Extension future</w:t>
-            </w:r>
-          </w:p>
-        </w:tc>
-      </w:tr>
-    </w:tbl>
-    <w:p/>
-    <w:p>
-      <w:pPr>
-        <w:jc w:val="center"/>
-      </w:pPr>
-      <w:r>
-        <w:drawing>
-          <wp:inline xmlns:a="http://schemas.openxmlformats.org/drawingml/2006/main" xmlns:pic="http://schemas.openxmlformats.org/drawingml/2006/picture">
-            <wp:extent cx="5943600" cy="3566160"/>
-            <wp:docPr id="1" name="Picture 1"/>
-            <wp:cNvGraphicFramePr>
-              <a:graphicFrameLocks noChangeAspect="1"/>
-            </wp:cNvGraphicFramePr>
-            <a:graphic>
-              <a:graphicData uri="http://schemas.openxmlformats.org/drawingml/2006/picture">
-                <pic:pic>
-                  <pic:nvPicPr>
-                    <pic:cNvPr id="0" name="architecture.png"/>
-                    <pic:cNvPicPr/>
-                  </pic:nvPicPr>
-                  <pic:blipFill>
-                    <a:blip r:embed="rId11"/>
-                    <a:stretch>
-                      <a:fillRect/>
-                    </a:stretch>
-                  </pic:blipFill>
-                  <pic:spPr>
-                    <a:xfrm>
-                      <a:off x="0" y="0"/>
-                      <a:ext cx="5943600" cy="3566160"/>
-                    </a:xfrm>
-                    <a:prstGeom prst="rect"/>
-                  </pic:spPr>
-                </pic:pic>
-              </a:graphicData>
-            </a:graphic>
-          </wp:inline>
-        </w:drawing>
-      </w:r>
-    </w:p>
-    <w:p>
-      <w:pPr>
-        <w:spacing w:after="160"/>
-        <w:jc w:val="center"/>
-      </w:pPr>
-      <w:r>
-        <w:rPr>
-          <w:rFonts w:ascii="Calibri" w:hAnsi="Calibri"/>
-          <w:i/>
-          <w:color w:val="6E7681"/>
-          <w:sz w:val="18"/>
-        </w:rPr>
-        <w:t>Figure 1 - Architecture cible et mode demo.</w:t>
-      </w:r>
-    </w:p>
-    <w:p>
-      <w:pPr>
-        <w:pStyle w:val="Heading1"/>
-      </w:pPr>
-      <w:r>
-        <w:t>2. Stack technique et raisons des choix</w:t>
-      </w:r>
-    </w:p>
-    <w:tbl>
-      <w:tblPr>
-        <w:tblW w:type="auto" w:w="0"/>
-        <w:jc w:val="center"/>
-        <w:tblLayout w:type="fixed"/>
-        <w:tblLook w:firstColumn="1" w:firstRow="1" w:lastColumn="0" w:lastRow="0" w:noHBand="0" w:noVBand="1" w:val="04A0"/>
-        <w:tblBorders>
-          <w:top w:val="single" w:sz="6" w:space="0" w:color="D7DBE2"/>
-          <w:left w:val="single" w:sz="6" w:space="0" w:color="D7DBE2"/>
-          <w:bottom w:val="single" w:sz="6" w:space="0" w:color="D7DBE2"/>
-          <w:right w:val="single" w:sz="6" w:space="0" w:color="D7DBE2"/>
-          <w:insideH w:val="single" w:sz="6" w:space="0" w:color="D7DBE2"/>
-          <w:insideV w:val="single" w:sz="6" w:space="0" w:color="D7DBE2"/>
-        </w:tblBorders>
-        <w:tblCellMar>
-          <w:top w:w="80" w:type="dxa"/>
-          <w:start w:w="120" w:type="dxa"/>
-          <w:bottom w:w="80" w:type="dxa"/>
-          <w:end w:w="120" w:type="dxa"/>
-        </w:tblCellMar>
-      </w:tblPr>
-      <w:tblGrid>
-        <w:gridCol w:w="3120"/>
-        <w:gridCol w:w="3120"/>
-        <w:gridCol w:w="3120"/>
-      </w:tblGrid>
-      <w:tr>
-        <w:tc>
-          <w:tcPr>
-            <w:tcW w:type="dxa" w:w="2088"/>
-            <w:shd w:fill="E8EEF5"/>
-            <w:vAlign w:val="center"/>
-          </w:tcPr>
-          <w:p>
-            <w:pPr>
-              <w:spacing w:after="0" w:line="276" w:lineRule="auto"/>
-            </w:pPr>
-            <w:r/>
-            <w:r>
-              <w:rPr>
-                <w:rFonts w:ascii="Calibri" w:hAnsi="Calibri"/>
-                <w:b/>
-                <w:color w:val="1F4D78"/>
-                <w:sz w:val="18"/>
-              </w:rPr>
-              <w:t>Technologie</w:t>
-            </w:r>
-          </w:p>
-        </w:tc>
-        <w:tc>
-          <w:tcPr>
-            <w:tcW w:type="dxa" w:w="3168"/>
-            <w:shd w:fill="E8EEF5"/>
-            <w:vAlign w:val="center"/>
-          </w:tcPr>
-          <w:p>
-            <w:pPr>
-              <w:spacing w:after="0" w:line="276" w:lineRule="auto"/>
-            </w:pPr>
-            <w:r/>
-            <w:r>
-              <w:rPr>
-                <w:rFonts w:ascii="Calibri" w:hAnsi="Calibri"/>
-                <w:b/>
-                <w:color w:val="1F4D78"/>
-                <w:sz w:val="18"/>
-              </w:rPr>
-              <w:t>Ou elle se trouve</w:t>
-            </w:r>
-          </w:p>
-        </w:tc>
-        <w:tc>
-          <w:tcPr>
-            <w:tcW w:type="dxa" w:w="4104"/>
-            <w:shd w:fill="E8EEF5"/>
-            <w:vAlign w:val="center"/>
-          </w:tcPr>
-          <w:p>
-            <w:pPr>
-              <w:spacing w:after="0" w:line="276" w:lineRule="auto"/>
-            </w:pPr>
-            <w:r/>
-            <w:r>
-              <w:rPr>
-                <w:rFonts w:ascii="Calibri" w:hAnsi="Calibri"/>
-                <w:b/>
-                <w:color w:val="1F4D78"/>
-                <w:sz w:val="18"/>
-              </w:rPr>
-              <w:t>Pourquoi ce choix</w:t>
-            </w:r>
-          </w:p>
-        </w:tc>
-      </w:tr>
-      <w:tr>
-        <w:tc>
-          <w:tcPr>
-            <w:tcW w:type="dxa" w:w="2088"/>
-            <w:vAlign w:val="center"/>
-          </w:tcPr>
-          <w:p>
-            <w:pPr>
-              <w:spacing w:after="0" w:line="276" w:lineRule="auto"/>
-            </w:pPr>
-            <w:r/>
-            <w:r>
-              <w:rPr>
-                <w:rFonts w:ascii="Calibri" w:hAnsi="Calibri"/>
-                <w:b w:val="0"/>
-                <w:color w:val="1F2933"/>
-                <w:sz w:val="18"/>
-              </w:rPr>
-              <w:t>Flutter / Dart</w:t>
-            </w:r>
-          </w:p>
-        </w:tc>
-        <w:tc>
-          <w:tcPr>
-            <w:tcW w:type="dxa" w:w="3168"/>
-            <w:vAlign w:val="center"/>
-          </w:tcPr>
-          <w:p>
-            <w:pPr>
-              <w:spacing w:after="0" w:line="276" w:lineRule="auto"/>
-            </w:pPr>
-            <w:r/>
-            <w:r>
-              <w:rPr>
-                <w:rFonts w:ascii="Calibri" w:hAnsi="Calibri"/>
-                <w:b w:val="0"/>
-                <w:color w:val="1F2933"/>
-                <w:sz w:val="18"/>
-              </w:rPr>
-              <w:t>mon_pfapp/lib</w:t>
-            </w:r>
-          </w:p>
-        </w:tc>
-        <w:tc>
-          <w:tcPr>
-            <w:tcW w:type="dxa" w:w="4104"/>
-            <w:vAlign w:val="center"/>
-          </w:tcPr>
-          <w:p>
-            <w:pPr>
-              <w:spacing w:after="0" w:line="276" w:lineRule="auto"/>
-            </w:pPr>
-            <w:r/>
-            <w:r>
-              <w:rPr>
-                <w:rFonts w:ascii="Calibri" w:hAnsi="Calibri"/>
-                <w:b w:val="0"/>
-                <w:color w:val="1F2933"/>
-                <w:sz w:val="18"/>
-              </w:rPr>
-              <w:t>Un seul codebase pour Android, Windows, web de test, et plus tard iOS/Linux/macOS si les toolchains sont installees.</w:t>
-            </w:r>
-          </w:p>
-        </w:tc>
-      </w:tr>
-      <w:tr>
-        <w:tc>
-          <w:tcPr>
-            <w:tcW w:type="dxa" w:w="2088"/>
-            <w:vAlign w:val="center"/>
-          </w:tcPr>
-          <w:p>
-            <w:pPr>
-              <w:spacing w:after="0" w:line="276" w:lineRule="auto"/>
-            </w:pPr>
-            <w:r/>
-            <w:r>
-              <w:rPr>
-                <w:rFonts w:ascii="Calibri" w:hAnsi="Calibri"/>
-                <w:b w:val="0"/>
-                <w:color w:val="1F2933"/>
-                <w:sz w:val="18"/>
-              </w:rPr>
-              <w:t>Material 3</w:t>
-            </w:r>
-          </w:p>
-        </w:tc>
-        <w:tc>
-          <w:tcPr>
-            <w:tcW w:type="dxa" w:w="3168"/>
-            <w:vAlign w:val="center"/>
-          </w:tcPr>
-          <w:p>
-            <w:pPr>
-              <w:spacing w:after="0" w:line="276" w:lineRule="auto"/>
-            </w:pPr>
-            <w:r/>
-            <w:r>
-              <w:rPr>
-                <w:rFonts w:ascii="Calibri" w:hAnsi="Calibri"/>
-                <w:b w:val="0"/>
-                <w:color w:val="1F2933"/>
-                <w:sz w:val="18"/>
-              </w:rPr>
-              <w:t>MyApp + shared/widgets/app_ui.dart</w:t>
-            </w:r>
-          </w:p>
-        </w:tc>
-        <w:tc>
-          <w:tcPr>
-            <w:tcW w:type="dxa" w:w="4104"/>
-            <w:vAlign w:val="center"/>
-          </w:tcPr>
-          <w:p>
-            <w:pPr>
-              <w:spacing w:after="0" w:line="276" w:lineRule="auto"/>
-            </w:pPr>
-            <w:r/>
-            <w:r>
-              <w:rPr>
-                <w:rFonts w:ascii="Calibri" w:hAnsi="Calibri"/>
-                <w:b w:val="0"/>
-                <w:color w:val="1F2933"/>
-                <w:sz w:val="18"/>
-              </w:rPr>
-              <w:t>Composants coherents, themes faciles, rendu propre sur mobile.</w:t>
-            </w:r>
-          </w:p>
-        </w:tc>
-      </w:tr>
-      <w:tr>
-        <w:tc>
-          <w:tcPr>
-            <w:tcW w:type="dxa" w:w="2088"/>
-            <w:vAlign w:val="center"/>
-          </w:tcPr>
-          <w:p>
-            <w:pPr>
-              <w:spacing w:after="0" w:line="276" w:lineRule="auto"/>
-            </w:pPr>
-            <w:r/>
-            <w:r>
-              <w:rPr>
-                <w:rFonts w:ascii="Calibri" w:hAnsi="Calibri"/>
-                <w:b w:val="0"/>
-                <w:color w:val="1F2933"/>
-                <w:sz w:val="18"/>
-              </w:rPr>
-              <w:t>HTTP REST</w:t>
-            </w:r>
-          </w:p>
-        </w:tc>
-        <w:tc>
-          <w:tcPr>
-            <w:tcW w:type="dxa" w:w="3168"/>
-            <w:vAlign w:val="center"/>
-          </w:tcPr>
-          <w:p>
-            <w:pPr>
-              <w:spacing w:after="0" w:line="276" w:lineRule="auto"/>
-            </w:pPr>
-            <w:r/>
-            <w:r>
-              <w:rPr>
-                <w:rFonts w:ascii="Calibri" w:hAnsi="Calibri"/>
-                <w:b w:val="0"/>
-                <w:color w:val="1F2933"/>
-                <w:sz w:val="18"/>
-              </w:rPr>
-              <w:t>features/auth/data/auth_service.dart</w:t>
-            </w:r>
-          </w:p>
-        </w:tc>
-        <w:tc>
-          <w:tcPr>
-            <w:tcW w:type="dxa" w:w="4104"/>
-            <w:vAlign w:val="center"/>
-          </w:tcPr>
-          <w:p>
-            <w:pPr>
-              <w:spacing w:after="0" w:line="276" w:lineRule="auto"/>
-            </w:pPr>
-            <w:r/>
-            <w:r>
-              <w:rPr>
-                <w:rFonts w:ascii="Calibri" w:hAnsi="Calibri"/>
-                <w:b w:val="0"/>
-                <w:color w:val="1F2933"/>
-                <w:sz w:val="18"/>
-              </w:rPr>
-              <w:t>Integration simple avec un backend Laravel classique.</w:t>
-            </w:r>
-          </w:p>
-        </w:tc>
-      </w:tr>
-      <w:tr>
-        <w:tc>
-          <w:tcPr>
-            <w:tcW w:type="dxa" w:w="2088"/>
-            <w:vAlign w:val="center"/>
-          </w:tcPr>
-          <w:p>
-            <w:pPr>
-              <w:spacing w:after="0" w:line="276" w:lineRule="auto"/>
-            </w:pPr>
-            <w:r/>
-            <w:r>
-              <w:rPr>
-                <w:rFonts w:ascii="Calibri" w:hAnsi="Calibri"/>
-                <w:b w:val="0"/>
-                <w:color w:val="1F2933"/>
-                <w:sz w:val="18"/>
-              </w:rPr>
-              <w:t>flutter_secure_storage</w:t>
-            </w:r>
-          </w:p>
-        </w:tc>
-        <w:tc>
-          <w:tcPr>
-            <w:tcW w:type="dxa" w:w="3168"/>
-            <w:vAlign w:val="center"/>
-          </w:tcPr>
-          <w:p>
-            <w:pPr>
-              <w:spacing w:after="0" w:line="276" w:lineRule="auto"/>
-            </w:pPr>
-            <w:r/>
-            <w:r>
-              <w:rPr>
-                <w:rFonts w:ascii="Calibri" w:hAnsi="Calibri"/>
-                <w:b w:val="0"/>
-                <w:color w:val="1F2933"/>
-                <w:sz w:val="18"/>
-              </w:rPr>
-              <w:t>core/storage.dart</w:t>
-            </w:r>
-          </w:p>
-        </w:tc>
-        <w:tc>
-          <w:tcPr>
-            <w:tcW w:type="dxa" w:w="4104"/>
-            <w:vAlign w:val="center"/>
-          </w:tcPr>
-          <w:p>
-            <w:pPr>
-              <w:spacing w:after="0" w:line="276" w:lineRule="auto"/>
-            </w:pPr>
-            <w:r/>
-            <w:r>
-              <w:rPr>
-                <w:rFonts w:ascii="Calibri" w:hAnsi="Calibri"/>
-                <w:b w:val="0"/>
-                <w:color w:val="1F2933"/>
-                <w:sz w:val="18"/>
-              </w:rPr>
-              <w:t>Stocker le token hors SharedPreferences pour reduire le risque de fuite.</w:t>
-            </w:r>
-          </w:p>
-        </w:tc>
-      </w:tr>
-      <w:tr>
-        <w:tc>
-          <w:tcPr>
-            <w:tcW w:type="dxa" w:w="2088"/>
-            <w:vAlign w:val="center"/>
-          </w:tcPr>
-          <w:p>
-            <w:pPr>
-              <w:spacing w:after="0" w:line="276" w:lineRule="auto"/>
-            </w:pPr>
-            <w:r/>
-            <w:r>
-              <w:rPr>
-                <w:rFonts w:ascii="Calibri" w:hAnsi="Calibri"/>
-                <w:b w:val="0"/>
-                <w:color w:val="1F2933"/>
-                <w:sz w:val="18"/>
-              </w:rPr>
-              <w:t>Laravel + MySQL attendu</w:t>
-            </w:r>
-          </w:p>
-        </w:tc>
-        <w:tc>
-          <w:tcPr>
-            <w:tcW w:type="dxa" w:w="3168"/>
-            <w:vAlign w:val="center"/>
-          </w:tcPr>
-          <w:p>
-            <w:pPr>
-              <w:spacing w:after="0" w:line="276" w:lineRule="auto"/>
-            </w:pPr>
-            <w:r/>
-            <w:r>
-              <w:rPr>
-                <w:rFonts w:ascii="Calibri" w:hAnsi="Calibri"/>
-                <w:b w:val="0"/>
-                <w:color w:val="1F2933"/>
-                <w:sz w:val="18"/>
-              </w:rPr>
-              <w:t>Backend externe</w:t>
-            </w:r>
-          </w:p>
-        </w:tc>
-        <w:tc>
-          <w:tcPr>
-            <w:tcW w:type="dxa" w:w="4104"/>
-            <w:vAlign w:val="center"/>
-          </w:tcPr>
-          <w:p>
-            <w:pPr>
-              <w:spacing w:after="0" w:line="276" w:lineRule="auto"/>
-            </w:pPr>
-            <w:r/>
-            <w:r>
-              <w:rPr>
-                <w:rFonts w:ascii="Calibri" w:hAnsi="Calibri"/>
-                <w:b w:val="0"/>
-                <w:color w:val="1F2933"/>
-                <w:sz w:val="18"/>
-              </w:rPr>
-              <w:t>Correspond au cahier de charge: utilisateurs, menu, commandes, livraisons, statistiques.</w:t>
-            </w:r>
-          </w:p>
-        </w:tc>
-      </w:tr>
-      <w:tr>
-        <w:tc>
-          <w:tcPr>
-            <w:tcW w:type="dxa" w:w="2088"/>
-            <w:vAlign w:val="center"/>
-          </w:tcPr>
-          <w:p>
-            <w:pPr>
-              <w:spacing w:after="0" w:line="276" w:lineRule="auto"/>
-            </w:pPr>
-            <w:r/>
-            <w:r>
-              <w:rPr>
-                <w:rFonts w:ascii="Calibri" w:hAnsi="Calibri"/>
-                <w:b w:val="0"/>
-                <w:color w:val="1F2933"/>
-                <w:sz w:val="18"/>
-              </w:rPr>
-              <w:t>Gradle / Android SDK</w:t>
-            </w:r>
-          </w:p>
-        </w:tc>
-        <w:tc>
-          <w:tcPr>
-            <w:tcW w:type="dxa" w:w="3168"/>
-            <w:vAlign w:val="center"/>
-          </w:tcPr>
-          <w:p>
-            <w:pPr>
-              <w:spacing w:after="0" w:line="276" w:lineRule="auto"/>
-            </w:pPr>
-            <w:r/>
-            <w:r>
-              <w:rPr>
-                <w:rFonts w:ascii="Calibri" w:hAnsi="Calibri"/>
-                <w:b w:val="0"/>
-                <w:color w:val="1F2933"/>
-                <w:sz w:val="18"/>
-              </w:rPr>
-              <w:t>android/</w:t>
-            </w:r>
-          </w:p>
-        </w:tc>
-        <w:tc>
-          <w:tcPr>
-            <w:tcW w:type="dxa" w:w="4104"/>
-            <w:vAlign w:val="center"/>
-          </w:tcPr>
-          <w:p>
-            <w:pPr>
-              <w:spacing w:after="0" w:line="276" w:lineRule="auto"/>
-            </w:pPr>
-            <w:r/>
-            <w:r>
-              <w:rPr>
-                <w:rFonts w:ascii="Calibri" w:hAnsi="Calibri"/>
-                <w:b w:val="0"/>
-                <w:color w:val="1F2933"/>
-                <w:sz w:val="18"/>
-              </w:rPr>
-              <w:t>Build debug et release APK pour test et livraison Android.</w:t>
-            </w:r>
-          </w:p>
-        </w:tc>
-      </w:tr>
-    </w:tbl>
-    <w:p/>
-    <w:p>
-      <w:r>
-        <w:rPr>
-          <w:rFonts w:ascii="Calibri" w:hAnsi="Calibri"/>
-          <w:b/>
-          <w:color w:val="1F2933"/>
-        </w:rPr>
-        <w:t>Choix important:</w:t>
-      </w:r>
-      <w:r>
-        <w:rPr>
-          <w:rFonts w:ascii="Calibri" w:hAnsi="Calibri"/>
-          <w:color w:val="1F2933"/>
-        </w:rPr>
-        <w:t xml:space="preserve"> le frontend est pret pour une API reelle, mais le mode demo reste indispensable pour une soutenance ou une production de presentation, car il evite qu'un probleme serveur bloque la demonstration.</w:t>
-      </w:r>
-    </w:p>
-    <w:p>
-      <w:pPr>
-        <w:pStyle w:val="Heading1"/>
-      </w:pPr>
-      <w:r>
-        <w:t>3. Organisation du repository</w:t>
-      </w:r>
-    </w:p>
-    <w:p>
-      <w:pPr>
-        <w:jc w:val="center"/>
-      </w:pPr>
-      <w:r>
-        <w:drawing>
-          <wp:inline xmlns:a="http://schemas.openxmlformats.org/drawingml/2006/main" xmlns:pic="http://schemas.openxmlformats.org/drawingml/2006/picture">
-            <wp:extent cx="5943600" cy="3566160"/>
-            <wp:docPr id="2" name="Picture 2"/>
-            <wp:cNvGraphicFramePr>
-              <a:graphicFrameLocks noChangeAspect="1"/>
-            </wp:cNvGraphicFramePr>
-            <a:graphic>
-              <a:graphicData uri="http://schemas.openxmlformats.org/drawingml/2006/picture">
-                <pic:pic>
-                  <pic:nvPicPr>
-                    <pic:cNvPr id="0" name="repo_structure.png"/>
-                    <pic:cNvPicPr/>
-                  </pic:nvPicPr>
-                  <pic:blipFill>
-                    <a:blip r:embed="rId12"/>
-                    <a:stretch>
-                      <a:fillRect/>
-                    </a:stretch>
-                  </pic:blipFill>
-                  <pic:spPr>
-                    <a:xfrm>
-                      <a:off x="0" y="0"/>
-                      <a:ext cx="5943600" cy="3566160"/>
-                    </a:xfrm>
-                    <a:prstGeom prst="rect"/>
-                  </pic:spPr>
-                </pic:pic>
-              </a:graphicData>
-            </a:graphic>
-          </wp:inline>
-        </w:drawing>
-      </w:r>
-    </w:p>
-    <w:p>
-      <w:pPr>
-        <w:spacing w:after="160"/>
-        <w:jc w:val="center"/>
-      </w:pPr>
-      <w:r>
-        <w:rPr>
-          <w:rFonts w:ascii="Calibri" w:hAnsi="Calibri"/>
-          <w:i/>
-          <w:color w:val="6E7681"/>
-          <w:sz w:val="18"/>
-        </w:rPr>
-        <w:t>Figure 2 - Structure professionnelle du depot.</w:t>
-      </w:r>
-    </w:p>
-    <w:tbl>
-      <w:tblPr>
-        <w:tblW w:type="auto" w:w="0"/>
-        <w:jc w:val="center"/>
-        <w:tblLayout w:type="fixed"/>
-        <w:tblLook w:firstColumn="1" w:firstRow="1" w:lastColumn="0" w:lastRow="0" w:noHBand="0" w:noVBand="1" w:val="04A0"/>
-        <w:tblBorders>
-          <w:top w:val="single" w:sz="6" w:space="0" w:color="D7DBE2"/>
-          <w:left w:val="single" w:sz="6" w:space="0" w:color="D7DBE2"/>
-          <w:bottom w:val="single" w:sz="6" w:space="0" w:color="D7DBE2"/>
-          <w:right w:val="single" w:sz="6" w:space="0" w:color="D7DBE2"/>
-          <w:insideH w:val="single" w:sz="6" w:space="0" w:color="D7DBE2"/>
-          <w:insideV w:val="single" w:sz="6" w:space="0" w:color="D7DBE2"/>
-        </w:tblBorders>
-        <w:tblCellMar>
-          <w:top w:w="80" w:type="dxa"/>
-          <w:start w:w="120" w:type="dxa"/>
-          <w:bottom w:w="80" w:type="dxa"/>
-          <w:end w:w="120" w:type="dxa"/>
-        </w:tblCellMar>
-      </w:tblPr>
-      <w:tblGrid>
-        <w:gridCol w:w="4680"/>
-        <w:gridCol w:w="4680"/>
-      </w:tblGrid>
-      <w:tr>
-        <w:tc>
-          <w:tcPr>
-            <w:tcW w:type="dxa" w:w="3168"/>
-            <w:shd w:fill="E8EEF5"/>
-            <w:vAlign w:val="center"/>
-          </w:tcPr>
-          <w:p>
-            <w:pPr>
-              <w:spacing w:after="0" w:line="276" w:lineRule="auto"/>
-            </w:pPr>
-            <w:r/>
             <w:r>
               <w:rPr>
                 <w:rFonts w:ascii="Calibri" w:hAnsi="Calibri"/>
@@ -1413,15 +255,778 @@
         </w:tc>
         <w:tc>
           <w:tcPr>
-            <w:tcW w:type="dxa" w:w="6192"/>
+            <w:tcW w:type="dxa" w:w="7056"/>
             <w:shd w:fill="E8EEF5"/>
+            <w:tcMar>
+              <w:top w:w="80" w:type="dxa"/>
+              <w:bottom w:w="80" w:type="dxa"/>
+              <w:start w:w="120" w:type="dxa"/>
+              <w:end w:w="120" w:type="dxa"/>
+            </w:tcMar>
             <w:vAlign w:val="center"/>
           </w:tcPr>
           <w:p>
             <w:pPr>
-              <w:spacing w:after="0" w:line="276" w:lineRule="auto"/>
+              <w:jc w:val="center"/>
             </w:pPr>
-            <w:r/>
+            <w:r>
+              <w:rPr>
+                <w:rFonts w:ascii="Calibri" w:hAnsi="Calibri"/>
+                <w:b/>
+                <w:color w:val="1F4D78"/>
+                <w:sz w:val="18"/>
+              </w:rPr>
+              <w:t>Contenu</w:t>
+            </w:r>
+          </w:p>
+        </w:tc>
+      </w:tr>
+      <w:tr>
+        <w:tc>
+          <w:tcPr>
+            <w:tcW w:type="dxa" w:w="2304"/>
+            <w:tcMar>
+              <w:top w:w="80" w:type="dxa"/>
+              <w:bottom w:w="80" w:type="dxa"/>
+              <w:start w:w="120" w:type="dxa"/>
+              <w:end w:w="120" w:type="dxa"/>
+            </w:tcMar>
+            <w:vAlign w:val="center"/>
+          </w:tcPr>
+          <w:p>
+            <w:pPr>
+              <w:jc w:val="center"/>
+            </w:pPr>
+            <w:r>
+              <w:rPr>
+                <w:rFonts w:ascii="Calibri" w:hAnsi="Calibri"/>
+                <w:sz w:val="17"/>
+              </w:rPr>
+              <w:t>mon_pfapp</w:t>
+            </w:r>
+          </w:p>
+        </w:tc>
+        <w:tc>
+          <w:tcPr>
+            <w:tcW w:type="dxa" w:w="7056"/>
+            <w:tcMar>
+              <w:top w:w="80" w:type="dxa"/>
+              <w:bottom w:w="80" w:type="dxa"/>
+              <w:start w:w="120" w:type="dxa"/>
+              <w:end w:w="120" w:type="dxa"/>
+            </w:tcMar>
+            <w:vAlign w:val="center"/>
+          </w:tcPr>
+          <w:p>
+            <w:pPr>
+              <w:jc w:val="left"/>
+            </w:pPr>
+            <w:r>
+              <w:rPr>
+                <w:rFonts w:ascii="Calibri" w:hAnsi="Calibri"/>
+                <w:sz w:val="17"/>
+              </w:rPr>
+              <w:t>Application Flutter Android/Windows/web de test.</w:t>
+            </w:r>
+          </w:p>
+        </w:tc>
+      </w:tr>
+      <w:tr>
+        <w:tc>
+          <w:tcPr>
+            <w:tcW w:type="dxa" w:w="2304"/>
+            <w:tcMar>
+              <w:top w:w="80" w:type="dxa"/>
+              <w:bottom w:w="80" w:type="dxa"/>
+              <w:start w:w="120" w:type="dxa"/>
+              <w:end w:w="120" w:type="dxa"/>
+            </w:tcMar>
+            <w:vAlign w:val="center"/>
+          </w:tcPr>
+          <w:p>
+            <w:pPr>
+              <w:jc w:val="center"/>
+            </w:pPr>
+            <w:r>
+              <w:rPr>
+                <w:rFonts w:ascii="Calibri" w:hAnsi="Calibri"/>
+                <w:sz w:val="17"/>
+              </w:rPr>
+              <w:t>mon_pfapi</w:t>
+            </w:r>
+          </w:p>
+        </w:tc>
+        <w:tc>
+          <w:tcPr>
+            <w:tcW w:type="dxa" w:w="7056"/>
+            <w:tcMar>
+              <w:top w:w="80" w:type="dxa"/>
+              <w:bottom w:w="80" w:type="dxa"/>
+              <w:start w:w="120" w:type="dxa"/>
+              <w:end w:w="120" w:type="dxa"/>
+            </w:tcMar>
+            <w:vAlign w:val="center"/>
+          </w:tcPr>
+          <w:p>
+            <w:pPr>
+              <w:jc w:val="left"/>
+            </w:pPr>
+            <w:r>
+              <w:rPr>
+                <w:rFonts w:ascii="Calibri" w:hAnsi="Calibri"/>
+                <w:sz w:val="17"/>
+              </w:rPr>
+              <w:t>Backend Laravel 13 avec API REST et SQLite.</w:t>
+            </w:r>
+          </w:p>
+        </w:tc>
+      </w:tr>
+      <w:tr>
+        <w:tc>
+          <w:tcPr>
+            <w:tcW w:type="dxa" w:w="2304"/>
+            <w:tcMar>
+              <w:top w:w="80" w:type="dxa"/>
+              <w:bottom w:w="80" w:type="dxa"/>
+              <w:start w:w="120" w:type="dxa"/>
+              <w:end w:w="120" w:type="dxa"/>
+            </w:tcMar>
+            <w:vAlign w:val="center"/>
+          </w:tcPr>
+          <w:p>
+            <w:pPr>
+              <w:jc w:val="center"/>
+            </w:pPr>
+            <w:r>
+              <w:rPr>
+                <w:rFonts w:ascii="Calibri" w:hAnsi="Calibri"/>
+                <w:sz w:val="17"/>
+              </w:rPr>
+              <w:t>docs</w:t>
+            </w:r>
+          </w:p>
+        </w:tc>
+        <w:tc>
+          <w:tcPr>
+            <w:tcW w:type="dxa" w:w="7056"/>
+            <w:tcMar>
+              <w:top w:w="80" w:type="dxa"/>
+              <w:bottom w:w="80" w:type="dxa"/>
+              <w:start w:w="120" w:type="dxa"/>
+              <w:end w:w="120" w:type="dxa"/>
+            </w:tcMar>
+            <w:vAlign w:val="center"/>
+          </w:tcPr>
+          <w:p>
+            <w:pPr>
+              <w:jc w:val="left"/>
+            </w:pPr>
+            <w:r>
+              <w:rPr>
+                <w:rFonts w:ascii="Calibri" w:hAnsi="Calibri"/>
+                <w:sz w:val="17"/>
+              </w:rPr>
+              <w:t>Cahier de charge, rapport PFE, tutoriel, runbooks et design.</w:t>
+            </w:r>
+          </w:p>
+        </w:tc>
+      </w:tr>
+      <w:tr>
+        <w:tc>
+          <w:tcPr>
+            <w:tcW w:type="dxa" w:w="2304"/>
+            <w:tcMar>
+              <w:top w:w="80" w:type="dxa"/>
+              <w:bottom w:w="80" w:type="dxa"/>
+              <w:start w:w="120" w:type="dxa"/>
+              <w:end w:w="120" w:type="dxa"/>
+            </w:tcMar>
+            <w:vAlign w:val="center"/>
+          </w:tcPr>
+          <w:p>
+            <w:pPr>
+              <w:jc w:val="center"/>
+            </w:pPr>
+            <w:r>
+              <w:rPr>
+                <w:rFonts w:ascii="Calibri" w:hAnsi="Calibri"/>
+                <w:sz w:val="17"/>
+              </w:rPr>
+              <w:t>tools</w:t>
+            </w:r>
+          </w:p>
+        </w:tc>
+        <w:tc>
+          <w:tcPr>
+            <w:tcW w:type="dxa" w:w="7056"/>
+            <w:tcMar>
+              <w:top w:w="80" w:type="dxa"/>
+              <w:bottom w:w="80" w:type="dxa"/>
+              <w:start w:w="120" w:type="dxa"/>
+              <w:end w:w="120" w:type="dxa"/>
+            </w:tcMar>
+            <w:vAlign w:val="center"/>
+          </w:tcPr>
+          <w:p>
+            <w:pPr>
+              <w:jc w:val="left"/>
+            </w:pPr>
+            <w:r>
+              <w:rPr>
+                <w:rFonts w:ascii="Calibri" w:hAnsi="Calibri"/>
+                <w:sz w:val="17"/>
+              </w:rPr>
+              <w:t>Scripts de generation documents/captures et runtime PHP portable ignore par Git.</w:t>
+            </w:r>
+          </w:p>
+        </w:tc>
+      </w:tr>
+    </w:tbl>
+    <w:p/>
+    <w:p>
+      <w:pPr>
+        <w:pStyle w:val="Heading1"/>
+      </w:pPr>
+      <w:r>
+        <w:t>2. Pre-requis et chemins importants</w:t>
+      </w:r>
+    </w:p>
+    <w:tbl>
+      <w:tblPr>
+        <w:tblW w:type="auto" w:w="0"/>
+        <w:jc w:val="center"/>
+        <w:tblLayout w:type="fixed"/>
+        <w:tblLook w:firstColumn="1" w:firstRow="1" w:lastColumn="0" w:lastRow="0" w:noHBand="0" w:noVBand="1" w:val="04A0"/>
+        <w:tblBorders>
+          <w:top w:val="single" w:sz="4" w:space="0" w:color="CBD5E1"/>
+          <w:left w:val="single" w:sz="4" w:space="0" w:color="CBD5E1"/>
+          <w:bottom w:val="single" w:sz="4" w:space="0" w:color="CBD5E1"/>
+          <w:right w:val="single" w:sz="4" w:space="0" w:color="CBD5E1"/>
+          <w:insideH w:val="single" w:sz="4" w:space="0" w:color="CBD5E1"/>
+          <w:insideV w:val="single" w:sz="4" w:space="0" w:color="CBD5E1"/>
+        </w:tblBorders>
+      </w:tblPr>
+      <w:tblGrid>
+        <w:gridCol w:w="4773"/>
+        <w:gridCol w:w="4773"/>
+      </w:tblGrid>
+      <w:tr>
+        <w:tc>
+          <w:tcPr>
+            <w:tcW w:type="dxa" w:w="2160"/>
+            <w:shd w:fill="E8EEF5"/>
+            <w:tcMar>
+              <w:top w:w="80" w:type="dxa"/>
+              <w:bottom w:w="80" w:type="dxa"/>
+              <w:start w:w="120" w:type="dxa"/>
+              <w:end w:w="120" w:type="dxa"/>
+            </w:tcMar>
+            <w:vAlign w:val="center"/>
+          </w:tcPr>
+          <w:p>
+            <w:pPr>
+              <w:jc w:val="center"/>
+            </w:pPr>
+            <w:r>
+              <w:rPr>
+                <w:rFonts w:ascii="Calibri" w:hAnsi="Calibri"/>
+                <w:b/>
+                <w:color w:val="1F4D78"/>
+                <w:sz w:val="18"/>
+              </w:rPr>
+              <w:t>Outil</w:t>
+            </w:r>
+          </w:p>
+        </w:tc>
+        <w:tc>
+          <w:tcPr>
+            <w:tcW w:type="dxa" w:w="7200"/>
+            <w:shd w:fill="E8EEF5"/>
+            <w:tcMar>
+              <w:top w:w="80" w:type="dxa"/>
+              <w:bottom w:w="80" w:type="dxa"/>
+              <w:start w:w="120" w:type="dxa"/>
+              <w:end w:w="120" w:type="dxa"/>
+            </w:tcMar>
+            <w:vAlign w:val="center"/>
+          </w:tcPr>
+          <w:p>
+            <w:pPr>
+              <w:jc w:val="center"/>
+            </w:pPr>
+            <w:r>
+              <w:rPr>
+                <w:rFonts w:ascii="Calibri" w:hAnsi="Calibri"/>
+                <w:b/>
+                <w:color w:val="1F4D78"/>
+                <w:sz w:val="18"/>
+              </w:rPr>
+              <w:t>Chemin / remarque</w:t>
+            </w:r>
+          </w:p>
+        </w:tc>
+      </w:tr>
+      <w:tr>
+        <w:tc>
+          <w:tcPr>
+            <w:tcW w:type="dxa" w:w="2160"/>
+            <w:tcMar>
+              <w:top w:w="80" w:type="dxa"/>
+              <w:bottom w:w="80" w:type="dxa"/>
+              <w:start w:w="120" w:type="dxa"/>
+              <w:end w:w="120" w:type="dxa"/>
+            </w:tcMar>
+            <w:vAlign w:val="center"/>
+          </w:tcPr>
+          <w:p>
+            <w:pPr>
+              <w:jc w:val="center"/>
+            </w:pPr>
+            <w:r>
+              <w:rPr>
+                <w:rFonts w:ascii="Calibri" w:hAnsi="Calibri"/>
+                <w:sz w:val="17"/>
+              </w:rPr>
+              <w:t>Flutter</w:t>
+            </w:r>
+          </w:p>
+        </w:tc>
+        <w:tc>
+          <w:tcPr>
+            <w:tcW w:type="dxa" w:w="7200"/>
+            <w:tcMar>
+              <w:top w:w="80" w:type="dxa"/>
+              <w:bottom w:w="80" w:type="dxa"/>
+              <w:start w:w="120" w:type="dxa"/>
+              <w:end w:w="120" w:type="dxa"/>
+            </w:tcMar>
+            <w:vAlign w:val="center"/>
+          </w:tcPr>
+          <w:p>
+            <w:pPr>
+              <w:jc w:val="left"/>
+            </w:pPr>
+            <w:r>
+              <w:rPr>
+                <w:rFonts w:ascii="Calibri" w:hAnsi="Calibri"/>
+                <w:sz w:val="17"/>
+              </w:rPr>
+              <w:t>C:\Users\LOQ\dev\flutter\bin\flutter.bat</w:t>
+            </w:r>
+          </w:p>
+        </w:tc>
+      </w:tr>
+      <w:tr>
+        <w:tc>
+          <w:tcPr>
+            <w:tcW w:type="dxa" w:w="2160"/>
+            <w:tcMar>
+              <w:top w:w="80" w:type="dxa"/>
+              <w:bottom w:w="80" w:type="dxa"/>
+              <w:start w:w="120" w:type="dxa"/>
+              <w:end w:w="120" w:type="dxa"/>
+            </w:tcMar>
+            <w:vAlign w:val="center"/>
+          </w:tcPr>
+          <w:p>
+            <w:pPr>
+              <w:jc w:val="center"/>
+            </w:pPr>
+            <w:r>
+              <w:rPr>
+                <w:rFonts w:ascii="Calibri" w:hAnsi="Calibri"/>
+                <w:sz w:val="17"/>
+              </w:rPr>
+              <w:t>Dart direct</w:t>
+            </w:r>
+          </w:p>
+        </w:tc>
+        <w:tc>
+          <w:tcPr>
+            <w:tcW w:type="dxa" w:w="7200"/>
+            <w:tcMar>
+              <w:top w:w="80" w:type="dxa"/>
+              <w:bottom w:w="80" w:type="dxa"/>
+              <w:start w:w="120" w:type="dxa"/>
+              <w:end w:w="120" w:type="dxa"/>
+            </w:tcMar>
+            <w:vAlign w:val="center"/>
+          </w:tcPr>
+          <w:p>
+            <w:pPr>
+              <w:jc w:val="left"/>
+            </w:pPr>
+            <w:r>
+              <w:rPr>
+                <w:rFonts w:ascii="Calibri" w:hAnsi="Calibri"/>
+                <w:sz w:val="17"/>
+              </w:rPr>
+              <w:t>C:\Users\LOQ\dev\flutter\bin\cache\dart-sdk\bin\dart.exe</w:t>
+            </w:r>
+          </w:p>
+        </w:tc>
+      </w:tr>
+      <w:tr>
+        <w:tc>
+          <w:tcPr>
+            <w:tcW w:type="dxa" w:w="2160"/>
+            <w:tcMar>
+              <w:top w:w="80" w:type="dxa"/>
+              <w:bottom w:w="80" w:type="dxa"/>
+              <w:start w:w="120" w:type="dxa"/>
+              <w:end w:w="120" w:type="dxa"/>
+            </w:tcMar>
+            <w:vAlign w:val="center"/>
+          </w:tcPr>
+          <w:p>
+            <w:pPr>
+              <w:jc w:val="center"/>
+            </w:pPr>
+            <w:r>
+              <w:rPr>
+                <w:rFonts w:ascii="Calibri" w:hAnsi="Calibri"/>
+                <w:sz w:val="17"/>
+              </w:rPr>
+              <w:t>PHP portable</w:t>
+            </w:r>
+          </w:p>
+        </w:tc>
+        <w:tc>
+          <w:tcPr>
+            <w:tcW w:type="dxa" w:w="7200"/>
+            <w:tcMar>
+              <w:top w:w="80" w:type="dxa"/>
+              <w:bottom w:w="80" w:type="dxa"/>
+              <w:start w:w="120" w:type="dxa"/>
+              <w:end w:w="120" w:type="dxa"/>
+            </w:tcMar>
+            <w:vAlign w:val="center"/>
+          </w:tcPr>
+          <w:p>
+            <w:pPr>
+              <w:jc w:val="left"/>
+            </w:pPr>
+            <w:r>
+              <w:rPr>
+                <w:rFonts w:ascii="Calibri" w:hAnsi="Calibri"/>
+                <w:sz w:val="17"/>
+              </w:rPr>
+              <w:t>C:\Users\LOQ\Documents\yassmin pfe\tools\runtime\php-8.4.22\php.exe</w:t>
+            </w:r>
+          </w:p>
+        </w:tc>
+      </w:tr>
+      <w:tr>
+        <w:tc>
+          <w:tcPr>
+            <w:tcW w:type="dxa" w:w="2160"/>
+            <w:tcMar>
+              <w:top w:w="80" w:type="dxa"/>
+              <w:bottom w:w="80" w:type="dxa"/>
+              <w:start w:w="120" w:type="dxa"/>
+              <w:end w:w="120" w:type="dxa"/>
+            </w:tcMar>
+            <w:vAlign w:val="center"/>
+          </w:tcPr>
+          <w:p>
+            <w:pPr>
+              <w:jc w:val="center"/>
+            </w:pPr>
+            <w:r>
+              <w:rPr>
+                <w:rFonts w:ascii="Calibri" w:hAnsi="Calibri"/>
+                <w:sz w:val="17"/>
+              </w:rPr>
+              <w:t>ADB</w:t>
+            </w:r>
+          </w:p>
+        </w:tc>
+        <w:tc>
+          <w:tcPr>
+            <w:tcW w:type="dxa" w:w="7200"/>
+            <w:tcMar>
+              <w:top w:w="80" w:type="dxa"/>
+              <w:bottom w:w="80" w:type="dxa"/>
+              <w:start w:w="120" w:type="dxa"/>
+              <w:end w:w="120" w:type="dxa"/>
+            </w:tcMar>
+            <w:vAlign w:val="center"/>
+          </w:tcPr>
+          <w:p>
+            <w:pPr>
+              <w:jc w:val="left"/>
+            </w:pPr>
+            <w:r>
+              <w:rPr>
+                <w:rFonts w:ascii="Calibri" w:hAnsi="Calibri"/>
+                <w:sz w:val="17"/>
+              </w:rPr>
+              <w:t>C:\Users\LOQ\AppData\Local\Android\Sdk\platform-tools\adb.exe</w:t>
+            </w:r>
+          </w:p>
+        </w:tc>
+      </w:tr>
+      <w:tr>
+        <w:tc>
+          <w:tcPr>
+            <w:tcW w:type="dxa" w:w="2160"/>
+            <w:tcMar>
+              <w:top w:w="80" w:type="dxa"/>
+              <w:bottom w:w="80" w:type="dxa"/>
+              <w:start w:w="120" w:type="dxa"/>
+              <w:end w:w="120" w:type="dxa"/>
+            </w:tcMar>
+            <w:vAlign w:val="center"/>
+          </w:tcPr>
+          <w:p>
+            <w:pPr>
+              <w:jc w:val="center"/>
+            </w:pPr>
+            <w:r>
+              <w:rPr>
+                <w:rFonts w:ascii="Calibri" w:hAnsi="Calibri"/>
+                <w:sz w:val="17"/>
+              </w:rPr>
+              <w:t>Repo</w:t>
+            </w:r>
+          </w:p>
+        </w:tc>
+        <w:tc>
+          <w:tcPr>
+            <w:tcW w:type="dxa" w:w="7200"/>
+            <w:tcMar>
+              <w:top w:w="80" w:type="dxa"/>
+              <w:bottom w:w="80" w:type="dxa"/>
+              <w:start w:w="120" w:type="dxa"/>
+              <w:end w:w="120" w:type="dxa"/>
+            </w:tcMar>
+            <w:vAlign w:val="center"/>
+          </w:tcPr>
+          <w:p>
+            <w:pPr>
+              <w:jc w:val="left"/>
+            </w:pPr>
+            <w:r>
+              <w:rPr>
+                <w:rFonts w:ascii="Calibri" w:hAnsi="Calibri"/>
+                <w:sz w:val="17"/>
+              </w:rPr>
+              <w:t>C:\Users\LOQ\Documents\yassmin pfe</w:t>
+            </w:r>
+          </w:p>
+        </w:tc>
+      </w:tr>
+    </w:tbl>
+    <w:p/>
+    <w:p>
+      <w:r>
+        <w:rPr>
+          <w:rFonts w:ascii="Calibri" w:hAnsi="Calibri"/>
+        </w:rPr>
+        <w:t>Important: sur cette machine, utiliser dart.exe direct pour l'analyse. Le wrapper dart.bat peut prendre trop de temps.</w:t>
+      </w:r>
+    </w:p>
+    <w:p>
+      <w:pPr>
+        <w:pStyle w:val="Heading1"/>
+      </w:pPr>
+      <w:r>
+        <w:t>3. Lancer le backend Laravel</w:t>
+      </w:r>
+    </w:p>
+    <w:tbl>
+      <w:tblPr>
+        <w:tblW w:type="auto" w:w="0"/>
+        <w:jc w:val="center"/>
+        <w:tblLayout w:type="fixed"/>
+        <w:tblLook w:firstColumn="1" w:firstRow="1" w:lastColumn="0" w:lastRow="0" w:noHBand="0" w:noVBand="1" w:val="04A0"/>
+        <w:tblBorders>
+          <w:top w:val="single" w:sz="4" w:space="0" w:color="E5E7EB"/>
+          <w:left w:val="single" w:sz="4" w:space="0" w:color="E5E7EB"/>
+          <w:bottom w:val="single" w:sz="4" w:space="0" w:color="E5E7EB"/>
+          <w:right w:val="single" w:sz="4" w:space="0" w:color="E5E7EB"/>
+          <w:insideH w:val="single" w:sz="4" w:space="0" w:color="E5E7EB"/>
+          <w:insideV w:val="single" w:sz="4" w:space="0" w:color="E5E7EB"/>
+        </w:tblBorders>
+      </w:tblPr>
+      <w:tblGrid>
+        <w:gridCol w:w="9547"/>
+      </w:tblGrid>
+      <w:tr>
+        <w:tc>
+          <w:tcPr>
+            <w:tcW w:type="dxa" w:w="9216"/>
+            <w:shd w:fill="111827"/>
+            <w:tcMar>
+              <w:top w:w="120" w:type="dxa"/>
+              <w:bottom w:w="120" w:type="dxa"/>
+              <w:start w:w="160" w:type="dxa"/>
+              <w:end w:w="160" w:type="dxa"/>
+            </w:tcMar>
+          </w:tcPr>
+          <w:p>
+            <w:r>
+              <w:rPr>
+                <w:rFonts w:ascii="Consolas" w:hAnsi="Consolas"/>
+                <w:color w:val="F5F5F5"/>
+                <w:sz w:val="17"/>
+              </w:rPr>
+              <w:t>cd "C:\Users\LOQ\Documents\yassmin pfe\mon_pfapi"</w:t>
+            </w:r>
+            <w:r>
+              <w:br/>
+            </w:r>
+            <w:r>
+              <w:rPr>
+                <w:rFonts w:ascii="Consolas" w:hAnsi="Consolas"/>
+                <w:color w:val="F5F5F5"/>
+                <w:sz w:val="17"/>
+              </w:rPr>
+              <w:t>..\tools\runtime\php-8.4.22\php.exe artisan migrate:fresh --seed</w:t>
+            </w:r>
+            <w:r>
+              <w:br/>
+            </w:r>
+            <w:r>
+              <w:rPr>
+                <w:rFonts w:ascii="Consolas" w:hAnsi="Consolas"/>
+                <w:color w:val="F5F5F5"/>
+                <w:sz w:val="17"/>
+              </w:rPr>
+              <w:t>..\tools\runtime\php-8.4.22\php.exe artisan serve --host=0.0.0.0 --port=8000</w:t>
+            </w:r>
+          </w:p>
+        </w:tc>
+      </w:tr>
+    </w:tbl>
+    <w:p/>
+    <w:p>
+      <w:r>
+        <w:rPr>
+          <w:rFonts w:ascii="Calibri" w:hAnsi="Calibri"/>
+        </w:rPr>
+        <w:t>Tester que l'API repond:</w:t>
+      </w:r>
+    </w:p>
+    <w:tbl>
+      <w:tblPr>
+        <w:tblW w:type="auto" w:w="0"/>
+        <w:jc w:val="center"/>
+        <w:tblLayout w:type="fixed"/>
+        <w:tblLook w:firstColumn="1" w:firstRow="1" w:lastColumn="0" w:lastRow="0" w:noHBand="0" w:noVBand="1" w:val="04A0"/>
+        <w:tblBorders>
+          <w:top w:val="single" w:sz="4" w:space="0" w:color="E5E7EB"/>
+          <w:left w:val="single" w:sz="4" w:space="0" w:color="E5E7EB"/>
+          <w:bottom w:val="single" w:sz="4" w:space="0" w:color="E5E7EB"/>
+          <w:right w:val="single" w:sz="4" w:space="0" w:color="E5E7EB"/>
+          <w:insideH w:val="single" w:sz="4" w:space="0" w:color="E5E7EB"/>
+          <w:insideV w:val="single" w:sz="4" w:space="0" w:color="E5E7EB"/>
+        </w:tblBorders>
+      </w:tblPr>
+      <w:tblGrid>
+        <w:gridCol w:w="9547"/>
+      </w:tblGrid>
+      <w:tr>
+        <w:tc>
+          <w:tcPr>
+            <w:tcW w:type="dxa" w:w="9216"/>
+            <w:shd w:fill="111827"/>
+            <w:tcMar>
+              <w:top w:w="120" w:type="dxa"/>
+              <w:bottom w:w="120" w:type="dxa"/>
+              <w:start w:w="160" w:type="dxa"/>
+              <w:end w:w="160" w:type="dxa"/>
+            </w:tcMar>
+          </w:tcPr>
+          <w:p>
+            <w:r>
+              <w:rPr>
+                <w:rFonts w:ascii="Consolas" w:hAnsi="Consolas"/>
+                <w:color w:val="F5F5F5"/>
+                <w:sz w:val="17"/>
+              </w:rPr>
+              <w:t>Invoke-RestMethod http://127.0.0.1:8000/api/health</w:t>
+            </w:r>
+            <w:r>
+              <w:br/>
+            </w:r>
+            <w:r>
+              <w:rPr>
+                <w:rFonts w:ascii="Consolas" w:hAnsi="Consolas"/>
+                <w:color w:val="F5F5F5"/>
+                <w:sz w:val="17"/>
+              </w:rPr>
+              <w:t>Invoke-RestMethod http://127.0.0.1:8000/api/menu</w:t>
+            </w:r>
+          </w:p>
+        </w:tc>
+      </w:tr>
+    </w:tbl>
+    <w:p/>
+    <w:tbl>
+      <w:tblPr>
+        <w:tblW w:type="auto" w:w="0"/>
+        <w:jc w:val="center"/>
+        <w:tblLayout w:type="fixed"/>
+        <w:tblLook w:firstColumn="1" w:firstRow="1" w:lastColumn="0" w:lastRow="0" w:noHBand="0" w:noVBand="1" w:val="04A0"/>
+        <w:tblBorders>
+          <w:top w:val="single" w:sz="4" w:space="0" w:color="CBD5E1"/>
+          <w:left w:val="single" w:sz="4" w:space="0" w:color="CBD5E1"/>
+          <w:bottom w:val="single" w:sz="4" w:space="0" w:color="CBD5E1"/>
+          <w:right w:val="single" w:sz="4" w:space="0" w:color="CBD5E1"/>
+          <w:insideH w:val="single" w:sz="4" w:space="0" w:color="CBD5E1"/>
+          <w:insideV w:val="single" w:sz="4" w:space="0" w:color="CBD5E1"/>
+        </w:tblBorders>
+      </w:tblPr>
+      <w:tblGrid>
+        <w:gridCol w:w="3182"/>
+        <w:gridCol w:w="3182"/>
+        <w:gridCol w:w="3182"/>
+      </w:tblGrid>
+      <w:tr>
+        <w:tc>
+          <w:tcPr>
+            <w:tcW w:type="dxa" w:w="3456"/>
+            <w:shd w:fill="E8EEF5"/>
+            <w:tcMar>
+              <w:top w:w="80" w:type="dxa"/>
+              <w:bottom w:w="80" w:type="dxa"/>
+              <w:start w:w="120" w:type="dxa"/>
+              <w:end w:w="120" w:type="dxa"/>
+            </w:tcMar>
+            <w:vAlign w:val="center"/>
+          </w:tcPr>
+          <w:p>
+            <w:pPr>
+              <w:jc w:val="center"/>
+            </w:pPr>
+            <w:r>
+              <w:rPr>
+                <w:rFonts w:ascii="Calibri" w:hAnsi="Calibri"/>
+                <w:b/>
+                <w:color w:val="1F4D78"/>
+                <w:sz w:val="18"/>
+              </w:rPr>
+              <w:t>Compte</w:t>
+            </w:r>
+          </w:p>
+        </w:tc>
+        <w:tc>
+          <w:tcPr>
+            <w:tcW w:type="dxa" w:w="2448"/>
+            <w:shd w:fill="E8EEF5"/>
+            <w:tcMar>
+              <w:top w:w="80" w:type="dxa"/>
+              <w:bottom w:w="80" w:type="dxa"/>
+              <w:start w:w="120" w:type="dxa"/>
+              <w:end w:w="120" w:type="dxa"/>
+            </w:tcMar>
+            <w:vAlign w:val="center"/>
+          </w:tcPr>
+          <w:p>
+            <w:pPr>
+              <w:jc w:val="center"/>
+            </w:pPr>
             <w:r>
               <w:rPr>
                 <w:rFonts w:ascii="Calibri" w:hAnsi="Calibri"/>
@@ -1433,47 +1038,30 @@
             </w:r>
           </w:p>
         </w:tc>
-      </w:tr>
-      <w:tr>
         <w:tc>
           <w:tcPr>
             <w:tcW w:type="dxa" w:w="3168"/>
+            <w:shd w:fill="E8EEF5"/>
+            <w:tcMar>
+              <w:top w:w="80" w:type="dxa"/>
+              <w:bottom w:w="80" w:type="dxa"/>
+              <w:start w:w="120" w:type="dxa"/>
+              <w:end w:w="120" w:type="dxa"/>
+            </w:tcMar>
             <w:vAlign w:val="center"/>
           </w:tcPr>
           <w:p>
             <w:pPr>
-              <w:spacing w:after="0" w:line="276" w:lineRule="auto"/>
+              <w:jc w:val="center"/>
             </w:pPr>
-            <w:r/>
             <w:r>
               <w:rPr>
                 <w:rFonts w:ascii="Calibri" w:hAnsi="Calibri"/>
-                <w:b w:val="0"/>
-                <w:color w:val="1F2933"/>
+                <w:b/>
+                <w:color w:val="1F4D78"/>
                 <w:sz w:val="18"/>
               </w:rPr>
-              <w:t>docs/specifications</w:t>
-            </w:r>
-          </w:p>
-        </w:tc>
-        <w:tc>
-          <w:tcPr>
-            <w:tcW w:type="dxa" w:w="6192"/>
-            <w:vAlign w:val="center"/>
-          </w:tcPr>
-          <w:p>
-            <w:pPr>
-              <w:spacing w:after="0" w:line="276" w:lineRule="auto"/>
-            </w:pPr>
-            <w:r/>
-            <w:r>
-              <w:rPr>
-                <w:rFonts w:ascii="Calibri" w:hAnsi="Calibri"/>
-                <w:b w:val="0"/>
-                <w:color w:val="1F2933"/>
-                <w:sz w:val="18"/>
-              </w:rPr>
-              <w:t>Documents originaux fournis: cahier de charge et analyse/conception.</w:t>
+              <w:t>Mot de passe</w:t>
             </w:r>
           </w:p>
         </w:tc>
@@ -1481,43 +1069,73 @@
       <w:tr>
         <w:tc>
           <w:tcPr>
-            <w:tcW w:type="dxa" w:w="3168"/>
+            <w:tcW w:type="dxa" w:w="3456"/>
+            <w:tcMar>
+              <w:top w:w="80" w:type="dxa"/>
+              <w:bottom w:w="80" w:type="dxa"/>
+              <w:start w:w="120" w:type="dxa"/>
+              <w:end w:w="120" w:type="dxa"/>
+            </w:tcMar>
             <w:vAlign w:val="center"/>
           </w:tcPr>
           <w:p>
             <w:pPr>
-              <w:spacing w:after="0" w:line="276" w:lineRule="auto"/>
+              <w:jc w:val="center"/>
             </w:pPr>
-            <w:r/>
             <w:r>
               <w:rPr>
                 <w:rFonts w:ascii="Calibri" w:hAnsi="Calibri"/>
-                <w:b w:val="0"/>
-                <w:color w:val="1F2933"/>
-                <w:sz w:val="18"/>
+                <w:sz w:val="17"/>
               </w:rPr>
-              <w:t>docs/design</w:t>
+              <w:t>yassmine@monpf.fr</w:t>
             </w:r>
           </w:p>
         </w:tc>
         <w:tc>
           <w:tcPr>
-            <w:tcW w:type="dxa" w:w="6192"/>
+            <w:tcW w:type="dxa" w:w="2448"/>
+            <w:tcMar>
+              <w:top w:w="80" w:type="dxa"/>
+              <w:bottom w:w="80" w:type="dxa"/>
+              <w:start w:w="120" w:type="dxa"/>
+              <w:end w:w="120" w:type="dxa"/>
+            </w:tcMar>
             <w:vAlign w:val="center"/>
           </w:tcPr>
           <w:p>
             <w:pPr>
-              <w:spacing w:after="0" w:line="276" w:lineRule="auto"/>
+              <w:jc w:val="center"/>
             </w:pPr>
-            <w:r/>
             <w:r>
               <w:rPr>
                 <w:rFonts w:ascii="Calibri" w:hAnsi="Calibri"/>
-                <w:b w:val="0"/>
-                <w:color w:val="1F2933"/>
-                <w:sz w:val="18"/>
+                <w:sz w:val="17"/>
               </w:rPr>
-              <w:t>Reference visuelle de la maquette utilisee pour guider l'UI.</w:t>
+              <w:t>client</w:t>
+            </w:r>
+          </w:p>
+        </w:tc>
+        <w:tc>
+          <w:tcPr>
+            <w:tcW w:type="dxa" w:w="3168"/>
+            <w:tcMar>
+              <w:top w:w="80" w:type="dxa"/>
+              <w:bottom w:w="80" w:type="dxa"/>
+              <w:start w:w="120" w:type="dxa"/>
+              <w:end w:w="120" w:type="dxa"/>
+            </w:tcMar>
+            <w:vAlign w:val="center"/>
+          </w:tcPr>
+          <w:p>
+            <w:pPr>
+              <w:jc w:val="center"/>
+            </w:pPr>
+            <w:r>
+              <w:rPr>
+                <w:rFonts w:ascii="Calibri" w:hAnsi="Calibri"/>
+                <w:sz w:val="17"/>
+              </w:rPr>
+              <w:t>password</w:t>
             </w:r>
           </w:p>
         </w:tc>
@@ -1525,43 +1143,73 @@
       <w:tr>
         <w:tc>
           <w:tcPr>
-            <w:tcW w:type="dxa" w:w="3168"/>
+            <w:tcW w:type="dxa" w:w="3456"/>
+            <w:tcMar>
+              <w:top w:w="80" w:type="dxa"/>
+              <w:bottom w:w="80" w:type="dxa"/>
+              <w:start w:w="120" w:type="dxa"/>
+              <w:end w:w="120" w:type="dxa"/>
+            </w:tcMar>
             <w:vAlign w:val="center"/>
           </w:tcPr>
           <w:p>
             <w:pPr>
-              <w:spacing w:after="0" w:line="276" w:lineRule="auto"/>
+              <w:jc w:val="center"/>
             </w:pPr>
-            <w:r/>
             <w:r>
               <w:rPr>
                 <w:rFonts w:ascii="Calibri" w:hAnsi="Calibri"/>
-                <w:b w:val="0"/>
-                <w:color w:val="1F2933"/>
-                <w:sz w:val="18"/>
+                <w:sz w:val="17"/>
               </w:rPr>
-              <w:t>docs/tutorial</w:t>
+              <w:t>admin@monpf.fr</w:t>
             </w:r>
           </w:p>
         </w:tc>
         <w:tc>
           <w:tcPr>
-            <w:tcW w:type="dxa" w:w="6192"/>
+            <w:tcW w:type="dxa" w:w="2448"/>
+            <w:tcMar>
+              <w:top w:w="80" w:type="dxa"/>
+              <w:bottom w:w="80" w:type="dxa"/>
+              <w:start w:w="120" w:type="dxa"/>
+              <w:end w:w="120" w:type="dxa"/>
+            </w:tcMar>
             <w:vAlign w:val="center"/>
           </w:tcPr>
           <w:p>
             <w:pPr>
-              <w:spacing w:after="0" w:line="276" w:lineRule="auto"/>
+              <w:jc w:val="center"/>
             </w:pPr>
-            <w:r/>
             <w:r>
               <w:rPr>
                 <w:rFonts w:ascii="Calibri" w:hAnsi="Calibri"/>
-                <w:b w:val="0"/>
-                <w:color w:val="1F2933"/>
-                <w:sz w:val="18"/>
+                <w:sz w:val="17"/>
               </w:rPr>
-              <w:t>Ce guide, les diagrammes et les captures d'ecran.</w:t>
+              <w:t>admin</w:t>
+            </w:r>
+          </w:p>
+        </w:tc>
+        <w:tc>
+          <w:tcPr>
+            <w:tcW w:type="dxa" w:w="3168"/>
+            <w:tcMar>
+              <w:top w:w="80" w:type="dxa"/>
+              <w:bottom w:w="80" w:type="dxa"/>
+              <w:start w:w="120" w:type="dxa"/>
+              <w:end w:w="120" w:type="dxa"/>
+            </w:tcMar>
+            <w:vAlign w:val="center"/>
+          </w:tcPr>
+          <w:p>
+            <w:pPr>
+              <w:jc w:val="center"/>
+            </w:pPr>
+            <w:r>
+              <w:rPr>
+                <w:rFonts w:ascii="Calibri" w:hAnsi="Calibri"/>
+                <w:sz w:val="17"/>
+              </w:rPr>
+              <w:t>password</w:t>
             </w:r>
           </w:p>
         </w:tc>
@@ -1569,43 +1217,73 @@
       <w:tr>
         <w:tc>
           <w:tcPr>
-            <w:tcW w:type="dxa" w:w="3168"/>
+            <w:tcW w:type="dxa" w:w="3456"/>
+            <w:tcMar>
+              <w:top w:w="80" w:type="dxa"/>
+              <w:bottom w:w="80" w:type="dxa"/>
+              <w:start w:w="120" w:type="dxa"/>
+              <w:end w:w="120" w:type="dxa"/>
+            </w:tcMar>
             <w:vAlign w:val="center"/>
           </w:tcPr>
           <w:p>
             <w:pPr>
-              <w:spacing w:after="0" w:line="276" w:lineRule="auto"/>
+              <w:jc w:val="center"/>
             </w:pPr>
-            <w:r/>
             <w:r>
               <w:rPr>
                 <w:rFonts w:ascii="Calibri" w:hAnsi="Calibri"/>
-                <w:b w:val="0"/>
-                <w:color w:val="1F2933"/>
-                <w:sz w:val="18"/>
+                <w:sz w:val="17"/>
               </w:rPr>
-              <w:t>tools</w:t>
+              <w:t>serveur@monpf.fr</w:t>
             </w:r>
           </w:p>
         </w:tc>
         <w:tc>
           <w:tcPr>
-            <w:tcW w:type="dxa" w:w="6192"/>
+            <w:tcW w:type="dxa" w:w="2448"/>
+            <w:tcMar>
+              <w:top w:w="80" w:type="dxa"/>
+              <w:bottom w:w="80" w:type="dxa"/>
+              <w:start w:w="120" w:type="dxa"/>
+              <w:end w:w="120" w:type="dxa"/>
+            </w:tcMar>
             <w:vAlign w:val="center"/>
           </w:tcPr>
           <w:p>
             <w:pPr>
-              <w:spacing w:after="0" w:line="276" w:lineRule="auto"/>
+              <w:jc w:val="center"/>
             </w:pPr>
-            <w:r/>
             <w:r>
               <w:rPr>
                 <w:rFonts w:ascii="Calibri" w:hAnsi="Calibri"/>
-                <w:b w:val="0"/>
-                <w:color w:val="1F2933"/>
-                <w:sz w:val="18"/>
+                <w:sz w:val="17"/>
               </w:rPr>
-              <w:t>Scripts reproductibles pour capturer l'app et reconstruire le guide.</w:t>
+              <w:t>serveur</w:t>
+            </w:r>
+          </w:p>
+        </w:tc>
+        <w:tc>
+          <w:tcPr>
+            <w:tcW w:type="dxa" w:w="3168"/>
+            <w:tcMar>
+              <w:top w:w="80" w:type="dxa"/>
+              <w:bottom w:w="80" w:type="dxa"/>
+              <w:start w:w="120" w:type="dxa"/>
+              <w:end w:w="120" w:type="dxa"/>
+            </w:tcMar>
+            <w:vAlign w:val="center"/>
+          </w:tcPr>
+          <w:p>
+            <w:pPr>
+              <w:jc w:val="center"/>
+            </w:pPr>
+            <w:r>
+              <w:rPr>
+                <w:rFonts w:ascii="Calibri" w:hAnsi="Calibri"/>
+                <w:sz w:val="17"/>
+              </w:rPr>
+              <w:t>password</w:t>
             </w:r>
           </w:p>
         </w:tc>
@@ -1613,219 +1291,73 @@
       <w:tr>
         <w:tc>
           <w:tcPr>
-            <w:tcW w:type="dxa" w:w="3168"/>
+            <w:tcW w:type="dxa" w:w="3456"/>
+            <w:tcMar>
+              <w:top w:w="80" w:type="dxa"/>
+              <w:bottom w:w="80" w:type="dxa"/>
+              <w:start w:w="120" w:type="dxa"/>
+              <w:end w:w="120" w:type="dxa"/>
+            </w:tcMar>
             <w:vAlign w:val="center"/>
           </w:tcPr>
           <w:p>
             <w:pPr>
-              <w:spacing w:after="0" w:line="276" w:lineRule="auto"/>
+              <w:jc w:val="center"/>
             </w:pPr>
-            <w:r/>
             <w:r>
               <w:rPr>
                 <w:rFonts w:ascii="Calibri" w:hAnsi="Calibri"/>
-                <w:b w:val="0"/>
-                <w:color w:val="1F2933"/>
-                <w:sz w:val="18"/>
+                <w:sz w:val="17"/>
               </w:rPr>
-              <w:t>mon_pfapp/lib/app</w:t>
+              <w:t>livreur@monpf.fr</w:t>
             </w:r>
           </w:p>
         </w:tc>
         <w:tc>
           <w:tcPr>
-            <w:tcW w:type="dxa" w:w="6192"/>
+            <w:tcW w:type="dxa" w:w="2448"/>
+            <w:tcMar>
+              <w:top w:w="80" w:type="dxa"/>
+              <w:bottom w:w="80" w:type="dxa"/>
+              <w:start w:w="120" w:type="dxa"/>
+              <w:end w:w="120" w:type="dxa"/>
+            </w:tcMar>
             <w:vAlign w:val="center"/>
           </w:tcPr>
           <w:p>
             <w:pPr>
-              <w:spacing w:after="0" w:line="276" w:lineRule="auto"/>
+              <w:jc w:val="center"/>
             </w:pPr>
-            <w:r/>
             <w:r>
               <w:rPr>
                 <w:rFonts w:ascii="Calibri" w:hAnsi="Calibri"/>
-                <w:b w:val="0"/>
-                <w:color w:val="1F2933"/>
-                <w:sz w:val="18"/>
+                <w:sz w:val="17"/>
               </w:rPr>
-              <w:t>Application shell, navigation et etat global de demonstration.</w:t>
-            </w:r>
-          </w:p>
-        </w:tc>
-      </w:tr>
-      <w:tr>
-        <w:tc>
-          <w:tcPr>
-            <w:tcW w:type="dxa" w:w="3168"/>
-            <w:vAlign w:val="center"/>
-          </w:tcPr>
-          <w:p>
-            <w:pPr>
-              <w:spacing w:after="0" w:line="276" w:lineRule="auto"/>
-            </w:pPr>
-            <w:r/>
-            <w:r>
-              <w:rPr>
-                <w:rFonts w:ascii="Calibri" w:hAnsi="Calibri"/>
-                <w:b w:val="0"/>
-                <w:color w:val="1F2933"/>
-                <w:sz w:val="18"/>
-              </w:rPr>
-              <w:t>mon_pfapp/lib/core</w:t>
+              <w:t>livreur</w:t>
             </w:r>
           </w:p>
         </w:tc>
         <w:tc>
           <w:tcPr>
-            <w:tcW w:type="dxa" w:w="6192"/>
+            <w:tcW w:type="dxa" w:w="3168"/>
+            <w:tcMar>
+              <w:top w:w="80" w:type="dxa"/>
+              <w:bottom w:w="80" w:type="dxa"/>
+              <w:start w:w="120" w:type="dxa"/>
+              <w:end w:w="120" w:type="dxa"/>
+            </w:tcMar>
             <w:vAlign w:val="center"/>
           </w:tcPr>
           <w:p>
             <w:pPr>
-              <w:spacing w:after="0" w:line="276" w:lineRule="auto"/>
+              <w:jc w:val="center"/>
             </w:pPr>
-            <w:r/>
             <w:r>
               <w:rPr>
                 <w:rFonts w:ascii="Calibri" w:hAnsi="Calibri"/>
-                <w:b w:val="0"/>
-                <w:color w:val="1F2933"/>
-                <w:sz w:val="18"/>
+                <w:sz w:val="17"/>
               </w:rPr>
-              <w:t>Configuration API, stockage securise, validateurs.</w:t>
-            </w:r>
-          </w:p>
-        </w:tc>
-      </w:tr>
-      <w:tr>
-        <w:tc>
-          <w:tcPr>
-            <w:tcW w:type="dxa" w:w="3168"/>
-            <w:vAlign w:val="center"/>
-          </w:tcPr>
-          <w:p>
-            <w:pPr>
-              <w:spacing w:after="0" w:line="276" w:lineRule="auto"/>
-            </w:pPr>
-            <w:r/>
-            <w:r>
-              <w:rPr>
-                <w:rFonts w:ascii="Calibri" w:hAnsi="Calibri"/>
-                <w:b w:val="0"/>
-                <w:color w:val="1F2933"/>
-                <w:sz w:val="18"/>
-              </w:rPr>
-              <w:t>mon_pfapp/lib/domain/models</w:t>
-            </w:r>
-          </w:p>
-        </w:tc>
-        <w:tc>
-          <w:tcPr>
-            <w:tcW w:type="dxa" w:w="6192"/>
-            <w:vAlign w:val="center"/>
-          </w:tcPr>
-          <w:p>
-            <w:pPr>
-              <w:spacing w:after="0" w:line="276" w:lineRule="auto"/>
-            </w:pPr>
-            <w:r/>
-            <w:r>
-              <w:rPr>
-                <w:rFonts w:ascii="Calibri" w:hAnsi="Calibri"/>
-                <w:b w:val="0"/>
-                <w:color w:val="1F2933"/>
-                <w:sz w:val="18"/>
-              </w:rPr>
-              <w:t>Objets metier: user, menu item, cart item, order.</w:t>
-            </w:r>
-          </w:p>
-        </w:tc>
-      </w:tr>
-      <w:tr>
-        <w:tc>
-          <w:tcPr>
-            <w:tcW w:type="dxa" w:w="3168"/>
-            <w:vAlign w:val="center"/>
-          </w:tcPr>
-          <w:p>
-            <w:pPr>
-              <w:spacing w:after="0" w:line="276" w:lineRule="auto"/>
-            </w:pPr>
-            <w:r/>
-            <w:r>
-              <w:rPr>
-                <w:rFonts w:ascii="Calibri" w:hAnsi="Calibri"/>
-                <w:b w:val="0"/>
-                <w:color w:val="1F2933"/>
-                <w:sz w:val="18"/>
-              </w:rPr>
-              <w:t>mon_pfapp/lib/features</w:t>
-            </w:r>
-          </w:p>
-        </w:tc>
-        <w:tc>
-          <w:tcPr>
-            <w:tcW w:type="dxa" w:w="6192"/>
-            <w:vAlign w:val="center"/>
-          </w:tcPr>
-          <w:p>
-            <w:pPr>
-              <w:spacing w:after="0" w:line="276" w:lineRule="auto"/>
-            </w:pPr>
-            <w:r/>
-            <w:r>
-              <w:rPr>
-                <w:rFonts w:ascii="Calibri" w:hAnsi="Calibri"/>
-                <w:b w:val="0"/>
-                <w:color w:val="1F2933"/>
-                <w:sz w:val="18"/>
-              </w:rPr>
-              <w:t>Ecrans et logique par domaine: auth, client, operations.</w:t>
-            </w:r>
-          </w:p>
-        </w:tc>
-      </w:tr>
-      <w:tr>
-        <w:tc>
-          <w:tcPr>
-            <w:tcW w:type="dxa" w:w="3168"/>
-            <w:vAlign w:val="center"/>
-          </w:tcPr>
-          <w:p>
-            <w:pPr>
-              <w:spacing w:after="0" w:line="276" w:lineRule="auto"/>
-            </w:pPr>
-            <w:r/>
-            <w:r>
-              <w:rPr>
-                <w:rFonts w:ascii="Calibri" w:hAnsi="Calibri"/>
-                <w:b w:val="0"/>
-                <w:color w:val="1F2933"/>
-                <w:sz w:val="18"/>
-              </w:rPr>
-              <w:t>mon_pfapp/lib/shared</w:t>
-            </w:r>
-          </w:p>
-        </w:tc>
-        <w:tc>
-          <w:tcPr>
-            <w:tcW w:type="dxa" w:w="6192"/>
-            <w:vAlign w:val="center"/>
-          </w:tcPr>
-          <w:p>
-            <w:pPr>
-              <w:spacing w:after="0" w:line="276" w:lineRule="auto"/>
-            </w:pPr>
-            <w:r/>
-            <w:r>
-              <w:rPr>
-                <w:rFonts w:ascii="Calibri" w:hAnsi="Calibri"/>
-                <w:b w:val="0"/>
-                <w:color w:val="1F2933"/>
-                <w:sz w:val="18"/>
-              </w:rPr>
-              <w:t>Widgets reutilisables, couleurs, cartes, navigation basse.</w:t>
+              <w:t>password</w:t>
             </w:r>
           </w:p>
         </w:tc>
@@ -1837,76 +1369,15 @@
         <w:pStyle w:val="Heading1"/>
       </w:pPr>
       <w:r>
-        <w:t>4. Architecture applicative Flutter</w:t>
+        <w:t>4. Lancer Flutter</w:t>
       </w:r>
     </w:p>
     <w:p>
       <w:r>
         <w:rPr>
           <w:rFonts w:ascii="Calibri" w:hAnsi="Calibri"/>
-          <w:color w:val="1F2933"/>
         </w:rPr>
-        <w:t>Le point d'entree est main.dart. Il lance MyApp, qui configure MaterialApp, le theme et la page principale MonPfApp. MonPfApp est un StatefulWidget qui possede l'etat simple de demonstration: ecran courant, utilisateur connecte et panier.</w:t>
-      </w:r>
-    </w:p>
-    <w:p>
-      <w:pPr>
-        <w:pStyle w:val="ListNumber"/>
-      </w:pPr>
-      <w:r>
-        <w:rPr>
-          <w:rFonts w:ascii="Calibri" w:hAnsi="Calibri"/>
-          <w:color w:val="1F2933"/>
-        </w:rPr>
-        <w:t>L'utilisateur arrive sur LoginScreen.</w:t>
-      </w:r>
-    </w:p>
-    <w:p>
-      <w:pPr>
-        <w:pStyle w:val="ListNumber"/>
-      </w:pPr>
-      <w:r>
-        <w:rPr>
-          <w:rFonts w:ascii="Calibri" w:hAnsi="Calibri"/>
-          <w:color w:val="1F2933"/>
-        </w:rPr>
-        <w:t>LoginScreen appelle AuthService.login ou RegisterScreen appelle AuthService.register.</w:t>
-      </w:r>
-    </w:p>
-    <w:p>
-      <w:pPr>
-        <w:pStyle w:val="ListNumber"/>
-      </w:pPr>
-      <w:r>
-        <w:rPr>
-          <w:rFonts w:ascii="Calibri" w:hAnsi="Calibri"/>
-          <w:color w:val="1F2933"/>
-        </w:rPr>
-        <w:t>Si l'authentification reussit, MonPfApp stocke le UserModel et bascule vers HomeScreen.</w:t>
-      </w:r>
-    </w:p>
-    <w:p>
-      <w:pPr>
-        <w:pStyle w:val="ListNumber"/>
-      </w:pPr>
-      <w:r>
-        <w:rPr>
-          <w:rFonts w:ascii="Calibri" w:hAnsi="Calibri"/>
-          <w:color w:val="1F2933"/>
-        </w:rPr>
-        <w:t>La navigation interne change la valeur _screen: home, menu, cart, tracking, orders, profile, driver ou admin.</w:t>
-      </w:r>
-    </w:p>
-    <w:p>
-      <w:pPr>
-        <w:pStyle w:val="ListNumber"/>
-      </w:pPr>
-      <w:r>
-        <w:rPr>
-          <w:rFonts w:ascii="Calibri" w:hAnsi="Calibri"/>
-          <w:color w:val="1F2933"/>
-        </w:rPr>
-        <w:t>Les actions panier modifient la liste CartItem dans MonPfApp, puis les ecrans se reconstruisent automatiquement.</w:t>
+        <w:t>Mode demo sans backend:</w:t>
       </w:r>
     </w:p>
     <w:tbl>
@@ -1916,414 +1387,152 @@
         <w:tblLayout w:type="fixed"/>
         <w:tblLook w:firstColumn="1" w:firstRow="1" w:lastColumn="0" w:lastRow="0" w:noHBand="0" w:noVBand="1" w:val="04A0"/>
         <w:tblBorders>
-          <w:top w:val="single" w:sz="6" w:space="0" w:color="D7DBE2"/>
-          <w:left w:val="single" w:sz="6" w:space="0" w:color="D7DBE2"/>
-          <w:bottom w:val="single" w:sz="6" w:space="0" w:color="D7DBE2"/>
-          <w:right w:val="single" w:sz="6" w:space="0" w:color="D7DBE2"/>
-          <w:insideH w:val="single" w:sz="6" w:space="0" w:color="D7DBE2"/>
-          <w:insideV w:val="single" w:sz="6" w:space="0" w:color="D7DBE2"/>
+          <w:top w:val="single" w:sz="4" w:space="0" w:color="E5E7EB"/>
+          <w:left w:val="single" w:sz="4" w:space="0" w:color="E5E7EB"/>
+          <w:bottom w:val="single" w:sz="4" w:space="0" w:color="E5E7EB"/>
+          <w:right w:val="single" w:sz="4" w:space="0" w:color="E5E7EB"/>
+          <w:insideH w:val="single" w:sz="4" w:space="0" w:color="E5E7EB"/>
+          <w:insideV w:val="single" w:sz="4" w:space="0" w:color="E5E7EB"/>
         </w:tblBorders>
-        <w:tblCellMar>
-          <w:top w:w="80" w:type="dxa"/>
-          <w:start w:w="120" w:type="dxa"/>
-          <w:bottom w:w="80" w:type="dxa"/>
-          <w:end w:w="120" w:type="dxa"/>
-        </w:tblCellMar>
       </w:tblPr>
       <w:tblGrid>
-        <w:gridCol w:w="3120"/>
-        <w:gridCol w:w="3120"/>
-        <w:gridCol w:w="3120"/>
+        <w:gridCol w:w="9547"/>
       </w:tblGrid>
       <w:tr>
         <w:tc>
           <w:tcPr>
-            <w:tcW w:type="dxa" w:w="2088"/>
-            <w:shd w:fill="E8EEF5"/>
-            <w:vAlign w:val="center"/>
+            <w:tcW w:type="dxa" w:w="9216"/>
+            <w:shd w:fill="111827"/>
+            <w:tcMar>
+              <w:top w:w="120" w:type="dxa"/>
+              <w:bottom w:w="120" w:type="dxa"/>
+              <w:start w:w="160" w:type="dxa"/>
+              <w:end w:w="160" w:type="dxa"/>
+            </w:tcMar>
           </w:tcPr>
           <w:p>
-            <w:pPr>
-              <w:spacing w:after="0" w:line="276" w:lineRule="auto"/>
-            </w:pPr>
-            <w:r/>
             <w:r>
               <w:rPr>
-                <w:rFonts w:ascii="Calibri" w:hAnsi="Calibri"/>
-                <w:b/>
-                <w:color w:val="1F4D78"/>
-                <w:sz w:val="18"/>
+                <w:rFonts w:ascii="Consolas" w:hAnsi="Consolas"/>
+                <w:color w:val="F5F5F5"/>
+                <w:sz w:val="17"/>
               </w:rPr>
-              <w:t>Element</w:t>
+              <w:t>cd "C:\Users\LOQ\Documents\yassmin pfe\mon_pfapp"</w:t>
             </w:r>
-          </w:p>
-        </w:tc>
-        <w:tc>
-          <w:tcPr>
-            <w:tcW w:type="dxa" w:w="3816"/>
-            <w:shd w:fill="E8EEF5"/>
-            <w:vAlign w:val="center"/>
-          </w:tcPr>
-          <w:p>
-            <w:pPr>
-              <w:spacing w:after="0" w:line="276" w:lineRule="auto"/>
-            </w:pPr>
-            <w:r/>
+            <w:r>
+              <w:br/>
+            </w:r>
             <w:r>
               <w:rPr>
-                <w:rFonts w:ascii="Calibri" w:hAnsi="Calibri"/>
-                <w:b/>
-                <w:color w:val="1F4D78"/>
-                <w:sz w:val="18"/>
+                <w:rFonts w:ascii="Consolas" w:hAnsi="Consolas"/>
+                <w:color w:val="F5F5F5"/>
+                <w:sz w:val="17"/>
               </w:rPr>
-              <w:t>Responsabilite</w:t>
-            </w:r>
-          </w:p>
-        </w:tc>
-        <w:tc>
-          <w:tcPr>
-            <w:tcW w:type="dxa" w:w="3456"/>
-            <w:shd w:fill="E8EEF5"/>
-            <w:vAlign w:val="center"/>
-          </w:tcPr>
-          <w:p>
-            <w:pPr>
-              <w:spacing w:after="0" w:line="276" w:lineRule="auto"/>
-            </w:pPr>
-            <w:r/>
-            <w:r>
-              <w:rPr>
-                <w:rFonts w:ascii="Calibri" w:hAnsi="Calibri"/>
-                <w:b/>
-                <w:color w:val="1F4D78"/>
-                <w:sz w:val="18"/>
-              </w:rPr>
-              <w:t>Connexion avec le reste</w:t>
+              <w:t>C:\Users\LOQ\dev\flutter\bin\flutter.bat run</w:t>
             </w:r>
           </w:p>
         </w:tc>
       </w:tr>
+    </w:tbl>
+    <w:p/>
+    <w:p>
+      <w:r>
+        <w:rPr>
+          <w:rFonts w:ascii="Calibri" w:hAnsi="Calibri"/>
+        </w:rPr>
+        <w:t>Mode backend reel sur Windows:</w:t>
+      </w:r>
+    </w:p>
+    <w:tbl>
+      <w:tblPr>
+        <w:tblW w:type="auto" w:w="0"/>
+        <w:jc w:val="center"/>
+        <w:tblLayout w:type="fixed"/>
+        <w:tblLook w:firstColumn="1" w:firstRow="1" w:lastColumn="0" w:lastRow="0" w:noHBand="0" w:noVBand="1" w:val="04A0"/>
+        <w:tblBorders>
+          <w:top w:val="single" w:sz="4" w:space="0" w:color="E5E7EB"/>
+          <w:left w:val="single" w:sz="4" w:space="0" w:color="E5E7EB"/>
+          <w:bottom w:val="single" w:sz="4" w:space="0" w:color="E5E7EB"/>
+          <w:right w:val="single" w:sz="4" w:space="0" w:color="E5E7EB"/>
+          <w:insideH w:val="single" w:sz="4" w:space="0" w:color="E5E7EB"/>
+          <w:insideV w:val="single" w:sz="4" w:space="0" w:color="E5E7EB"/>
+        </w:tblBorders>
+      </w:tblPr>
+      <w:tblGrid>
+        <w:gridCol w:w="9547"/>
+      </w:tblGrid>
       <w:tr>
         <w:tc>
           <w:tcPr>
-            <w:tcW w:type="dxa" w:w="2088"/>
-            <w:vAlign w:val="center"/>
+            <w:tcW w:type="dxa" w:w="9216"/>
+            <w:shd w:fill="111827"/>
+            <w:tcMar>
+              <w:top w:w="120" w:type="dxa"/>
+              <w:bottom w:w="120" w:type="dxa"/>
+              <w:start w:w="160" w:type="dxa"/>
+              <w:end w:w="160" w:type="dxa"/>
+            </w:tcMar>
           </w:tcPr>
           <w:p>
-            <w:pPr>
-              <w:spacing w:after="0" w:line="276" w:lineRule="auto"/>
-            </w:pPr>
-            <w:r/>
             <w:r>
               <w:rPr>
-                <w:rFonts w:ascii="Calibri" w:hAnsi="Calibri"/>
-                <w:b w:val="0"/>
-                <w:color w:val="1F2933"/>
-                <w:sz w:val="18"/>
+                <w:rFonts w:ascii="Consolas" w:hAnsi="Consolas"/>
+                <w:color w:val="F5F5F5"/>
+                <w:sz w:val="17"/>
               </w:rPr>
-              <w:t>MonPfApp</w:t>
-            </w:r>
-          </w:p>
-        </w:tc>
-        <w:tc>
-          <w:tcPr>
-            <w:tcW w:type="dxa" w:w="3816"/>
-            <w:vAlign w:val="center"/>
-          </w:tcPr>
-          <w:p>
-            <w:pPr>
-              <w:spacing w:after="0" w:line="276" w:lineRule="auto"/>
-            </w:pPr>
-            <w:r/>
-            <w:r>
-              <w:rPr>
-                <w:rFonts w:ascii="Calibri" w:hAnsi="Calibri"/>
-                <w:b w:val="0"/>
-                <w:color w:val="1F2933"/>
-                <w:sz w:val="18"/>
-              </w:rPr>
-              <w:t>Etat d'application et navigation simple.</w:t>
-            </w:r>
-          </w:p>
-        </w:tc>
-        <w:tc>
-          <w:tcPr>
-            <w:tcW w:type="dxa" w:w="3456"/>
-            <w:vAlign w:val="center"/>
-          </w:tcPr>
-          <w:p>
-            <w:pPr>
-              <w:spacing w:after="0" w:line="276" w:lineRule="auto"/>
-            </w:pPr>
-            <w:r/>
-            <w:r>
-              <w:rPr>
-                <w:rFonts w:ascii="Calibri" w:hAnsi="Calibri"/>
-                <w:b w:val="0"/>
-                <w:color w:val="1F2933"/>
-                <w:sz w:val="18"/>
-              </w:rPr>
-              <w:t>Transmet callbacks et donnees aux ecrans.</w:t>
+              <w:t>C:\Users\LOQ\dev\flutter\bin\flutter.bat run -d windows --dart-define=DEMO_MODE=false --dart-define=API_BASE_URL=http://127.0.0.1:8000/api</w:t>
             </w:r>
           </w:p>
         </w:tc>
       </w:tr>
+    </w:tbl>
+    <w:p/>
+    <w:p>
+      <w:r>
+        <w:rPr>
+          <w:rFonts w:ascii="Calibri" w:hAnsi="Calibri"/>
+        </w:rPr>
+        <w:t>Mode backend reel sur telephone Android Wi-Fi:</w:t>
+      </w:r>
+    </w:p>
+    <w:tbl>
+      <w:tblPr>
+        <w:tblW w:type="auto" w:w="0"/>
+        <w:jc w:val="center"/>
+        <w:tblLayout w:type="fixed"/>
+        <w:tblLook w:firstColumn="1" w:firstRow="1" w:lastColumn="0" w:lastRow="0" w:noHBand="0" w:noVBand="1" w:val="04A0"/>
+        <w:tblBorders>
+          <w:top w:val="single" w:sz="4" w:space="0" w:color="E5E7EB"/>
+          <w:left w:val="single" w:sz="4" w:space="0" w:color="E5E7EB"/>
+          <w:bottom w:val="single" w:sz="4" w:space="0" w:color="E5E7EB"/>
+          <w:right w:val="single" w:sz="4" w:space="0" w:color="E5E7EB"/>
+          <w:insideH w:val="single" w:sz="4" w:space="0" w:color="E5E7EB"/>
+          <w:insideV w:val="single" w:sz="4" w:space="0" w:color="E5E7EB"/>
+        </w:tblBorders>
+      </w:tblPr>
+      <w:tblGrid>
+        <w:gridCol w:w="9547"/>
+      </w:tblGrid>
       <w:tr>
         <w:tc>
           <w:tcPr>
-            <w:tcW w:type="dxa" w:w="2088"/>
-            <w:vAlign w:val="center"/>
+            <w:tcW w:type="dxa" w:w="9216"/>
+            <w:shd w:fill="111827"/>
+            <w:tcMar>
+              <w:top w:w="120" w:type="dxa"/>
+              <w:bottom w:w="120" w:type="dxa"/>
+              <w:start w:w="160" w:type="dxa"/>
+              <w:end w:w="160" w:type="dxa"/>
+            </w:tcMar>
           </w:tcPr>
           <w:p>
-            <w:pPr>
-              <w:spacing w:after="0" w:line="276" w:lineRule="auto"/>
-            </w:pPr>
-            <w:r/>
             <w:r>
               <w:rPr>
-                <w:rFonts w:ascii="Calibri" w:hAnsi="Calibri"/>
-                <w:b w:val="0"/>
-                <w:color w:val="1F2933"/>
-                <w:sz w:val="18"/>
+                <w:rFonts w:ascii="Consolas" w:hAnsi="Consolas"/>
+                <w:color w:val="F5F5F5"/>
+                <w:sz w:val="17"/>
               </w:rPr>
-              <w:t>AuthService</w:t>
-            </w:r>
-          </w:p>
-        </w:tc>
-        <w:tc>
-          <w:tcPr>
-            <w:tcW w:type="dxa" w:w="3816"/>
-            <w:vAlign w:val="center"/>
-          </w:tcPr>
-          <w:p>
-            <w:pPr>
-              <w:spacing w:after="0" w:line="276" w:lineRule="auto"/>
-            </w:pPr>
-            <w:r/>
-            <w:r>
-              <w:rPr>
-                <w:rFonts w:ascii="Calibri" w:hAnsi="Calibri"/>
-                <w:b w:val="0"/>
-                <w:color w:val="1F2933"/>
-                <w:sz w:val="18"/>
-              </w:rPr>
-              <w:t>Inscription, connexion, deconnexion et erreurs API.</w:t>
-            </w:r>
-          </w:p>
-        </w:tc>
-        <w:tc>
-          <w:tcPr>
-            <w:tcW w:type="dxa" w:w="3456"/>
-            <w:vAlign w:val="center"/>
-          </w:tcPr>
-          <w:p>
-            <w:pPr>
-              <w:spacing w:after="0" w:line="276" w:lineRule="auto"/>
-            </w:pPr>
-            <w:r/>
-            <w:r>
-              <w:rPr>
-                <w:rFonts w:ascii="Calibri" w:hAnsi="Calibri"/>
-                <w:b w:val="0"/>
-                <w:color w:val="1F2933"/>
-                <w:sz w:val="18"/>
-              </w:rPr>
-              <w:t>Utilise AppConstants, Storage et UserModel.</w:t>
-            </w:r>
-          </w:p>
-        </w:tc>
-      </w:tr>
-      <w:tr>
-        <w:tc>
-          <w:tcPr>
-            <w:tcW w:type="dxa" w:w="2088"/>
-            <w:vAlign w:val="center"/>
-          </w:tcPr>
-          <w:p>
-            <w:pPr>
-              <w:spacing w:after="0" w:line="276" w:lineRule="auto"/>
-            </w:pPr>
-            <w:r/>
-            <w:r>
-              <w:rPr>
-                <w:rFonts w:ascii="Calibri" w:hAnsi="Calibri"/>
-                <w:b w:val="0"/>
-                <w:color w:val="1F2933"/>
-                <w:sz w:val="18"/>
-              </w:rPr>
-              <w:t>Storage</w:t>
-            </w:r>
-          </w:p>
-        </w:tc>
-        <w:tc>
-          <w:tcPr>
-            <w:tcW w:type="dxa" w:w="3816"/>
-            <w:vAlign w:val="center"/>
-          </w:tcPr>
-          <w:p>
-            <w:pPr>
-              <w:spacing w:after="0" w:line="276" w:lineRule="auto"/>
-            </w:pPr>
-            <w:r/>
-            <w:r>
-              <w:rPr>
-                <w:rFonts w:ascii="Calibri" w:hAnsi="Calibri"/>
-                <w:b w:val="0"/>
-                <w:color w:val="1F2933"/>
-                <w:sz w:val="18"/>
-              </w:rPr>
-              <w:t>Token et role dans secure storage.</w:t>
-            </w:r>
-          </w:p>
-        </w:tc>
-        <w:tc>
-          <w:tcPr>
-            <w:tcW w:type="dxa" w:w="3456"/>
-            <w:vAlign w:val="center"/>
-          </w:tcPr>
-          <w:p>
-            <w:pPr>
-              <w:spacing w:after="0" w:line="276" w:lineRule="auto"/>
-            </w:pPr>
-            <w:r/>
-            <w:r>
-              <w:rPr>
-                <w:rFonts w:ascii="Calibri" w:hAnsi="Calibri"/>
-                <w:b w:val="0"/>
-                <w:color w:val="1F2933"/>
-                <w:sz w:val="18"/>
-              </w:rPr>
-              <w:t>Utilise par AuthService apres reponse API.</w:t>
-            </w:r>
-          </w:p>
-        </w:tc>
-      </w:tr>
-      <w:tr>
-        <w:tc>
-          <w:tcPr>
-            <w:tcW w:type="dxa" w:w="2088"/>
-            <w:vAlign w:val="center"/>
-          </w:tcPr>
-          <w:p>
-            <w:pPr>
-              <w:spacing w:after="0" w:line="276" w:lineRule="auto"/>
-            </w:pPr>
-            <w:r/>
-            <w:r>
-              <w:rPr>
-                <w:rFonts w:ascii="Calibri" w:hAnsi="Calibri"/>
-                <w:b w:val="0"/>
-                <w:color w:val="1F2933"/>
-                <w:sz w:val="18"/>
-              </w:rPr>
-              <w:t>DemoData</w:t>
-            </w:r>
-          </w:p>
-        </w:tc>
-        <w:tc>
-          <w:tcPr>
-            <w:tcW w:type="dxa" w:w="3816"/>
-            <w:vAlign w:val="center"/>
-          </w:tcPr>
-          <w:p>
-            <w:pPr>
-              <w:spacing w:after="0" w:line="276" w:lineRule="auto"/>
-            </w:pPr>
-            <w:r/>
-            <w:r>
-              <w:rPr>
-                <w:rFonts w:ascii="Calibri" w:hAnsi="Calibri"/>
-                <w:b w:val="0"/>
-                <w:color w:val="1F2933"/>
-                <w:sz w:val="18"/>
-              </w:rPr>
-              <w:t>Donnees locales pour menus, commandes et utilisateur.</w:t>
-            </w:r>
-          </w:p>
-        </w:tc>
-        <w:tc>
-          <w:tcPr>
-            <w:tcW w:type="dxa" w:w="3456"/>
-            <w:vAlign w:val="center"/>
-          </w:tcPr>
-          <w:p>
-            <w:pPr>
-              <w:spacing w:after="0" w:line="276" w:lineRule="auto"/>
-            </w:pPr>
-            <w:r/>
-            <w:r>
-              <w:rPr>
-                <w:rFonts w:ascii="Calibri" w:hAnsi="Calibri"/>
-                <w:b w:val="0"/>
-                <w:color w:val="1F2933"/>
-                <w:sz w:val="18"/>
-              </w:rPr>
-              <w:t>Permet de tester sans backend.</w:t>
-            </w:r>
-          </w:p>
-        </w:tc>
-      </w:tr>
-      <w:tr>
-        <w:tc>
-          <w:tcPr>
-            <w:tcW w:type="dxa" w:w="2088"/>
-            <w:vAlign w:val="center"/>
-          </w:tcPr>
-          <w:p>
-            <w:pPr>
-              <w:spacing w:after="0" w:line="276" w:lineRule="auto"/>
-            </w:pPr>
-            <w:r/>
-            <w:r>
-              <w:rPr>
-                <w:rFonts w:ascii="Calibri" w:hAnsi="Calibri"/>
-                <w:b w:val="0"/>
-                <w:color w:val="1F2933"/>
-                <w:sz w:val="18"/>
-              </w:rPr>
-              <w:t>AppBottomNav</w:t>
-            </w:r>
-          </w:p>
-        </w:tc>
-        <w:tc>
-          <w:tcPr>
-            <w:tcW w:type="dxa" w:w="3816"/>
-            <w:vAlign w:val="center"/>
-          </w:tcPr>
-          <w:p>
-            <w:pPr>
-              <w:spacing w:after="0" w:line="276" w:lineRule="auto"/>
-            </w:pPr>
-            <w:r/>
-            <w:r>
-              <w:rPr>
-                <w:rFonts w:ascii="Calibri" w:hAnsi="Calibri"/>
-                <w:b w:val="0"/>
-                <w:color w:val="1F2933"/>
-                <w:sz w:val="18"/>
-              </w:rPr>
-              <w:t>Navigation client persistante.</w:t>
-            </w:r>
-          </w:p>
-        </w:tc>
-        <w:tc>
-          <w:tcPr>
-            <w:tcW w:type="dxa" w:w="3456"/>
-            <w:vAlign w:val="center"/>
-          </w:tcPr>
-          <w:p>
-            <w:pPr>
-              <w:spacing w:after="0" w:line="276" w:lineRule="auto"/>
-            </w:pPr>
-            <w:r/>
-            <w:r>
-              <w:rPr>
-                <w:rFonts w:ascii="Calibri" w:hAnsi="Calibri"/>
-                <w:b w:val="0"/>
-                <w:color w:val="1F2933"/>
-                <w:sz w:val="18"/>
-              </w:rPr>
-              <w:t>Declenche onNavigate fourni par MonPfApp.</w:t>
+              <w:t>C:\Users\LOQ\dev\flutter\bin\flutter.bat run -d &lt;device-id&gt; --dart-define=DEMO_MODE=false --dart-define=API_BASE_URL=http://ADRESSE_IP_PC:8000/api</w:t>
             </w:r>
           </w:p>
         </w:tc>
@@ -2335,7 +1544,1019 @@
         <w:pStyle w:val="Heading1"/>
       </w:pPr>
       <w:r>
-        <w:t>5. Authentification et securite</w:t>
+        <w:t>5. Tester sur Android</w:t>
+      </w:r>
+    </w:p>
+    <w:p>
+      <w:pPr>
+        <w:pStyle w:val="ListNumber"/>
+        <w:spacing w:after="80"/>
+      </w:pPr>
+      <w:r>
+        <w:rPr>
+          <w:rFonts w:ascii="Calibri" w:hAnsi="Calibri"/>
+        </w:rPr>
+        <w:t>Activer Options developpeur sur le telephone.</w:t>
+      </w:r>
+    </w:p>
+    <w:p>
+      <w:pPr>
+        <w:pStyle w:val="ListNumber"/>
+        <w:spacing w:after="80"/>
+      </w:pPr>
+      <w:r>
+        <w:rPr>
+          <w:rFonts w:ascii="Calibri" w:hAnsi="Calibri"/>
+        </w:rPr>
+        <w:t>Activer Debogage USB.</w:t>
+      </w:r>
+    </w:p>
+    <w:p>
+      <w:pPr>
+        <w:pStyle w:val="ListNumber"/>
+        <w:spacing w:after="80"/>
+      </w:pPr>
+      <w:r>
+        <w:rPr>
+          <w:rFonts w:ascii="Calibri" w:hAnsi="Calibri"/>
+        </w:rPr>
+        <w:t>Brancher le telephone en USB.</w:t>
+      </w:r>
+    </w:p>
+    <w:p>
+      <w:pPr>
+        <w:pStyle w:val="ListNumber"/>
+        <w:spacing w:after="80"/>
+      </w:pPr>
+      <w:r>
+        <w:rPr>
+          <w:rFonts w:ascii="Calibri" w:hAnsi="Calibri"/>
+        </w:rPr>
+        <w:t>Accepter la popup RSA sur le telephone.</w:t>
+      </w:r>
+    </w:p>
+    <w:p>
+      <w:pPr>
+        <w:pStyle w:val="ListNumber"/>
+        <w:spacing w:after="80"/>
+      </w:pPr>
+      <w:r>
+        <w:rPr>
+          <w:rFonts w:ascii="Calibri" w:hAnsi="Calibri"/>
+        </w:rPr>
+        <w:t>Verifier avec adb devices.</w:t>
+      </w:r>
+    </w:p>
+    <w:p>
+      <w:pPr>
+        <w:pStyle w:val="ListNumber"/>
+        <w:spacing w:after="80"/>
+      </w:pPr>
+      <w:r>
+        <w:rPr>
+          <w:rFonts w:ascii="Calibri" w:hAnsi="Calibri"/>
+        </w:rPr>
+        <w:t>Installer l'APK debug ou lancer flutter run.</w:t>
+      </w:r>
+    </w:p>
+    <w:tbl>
+      <w:tblPr>
+        <w:tblW w:type="auto" w:w="0"/>
+        <w:jc w:val="center"/>
+        <w:tblLayout w:type="fixed"/>
+        <w:tblLook w:firstColumn="1" w:firstRow="1" w:lastColumn="0" w:lastRow="0" w:noHBand="0" w:noVBand="1" w:val="04A0"/>
+        <w:tblBorders>
+          <w:top w:val="single" w:sz="4" w:space="0" w:color="E5E7EB"/>
+          <w:left w:val="single" w:sz="4" w:space="0" w:color="E5E7EB"/>
+          <w:bottom w:val="single" w:sz="4" w:space="0" w:color="E5E7EB"/>
+          <w:right w:val="single" w:sz="4" w:space="0" w:color="E5E7EB"/>
+          <w:insideH w:val="single" w:sz="4" w:space="0" w:color="E5E7EB"/>
+          <w:insideV w:val="single" w:sz="4" w:space="0" w:color="E5E7EB"/>
+        </w:tblBorders>
+      </w:tblPr>
+      <w:tblGrid>
+        <w:gridCol w:w="9547"/>
+      </w:tblGrid>
+      <w:tr>
+        <w:tc>
+          <w:tcPr>
+            <w:tcW w:type="dxa" w:w="9216"/>
+            <w:shd w:fill="111827"/>
+            <w:tcMar>
+              <w:top w:w="120" w:type="dxa"/>
+              <w:bottom w:w="120" w:type="dxa"/>
+              <w:start w:w="160" w:type="dxa"/>
+              <w:end w:w="160" w:type="dxa"/>
+            </w:tcMar>
+          </w:tcPr>
+          <w:p>
+            <w:r>
+              <w:rPr>
+                <w:rFonts w:ascii="Consolas" w:hAnsi="Consolas"/>
+                <w:color w:val="F5F5F5"/>
+                <w:sz w:val="17"/>
+              </w:rPr>
+              <w:t>C:\Users\LOQ\AppData\Local\Android\Sdk\platform-tools\adb.exe devices</w:t>
+            </w:r>
+            <w:r>
+              <w:br/>
+            </w:r>
+            <w:r>
+              <w:rPr>
+                <w:rFonts w:ascii="Consolas" w:hAnsi="Consolas"/>
+                <w:color w:val="F5F5F5"/>
+                <w:sz w:val="17"/>
+              </w:rPr>
+              <w:t>C:\Users\LOQ\AppData\Local\Android\Sdk\platform-tools\adb.exe install -r build\app\outputs\flutter-apk\app-debug.apk</w:t>
+            </w:r>
+          </w:p>
+        </w:tc>
+      </w:tr>
+    </w:tbl>
+    <w:p/>
+    <w:p>
+      <w:r>
+        <w:rPr>
+          <w:rFonts w:ascii="Calibri" w:hAnsi="Calibri"/>
+        </w:rPr>
+        <w:t>APK debug actuel:</w:t>
+      </w:r>
+    </w:p>
+    <w:tbl>
+      <w:tblPr>
+        <w:tblW w:type="auto" w:w="0"/>
+        <w:jc w:val="center"/>
+        <w:tblLayout w:type="fixed"/>
+        <w:tblLook w:firstColumn="1" w:firstRow="1" w:lastColumn="0" w:lastRow="0" w:noHBand="0" w:noVBand="1" w:val="04A0"/>
+        <w:tblBorders>
+          <w:top w:val="single" w:sz="4" w:space="0" w:color="E5E7EB"/>
+          <w:left w:val="single" w:sz="4" w:space="0" w:color="E5E7EB"/>
+          <w:bottom w:val="single" w:sz="4" w:space="0" w:color="E5E7EB"/>
+          <w:right w:val="single" w:sz="4" w:space="0" w:color="E5E7EB"/>
+          <w:insideH w:val="single" w:sz="4" w:space="0" w:color="E5E7EB"/>
+          <w:insideV w:val="single" w:sz="4" w:space="0" w:color="E5E7EB"/>
+        </w:tblBorders>
+      </w:tblPr>
+      <w:tblGrid>
+        <w:gridCol w:w="9547"/>
+      </w:tblGrid>
+      <w:tr>
+        <w:tc>
+          <w:tcPr>
+            <w:tcW w:type="dxa" w:w="9216"/>
+            <w:shd w:fill="111827"/>
+            <w:tcMar>
+              <w:top w:w="120" w:type="dxa"/>
+              <w:bottom w:w="120" w:type="dxa"/>
+              <w:start w:w="160" w:type="dxa"/>
+              <w:end w:w="160" w:type="dxa"/>
+            </w:tcMar>
+          </w:tcPr>
+          <w:p>
+            <w:r>
+              <w:rPr>
+                <w:rFonts w:ascii="Consolas" w:hAnsi="Consolas"/>
+                <w:color w:val="F5F5F5"/>
+                <w:sz w:val="17"/>
+              </w:rPr>
+              <w:t>C:\Users\LOQ\Documents\yassmin pfe\mon_pfapp\build\app\outputs\flutter-apk\app-debug.apk</w:t>
+            </w:r>
+          </w:p>
+        </w:tc>
+      </w:tr>
+    </w:tbl>
+    <w:p/>
+    <w:p>
+      <w:r>
+        <w:rPr>
+          <w:rFonts w:ascii="Calibri" w:hAnsi="Calibri"/>
+        </w:rPr>
+        <w:t>Si le telephone ne voit pas l'API, verifier que le telephone et le PC sont sur le meme Wi-Fi, que le backend tourne, et que l'URL contient l'IPv4 Wi-Fi du PC.</w:t>
+      </w:r>
+    </w:p>
+    <w:p>
+      <w:pPr>
+        <w:pStyle w:val="Heading1"/>
+      </w:pPr>
+      <w:r>
+        <w:t>6. Tester sur Windows</w:t>
+      </w:r>
+    </w:p>
+    <w:p>
+      <w:r>
+        <w:rPr>
+          <w:rFonts w:ascii="Calibri" w:hAnsi="Calibri"/>
+        </w:rPr>
+        <w:t>Le build Windows est actuellement bloque par le fichier atlstr.h manquant. Ce fichier vient du composant Visual Studio ATL.</w:t>
+      </w:r>
+    </w:p>
+    <w:p>
+      <w:pPr>
+        <w:pStyle w:val="ListNumber"/>
+        <w:spacing w:after="80"/>
+      </w:pPr>
+      <w:r>
+        <w:rPr>
+          <w:rFonts w:ascii="Calibri" w:hAnsi="Calibri"/>
+        </w:rPr>
+        <w:t>Ouvrir Visual Studio Installer.</w:t>
+      </w:r>
+    </w:p>
+    <w:p>
+      <w:pPr>
+        <w:pStyle w:val="ListNumber"/>
+        <w:spacing w:after="80"/>
+      </w:pPr>
+      <w:r>
+        <w:rPr>
+          <w:rFonts w:ascii="Calibri" w:hAnsi="Calibri"/>
+        </w:rPr>
+        <w:t>Modifier Visual Studio Community 2026.</w:t>
+      </w:r>
+    </w:p>
+    <w:p>
+      <w:pPr>
+        <w:pStyle w:val="ListNumber"/>
+        <w:spacing w:after="80"/>
+      </w:pPr>
+      <w:r>
+        <w:rPr>
+          <w:rFonts w:ascii="Calibri" w:hAnsi="Calibri"/>
+        </w:rPr>
+        <w:t>Chercher ATL dans Individual components.</w:t>
+      </w:r>
+    </w:p>
+    <w:p>
+      <w:pPr>
+        <w:pStyle w:val="ListNumber"/>
+        <w:spacing w:after="80"/>
+      </w:pPr>
+      <w:r>
+        <w:rPr>
+          <w:rFonts w:ascii="Calibri" w:hAnsi="Calibri"/>
+        </w:rPr>
+        <w:t>Installer C++ ATL for latest v143/v14x build tools ou equivalent.</w:t>
+      </w:r>
+    </w:p>
+    <w:p>
+      <w:pPr>
+        <w:pStyle w:val="ListNumber"/>
+        <w:spacing w:after="80"/>
+      </w:pPr>
+      <w:r>
+        <w:rPr>
+          <w:rFonts w:ascii="Calibri" w:hAnsi="Calibri"/>
+        </w:rPr>
+        <w:t>Relancer flutter build windows.</w:t>
+      </w:r>
+    </w:p>
+    <w:tbl>
+      <w:tblPr>
+        <w:tblW w:type="auto" w:w="0"/>
+        <w:jc w:val="center"/>
+        <w:tblLayout w:type="fixed"/>
+        <w:tblLook w:firstColumn="1" w:firstRow="1" w:lastColumn="0" w:lastRow="0" w:noHBand="0" w:noVBand="1" w:val="04A0"/>
+        <w:tblBorders>
+          <w:top w:val="single" w:sz="4" w:space="0" w:color="E5E7EB"/>
+          <w:left w:val="single" w:sz="4" w:space="0" w:color="E5E7EB"/>
+          <w:bottom w:val="single" w:sz="4" w:space="0" w:color="E5E7EB"/>
+          <w:right w:val="single" w:sz="4" w:space="0" w:color="E5E7EB"/>
+          <w:insideH w:val="single" w:sz="4" w:space="0" w:color="E5E7EB"/>
+          <w:insideV w:val="single" w:sz="4" w:space="0" w:color="E5E7EB"/>
+        </w:tblBorders>
+      </w:tblPr>
+      <w:tblGrid>
+        <w:gridCol w:w="9547"/>
+      </w:tblGrid>
+      <w:tr>
+        <w:tc>
+          <w:tcPr>
+            <w:tcW w:type="dxa" w:w="9216"/>
+            <w:shd w:fill="111827"/>
+            <w:tcMar>
+              <w:top w:w="120" w:type="dxa"/>
+              <w:bottom w:w="120" w:type="dxa"/>
+              <w:start w:w="160" w:type="dxa"/>
+              <w:end w:w="160" w:type="dxa"/>
+            </w:tcMar>
+          </w:tcPr>
+          <w:p>
+            <w:r>
+              <w:rPr>
+                <w:rFonts w:ascii="Consolas" w:hAnsi="Consolas"/>
+                <w:color w:val="F5F5F5"/>
+                <w:sz w:val="17"/>
+              </w:rPr>
+              <w:t>C:\Users\LOQ\dev\flutter\bin\flutter.bat build windows --debug --dart-define=DEMO_MODE=false --dart-define=API_BASE_URL=http://127.0.0.1:8000/api</w:t>
+            </w:r>
+          </w:p>
+        </w:tc>
+      </w:tr>
+    </w:tbl>
+    <w:p/>
+    <w:p>
+      <w:pPr>
+        <w:pStyle w:val="Heading1"/>
+      </w:pPr>
+      <w:r>
+        <w:t>7. Tests et builds valides</w:t>
+      </w:r>
+    </w:p>
+    <w:tbl>
+      <w:tblPr>
+        <w:tblW w:type="auto" w:w="0"/>
+        <w:jc w:val="center"/>
+        <w:tblLayout w:type="fixed"/>
+        <w:tblLook w:firstColumn="1" w:firstRow="1" w:lastColumn="0" w:lastRow="0" w:noHBand="0" w:noVBand="1" w:val="04A0"/>
+        <w:tblBorders>
+          <w:top w:val="single" w:sz="4" w:space="0" w:color="E5E7EB"/>
+          <w:left w:val="single" w:sz="4" w:space="0" w:color="E5E7EB"/>
+          <w:bottom w:val="single" w:sz="4" w:space="0" w:color="E5E7EB"/>
+          <w:right w:val="single" w:sz="4" w:space="0" w:color="E5E7EB"/>
+          <w:insideH w:val="single" w:sz="4" w:space="0" w:color="E5E7EB"/>
+          <w:insideV w:val="single" w:sz="4" w:space="0" w:color="E5E7EB"/>
+        </w:tblBorders>
+      </w:tblPr>
+      <w:tblGrid>
+        <w:gridCol w:w="9547"/>
+      </w:tblGrid>
+      <w:tr>
+        <w:tc>
+          <w:tcPr>
+            <w:tcW w:type="dxa" w:w="9216"/>
+            <w:shd w:fill="111827"/>
+            <w:tcMar>
+              <w:top w:w="120" w:type="dxa"/>
+              <w:bottom w:w="120" w:type="dxa"/>
+              <w:start w:w="160" w:type="dxa"/>
+              <w:end w:w="160" w:type="dxa"/>
+            </w:tcMar>
+          </w:tcPr>
+          <w:p>
+            <w:r>
+              <w:rPr>
+                <w:rFonts w:ascii="Consolas" w:hAnsi="Consolas"/>
+                <w:color w:val="F5F5F5"/>
+                <w:sz w:val="17"/>
+              </w:rPr>
+              <w:t>cd "C:\Users\LOQ\Documents\yassmin pfe\mon_pfapp"</w:t>
+            </w:r>
+            <w:r>
+              <w:br/>
+            </w:r>
+            <w:r>
+              <w:rPr>
+                <w:rFonts w:ascii="Consolas" w:hAnsi="Consolas"/>
+                <w:color w:val="F5F5F5"/>
+                <w:sz w:val="17"/>
+              </w:rPr>
+              <w:t>C:\Users\LOQ\dev\flutter\bin\cache\dart-sdk\bin\dart.exe analyze</w:t>
+            </w:r>
+            <w:r>
+              <w:br/>
+            </w:r>
+            <w:r>
+              <w:rPr>
+                <w:rFonts w:ascii="Consolas" w:hAnsi="Consolas"/>
+                <w:color w:val="F5F5F5"/>
+                <w:sz w:val="17"/>
+              </w:rPr>
+              <w:t>C:\Users\LOQ\dev\flutter\bin\flutter.bat test</w:t>
+            </w:r>
+            <w:r>
+              <w:br/>
+            </w:r>
+            <w:r>
+              <w:rPr>
+                <w:rFonts w:ascii="Consolas" w:hAnsi="Consolas"/>
+                <w:color w:val="F5F5F5"/>
+                <w:sz w:val="17"/>
+              </w:rPr>
+              <w:t>C:\Users\LOQ\dev\flutter\bin\flutter.bat build apk --debug --dart-define=DEMO_MODE=false --dart-define=API_BASE_URL=http://172.17.182.162:8000/api</w:t>
+            </w:r>
+          </w:p>
+        </w:tc>
+      </w:tr>
+    </w:tbl>
+    <w:p/>
+    <w:tbl>
+      <w:tblPr>
+        <w:tblW w:type="auto" w:w="0"/>
+        <w:jc w:val="center"/>
+        <w:tblLayout w:type="fixed"/>
+        <w:tblLook w:firstColumn="1" w:firstRow="1" w:lastColumn="0" w:lastRow="0" w:noHBand="0" w:noVBand="1" w:val="04A0"/>
+        <w:tblBorders>
+          <w:top w:val="single" w:sz="4" w:space="0" w:color="E5E7EB"/>
+          <w:left w:val="single" w:sz="4" w:space="0" w:color="E5E7EB"/>
+          <w:bottom w:val="single" w:sz="4" w:space="0" w:color="E5E7EB"/>
+          <w:right w:val="single" w:sz="4" w:space="0" w:color="E5E7EB"/>
+          <w:insideH w:val="single" w:sz="4" w:space="0" w:color="E5E7EB"/>
+          <w:insideV w:val="single" w:sz="4" w:space="0" w:color="E5E7EB"/>
+        </w:tblBorders>
+      </w:tblPr>
+      <w:tblGrid>
+        <w:gridCol w:w="9547"/>
+      </w:tblGrid>
+      <w:tr>
+        <w:tc>
+          <w:tcPr>
+            <w:tcW w:type="dxa" w:w="9216"/>
+            <w:shd w:fill="111827"/>
+            <w:tcMar>
+              <w:top w:w="120" w:type="dxa"/>
+              <w:bottom w:w="120" w:type="dxa"/>
+              <w:start w:w="160" w:type="dxa"/>
+              <w:end w:w="160" w:type="dxa"/>
+            </w:tcMar>
+          </w:tcPr>
+          <w:p>
+            <w:r>
+              <w:rPr>
+                <w:rFonts w:ascii="Consolas" w:hAnsi="Consolas"/>
+                <w:color w:val="F5F5F5"/>
+                <w:sz w:val="17"/>
+              </w:rPr>
+              <w:t>cd "C:\Users\LOQ\Documents\yassmin pfe\mon_pfapi"</w:t>
+            </w:r>
+            <w:r>
+              <w:br/>
+            </w:r>
+            <w:r>
+              <w:rPr>
+                <w:rFonts w:ascii="Consolas" w:hAnsi="Consolas"/>
+                <w:color w:val="F5F5F5"/>
+                <w:sz w:val="17"/>
+              </w:rPr>
+              <w:t>..\tools\runtime\php-8.4.22\php.exe artisan test</w:t>
+            </w:r>
+          </w:p>
+        </w:tc>
+      </w:tr>
+    </w:tbl>
+    <w:p/>
+    <w:p>
+      <w:pPr>
+        <w:pStyle w:val="Heading1"/>
+      </w:pPr>
+      <w:r>
+        <w:t>8. Guide de debug rapide</w:t>
+      </w:r>
+    </w:p>
+    <w:tbl>
+      <w:tblPr>
+        <w:tblW w:type="auto" w:w="0"/>
+        <w:jc w:val="center"/>
+        <w:tblLayout w:type="fixed"/>
+        <w:tblLook w:firstColumn="1" w:firstRow="1" w:lastColumn="0" w:lastRow="0" w:noHBand="0" w:noVBand="1" w:val="04A0"/>
+        <w:tblBorders>
+          <w:top w:val="single" w:sz="4" w:space="0" w:color="CBD5E1"/>
+          <w:left w:val="single" w:sz="4" w:space="0" w:color="CBD5E1"/>
+          <w:bottom w:val="single" w:sz="4" w:space="0" w:color="CBD5E1"/>
+          <w:right w:val="single" w:sz="4" w:space="0" w:color="CBD5E1"/>
+          <w:insideH w:val="single" w:sz="4" w:space="0" w:color="CBD5E1"/>
+          <w:insideV w:val="single" w:sz="4" w:space="0" w:color="CBD5E1"/>
+        </w:tblBorders>
+      </w:tblPr>
+      <w:tblGrid>
+        <w:gridCol w:w="3182"/>
+        <w:gridCol w:w="3182"/>
+        <w:gridCol w:w="3182"/>
+      </w:tblGrid>
+      <w:tr>
+        <w:tc>
+          <w:tcPr>
+            <w:tcW w:type="dxa" w:w="2520"/>
+            <w:shd w:fill="E8EEF5"/>
+            <w:tcMar>
+              <w:top w:w="80" w:type="dxa"/>
+              <w:bottom w:w="80" w:type="dxa"/>
+              <w:start w:w="120" w:type="dxa"/>
+              <w:end w:w="120" w:type="dxa"/>
+            </w:tcMar>
+            <w:vAlign w:val="center"/>
+          </w:tcPr>
+          <w:p>
+            <w:pPr>
+              <w:jc w:val="center"/>
+            </w:pPr>
+            <w:r>
+              <w:rPr>
+                <w:rFonts w:ascii="Calibri" w:hAnsi="Calibri"/>
+                <w:b/>
+                <w:color w:val="1F4D78"/>
+                <w:sz w:val="18"/>
+              </w:rPr>
+              <w:t>Symptome</w:t>
+            </w:r>
+          </w:p>
+        </w:tc>
+        <w:tc>
+          <w:tcPr>
+            <w:tcW w:type="dxa" w:w="3384"/>
+            <w:shd w:fill="E8EEF5"/>
+            <w:tcMar>
+              <w:top w:w="80" w:type="dxa"/>
+              <w:bottom w:w="80" w:type="dxa"/>
+              <w:start w:w="120" w:type="dxa"/>
+              <w:end w:w="120" w:type="dxa"/>
+            </w:tcMar>
+            <w:vAlign w:val="center"/>
+          </w:tcPr>
+          <w:p>
+            <w:pPr>
+              <w:jc w:val="center"/>
+            </w:pPr>
+            <w:r>
+              <w:rPr>
+                <w:rFonts w:ascii="Calibri" w:hAnsi="Calibri"/>
+                <w:b/>
+                <w:color w:val="1F4D78"/>
+                <w:sz w:val="18"/>
+              </w:rPr>
+              <w:t>Cause probable</w:t>
+            </w:r>
+          </w:p>
+        </w:tc>
+        <w:tc>
+          <w:tcPr>
+            <w:tcW w:type="dxa" w:w="3456"/>
+            <w:shd w:fill="E8EEF5"/>
+            <w:tcMar>
+              <w:top w:w="80" w:type="dxa"/>
+              <w:bottom w:w="80" w:type="dxa"/>
+              <w:start w:w="120" w:type="dxa"/>
+              <w:end w:w="120" w:type="dxa"/>
+            </w:tcMar>
+            <w:vAlign w:val="center"/>
+          </w:tcPr>
+          <w:p>
+            <w:pPr>
+              <w:jc w:val="center"/>
+            </w:pPr>
+            <w:r>
+              <w:rPr>
+                <w:rFonts w:ascii="Calibri" w:hAnsi="Calibri"/>
+                <w:b/>
+                <w:color w:val="1F4D78"/>
+                <w:sz w:val="18"/>
+              </w:rPr>
+              <w:t>Solution</w:t>
+            </w:r>
+          </w:p>
+        </w:tc>
+      </w:tr>
+      <w:tr>
+        <w:tc>
+          <w:tcPr>
+            <w:tcW w:type="dxa" w:w="2520"/>
+            <w:tcMar>
+              <w:top w:w="80" w:type="dxa"/>
+              <w:bottom w:w="80" w:type="dxa"/>
+              <w:start w:w="120" w:type="dxa"/>
+              <w:end w:w="120" w:type="dxa"/>
+            </w:tcMar>
+            <w:vAlign w:val="center"/>
+          </w:tcPr>
+          <w:p>
+            <w:pPr>
+              <w:jc w:val="center"/>
+            </w:pPr>
+            <w:r>
+              <w:rPr>
+                <w:rFonts w:ascii="Calibri" w:hAnsi="Calibri"/>
+                <w:sz w:val="17"/>
+              </w:rPr>
+              <w:t>API ne repond pas</w:t>
+            </w:r>
+          </w:p>
+        </w:tc>
+        <w:tc>
+          <w:tcPr>
+            <w:tcW w:type="dxa" w:w="3384"/>
+            <w:tcMar>
+              <w:top w:w="80" w:type="dxa"/>
+              <w:bottom w:w="80" w:type="dxa"/>
+              <w:start w:w="120" w:type="dxa"/>
+              <w:end w:w="120" w:type="dxa"/>
+            </w:tcMar>
+            <w:vAlign w:val="center"/>
+          </w:tcPr>
+          <w:p>
+            <w:pPr>
+              <w:jc w:val="left"/>
+            </w:pPr>
+            <w:r>
+              <w:rPr>
+                <w:rFonts w:ascii="Calibri" w:hAnsi="Calibri"/>
+                <w:sz w:val="17"/>
+              </w:rPr>
+              <w:t>Laravel serve non lance</w:t>
+            </w:r>
+          </w:p>
+        </w:tc>
+        <w:tc>
+          <w:tcPr>
+            <w:tcW w:type="dxa" w:w="3456"/>
+            <w:tcMar>
+              <w:top w:w="80" w:type="dxa"/>
+              <w:bottom w:w="80" w:type="dxa"/>
+              <w:start w:w="120" w:type="dxa"/>
+              <w:end w:w="120" w:type="dxa"/>
+            </w:tcMar>
+            <w:vAlign w:val="center"/>
+          </w:tcPr>
+          <w:p>
+            <w:pPr>
+              <w:jc w:val="left"/>
+            </w:pPr>
+            <w:r>
+              <w:rPr>
+                <w:rFonts w:ascii="Calibri" w:hAnsi="Calibri"/>
+                <w:sz w:val="17"/>
+              </w:rPr>
+              <w:t>Relancer artisan serve port 8000.</w:t>
+            </w:r>
+          </w:p>
+        </w:tc>
+      </w:tr>
+      <w:tr>
+        <w:tc>
+          <w:tcPr>
+            <w:tcW w:type="dxa" w:w="2520"/>
+            <w:tcMar>
+              <w:top w:w="80" w:type="dxa"/>
+              <w:bottom w:w="80" w:type="dxa"/>
+              <w:start w:w="120" w:type="dxa"/>
+              <w:end w:w="120" w:type="dxa"/>
+            </w:tcMar>
+            <w:vAlign w:val="center"/>
+          </w:tcPr>
+          <w:p>
+            <w:pPr>
+              <w:jc w:val="left"/>
+            </w:pPr>
+            <w:r>
+              <w:rPr>
+                <w:rFonts w:ascii="Calibri" w:hAnsi="Calibri"/>
+                <w:sz w:val="17"/>
+              </w:rPr>
+              <w:t>Login impossible sur telephone</w:t>
+            </w:r>
+          </w:p>
+        </w:tc>
+        <w:tc>
+          <w:tcPr>
+            <w:tcW w:type="dxa" w:w="3384"/>
+            <w:tcMar>
+              <w:top w:w="80" w:type="dxa"/>
+              <w:bottom w:w="80" w:type="dxa"/>
+              <w:start w:w="120" w:type="dxa"/>
+              <w:end w:w="120" w:type="dxa"/>
+            </w:tcMar>
+            <w:vAlign w:val="center"/>
+          </w:tcPr>
+          <w:p>
+            <w:pPr>
+              <w:jc w:val="left"/>
+            </w:pPr>
+            <w:r>
+              <w:rPr>
+                <w:rFonts w:ascii="Calibri" w:hAnsi="Calibri"/>
+                <w:sz w:val="17"/>
+              </w:rPr>
+              <w:t>Mauvaise IP PC ou Wi-Fi different</w:t>
+            </w:r>
+          </w:p>
+        </w:tc>
+        <w:tc>
+          <w:tcPr>
+            <w:tcW w:type="dxa" w:w="3456"/>
+            <w:tcMar>
+              <w:top w:w="80" w:type="dxa"/>
+              <w:bottom w:w="80" w:type="dxa"/>
+              <w:start w:w="120" w:type="dxa"/>
+              <w:end w:w="120" w:type="dxa"/>
+            </w:tcMar>
+            <w:vAlign w:val="center"/>
+          </w:tcPr>
+          <w:p>
+            <w:pPr>
+              <w:jc w:val="left"/>
+            </w:pPr>
+            <w:r>
+              <w:rPr>
+                <w:rFonts w:ascii="Calibri" w:hAnsi="Calibri"/>
+                <w:sz w:val="17"/>
+              </w:rPr>
+              <w:t>Utiliser ipconfig et reconstruire/run avec la bonne IP.</w:t>
+            </w:r>
+          </w:p>
+        </w:tc>
+      </w:tr>
+      <w:tr>
+        <w:tc>
+          <w:tcPr>
+            <w:tcW w:type="dxa" w:w="2520"/>
+            <w:tcMar>
+              <w:top w:w="80" w:type="dxa"/>
+              <w:bottom w:w="80" w:type="dxa"/>
+              <w:start w:w="120" w:type="dxa"/>
+              <w:end w:w="120" w:type="dxa"/>
+            </w:tcMar>
+            <w:vAlign w:val="center"/>
+          </w:tcPr>
+          <w:p>
+            <w:pPr>
+              <w:jc w:val="center"/>
+            </w:pPr>
+            <w:r>
+              <w:rPr>
+                <w:rFonts w:ascii="Calibri" w:hAnsi="Calibri"/>
+                <w:sz w:val="17"/>
+              </w:rPr>
+              <w:t>ADB vide</w:t>
+            </w:r>
+          </w:p>
+        </w:tc>
+        <w:tc>
+          <w:tcPr>
+            <w:tcW w:type="dxa" w:w="3384"/>
+            <w:tcMar>
+              <w:top w:w="80" w:type="dxa"/>
+              <w:bottom w:w="80" w:type="dxa"/>
+              <w:start w:w="120" w:type="dxa"/>
+              <w:end w:w="120" w:type="dxa"/>
+            </w:tcMar>
+            <w:vAlign w:val="center"/>
+          </w:tcPr>
+          <w:p>
+            <w:pPr>
+              <w:jc w:val="left"/>
+            </w:pPr>
+            <w:r>
+              <w:rPr>
+                <w:rFonts w:ascii="Calibri" w:hAnsi="Calibri"/>
+                <w:sz w:val="17"/>
+              </w:rPr>
+              <w:t>USB debug non accepte</w:t>
+            </w:r>
+          </w:p>
+        </w:tc>
+        <w:tc>
+          <w:tcPr>
+            <w:tcW w:type="dxa" w:w="3456"/>
+            <w:tcMar>
+              <w:top w:w="80" w:type="dxa"/>
+              <w:bottom w:w="80" w:type="dxa"/>
+              <w:start w:w="120" w:type="dxa"/>
+              <w:end w:w="120" w:type="dxa"/>
+            </w:tcMar>
+            <w:vAlign w:val="center"/>
+          </w:tcPr>
+          <w:p>
+            <w:pPr>
+              <w:jc w:val="left"/>
+            </w:pPr>
+            <w:r>
+              <w:rPr>
+                <w:rFonts w:ascii="Calibri" w:hAnsi="Calibri"/>
+                <w:sz w:val="17"/>
+              </w:rPr>
+              <w:t>Accepter popup RSA, changer cable ou mode transfert fichier.</w:t>
+            </w:r>
+          </w:p>
+        </w:tc>
+      </w:tr>
+      <w:tr>
+        <w:tc>
+          <w:tcPr>
+            <w:tcW w:type="dxa" w:w="2520"/>
+            <w:tcMar>
+              <w:top w:w="80" w:type="dxa"/>
+              <w:bottom w:w="80" w:type="dxa"/>
+              <w:start w:w="120" w:type="dxa"/>
+              <w:end w:w="120" w:type="dxa"/>
+            </w:tcMar>
+            <w:vAlign w:val="center"/>
+          </w:tcPr>
+          <w:p>
+            <w:pPr>
+              <w:jc w:val="left"/>
+            </w:pPr>
+            <w:r>
+              <w:rPr>
+                <w:rFonts w:ascii="Calibri" w:hAnsi="Calibri"/>
+                <w:sz w:val="17"/>
+              </w:rPr>
+              <w:t>dart analyze bloque</w:t>
+            </w:r>
+          </w:p>
+        </w:tc>
+        <w:tc>
+          <w:tcPr>
+            <w:tcW w:type="dxa" w:w="3384"/>
+            <w:tcMar>
+              <w:top w:w="80" w:type="dxa"/>
+              <w:bottom w:w="80" w:type="dxa"/>
+              <w:start w:w="120" w:type="dxa"/>
+              <w:end w:w="120" w:type="dxa"/>
+            </w:tcMar>
+            <w:vAlign w:val="center"/>
+          </w:tcPr>
+          <w:p>
+            <w:pPr>
+              <w:jc w:val="center"/>
+            </w:pPr>
+            <w:r>
+              <w:rPr>
+                <w:rFonts w:ascii="Calibri" w:hAnsi="Calibri"/>
+                <w:sz w:val="17"/>
+              </w:rPr>
+              <w:t>Wrapper dart.bat</w:t>
+            </w:r>
+          </w:p>
+        </w:tc>
+        <w:tc>
+          <w:tcPr>
+            <w:tcW w:type="dxa" w:w="3456"/>
+            <w:tcMar>
+              <w:top w:w="80" w:type="dxa"/>
+              <w:bottom w:w="80" w:type="dxa"/>
+              <w:start w:w="120" w:type="dxa"/>
+              <w:end w:w="120" w:type="dxa"/>
+            </w:tcMar>
+            <w:vAlign w:val="center"/>
+          </w:tcPr>
+          <w:p>
+            <w:pPr>
+              <w:jc w:val="left"/>
+            </w:pPr>
+            <w:r>
+              <w:rPr>
+                <w:rFonts w:ascii="Calibri" w:hAnsi="Calibri"/>
+                <w:sz w:val="17"/>
+              </w:rPr>
+              <w:t>Utiliser dart.exe direct.</w:t>
+            </w:r>
+          </w:p>
+        </w:tc>
+      </w:tr>
+      <w:tr>
+        <w:tc>
+          <w:tcPr>
+            <w:tcW w:type="dxa" w:w="2520"/>
+            <w:tcMar>
+              <w:top w:w="80" w:type="dxa"/>
+              <w:bottom w:w="80" w:type="dxa"/>
+              <w:start w:w="120" w:type="dxa"/>
+              <w:end w:w="120" w:type="dxa"/>
+            </w:tcMar>
+            <w:vAlign w:val="center"/>
+          </w:tcPr>
+          <w:p>
+            <w:pPr>
+              <w:jc w:val="center"/>
+            </w:pPr>
+            <w:r>
+              <w:rPr>
+                <w:rFonts w:ascii="Calibri" w:hAnsi="Calibri"/>
+                <w:sz w:val="17"/>
+              </w:rPr>
+              <w:t>Windows atlstr.h</w:t>
+            </w:r>
+          </w:p>
+        </w:tc>
+        <w:tc>
+          <w:tcPr>
+            <w:tcW w:type="dxa" w:w="3384"/>
+            <w:tcMar>
+              <w:top w:w="80" w:type="dxa"/>
+              <w:bottom w:w="80" w:type="dxa"/>
+              <w:start w:w="120" w:type="dxa"/>
+              <w:end w:w="120" w:type="dxa"/>
+            </w:tcMar>
+            <w:vAlign w:val="center"/>
+          </w:tcPr>
+          <w:p>
+            <w:pPr>
+              <w:jc w:val="left"/>
+            </w:pPr>
+            <w:r>
+              <w:rPr>
+                <w:rFonts w:ascii="Calibri" w:hAnsi="Calibri"/>
+                <w:sz w:val="17"/>
+              </w:rPr>
+              <w:t>Composant ATL absent</w:t>
+            </w:r>
+          </w:p>
+        </w:tc>
+        <w:tc>
+          <w:tcPr>
+            <w:tcW w:type="dxa" w:w="3456"/>
+            <w:tcMar>
+              <w:top w:w="80" w:type="dxa"/>
+              <w:bottom w:w="80" w:type="dxa"/>
+              <w:start w:w="120" w:type="dxa"/>
+              <w:end w:w="120" w:type="dxa"/>
+            </w:tcMar>
+            <w:vAlign w:val="center"/>
+          </w:tcPr>
+          <w:p>
+            <w:pPr>
+              <w:jc w:val="left"/>
+            </w:pPr>
+            <w:r>
+              <w:rPr>
+                <w:rFonts w:ascii="Calibri" w:hAnsi="Calibri"/>
+                <w:sz w:val="17"/>
+              </w:rPr>
+              <w:t>Installer Visual Studio C++ ATL.</w:t>
+            </w:r>
+          </w:p>
+        </w:tc>
+      </w:tr>
+      <w:tr>
+        <w:tc>
+          <w:tcPr>
+            <w:tcW w:type="dxa" w:w="2520"/>
+            <w:tcMar>
+              <w:top w:w="80" w:type="dxa"/>
+              <w:bottom w:w="80" w:type="dxa"/>
+              <w:start w:w="120" w:type="dxa"/>
+              <w:end w:w="120" w:type="dxa"/>
+            </w:tcMar>
+            <w:vAlign w:val="center"/>
+          </w:tcPr>
+          <w:p>
+            <w:pPr>
+              <w:jc w:val="center"/>
+            </w:pPr>
+            <w:r>
+              <w:rPr>
+                <w:rFonts w:ascii="Calibri" w:hAnsi="Calibri"/>
+                <w:sz w:val="17"/>
+              </w:rPr>
+              <w:t>Android cleartext</w:t>
+            </w:r>
+          </w:p>
+        </w:tc>
+        <w:tc>
+          <w:tcPr>
+            <w:tcW w:type="dxa" w:w="3384"/>
+            <w:tcMar>
+              <w:top w:w="80" w:type="dxa"/>
+              <w:bottom w:w="80" w:type="dxa"/>
+              <w:start w:w="120" w:type="dxa"/>
+              <w:end w:w="120" w:type="dxa"/>
+            </w:tcMar>
+            <w:vAlign w:val="center"/>
+          </w:tcPr>
+          <w:p>
+            <w:pPr>
+              <w:jc w:val="left"/>
+            </w:pPr>
+            <w:r>
+              <w:rPr>
+                <w:rFonts w:ascii="Calibri" w:hAnsi="Calibri"/>
+                <w:sz w:val="17"/>
+              </w:rPr>
+              <w:t>HTTP bloque en release</w:t>
+            </w:r>
+          </w:p>
+        </w:tc>
+        <w:tc>
+          <w:tcPr>
+            <w:tcW w:type="dxa" w:w="3456"/>
+            <w:tcMar>
+              <w:top w:w="80" w:type="dxa"/>
+              <w:bottom w:w="80" w:type="dxa"/>
+              <w:start w:w="120" w:type="dxa"/>
+              <w:end w:w="120" w:type="dxa"/>
+            </w:tcMar>
+            <w:vAlign w:val="center"/>
+          </w:tcPr>
+          <w:p>
+            <w:pPr>
+              <w:jc w:val="left"/>
+            </w:pPr>
+            <w:r>
+              <w:rPr>
+                <w:rFonts w:ascii="Calibri" w:hAnsi="Calibri"/>
+                <w:sz w:val="17"/>
+              </w:rPr>
+              <w:t>Utiliser debug pour HTTP local ou HTTPS en release.</w:t>
+            </w:r>
+          </w:p>
+        </w:tc>
+      </w:tr>
+    </w:tbl>
+    <w:p/>
+    <w:p>
+      <w:pPr>
+        <w:pStyle w:val="Heading1"/>
+      </w:pPr>
+      <w:r>
+        <w:t>9. Architecture et fichiers a comprendre</w:t>
       </w:r>
     </w:p>
     <w:p>
@@ -2345,8 +2566,8 @@
       <w:r>
         <w:drawing>
           <wp:inline xmlns:a="http://schemas.openxmlformats.org/drawingml/2006/main" xmlns:pic="http://schemas.openxmlformats.org/drawingml/2006/picture">
-            <wp:extent cx="5943600" cy="3566160"/>
-            <wp:docPr id="3" name="Picture 3"/>
+            <wp:extent cx="5760720" cy="3456432"/>
+            <wp:docPr id="2" name="Picture 2"/>
             <wp:cNvGraphicFramePr>
               <a:graphicFrameLocks noChangeAspect="1"/>
             </wp:cNvGraphicFramePr>
@@ -2354,11 +2575,11 @@
               <a:graphicData uri="http://schemas.openxmlformats.org/drawingml/2006/picture">
                 <pic:pic>
                   <pic:nvPicPr>
-                    <pic:cNvPr id="0" name="auth_flow.png"/>
+                    <pic:cNvPr id="0" name="architecture_demo_prod.png"/>
                     <pic:cNvPicPr/>
                   </pic:nvPicPr>
                   <pic:blipFill>
-                    <a:blip r:embed="rId13"/>
+                    <a:blip r:embed="rId12"/>
                     <a:stretch>
                       <a:fillRect/>
                     </a:stretch>
@@ -2366,7 +2587,7 @@
                   <pic:spPr>
                     <a:xfrm>
                       <a:off x="0" y="0"/>
-                      <a:ext cx="5943600" cy="3566160"/>
+                      <a:ext cx="5760720" cy="3456432"/>
                     </a:xfrm>
                     <a:prstGeom prst="rect"/>
                   </pic:spPr>
@@ -2379,26 +2600,16 @@
     </w:p>
     <w:p>
       <w:pPr>
-        <w:spacing w:after="160"/>
         <w:jc w:val="center"/>
       </w:pPr>
       <w:r>
         <w:rPr>
           <w:rFonts w:ascii="Calibri" w:hAnsi="Calibri"/>
           <w:i/>
-          <w:color w:val="6E7681"/>
-          <w:sz w:val="18"/>
+          <w:color w:val="5D6877"/>
+          <w:sz w:val="17"/>
         </w:rPr>
-        <w:t>Figure 3 - Connexion, role et stockage du token.</w:t>
-      </w:r>
-    </w:p>
-    <w:p>
-      <w:r>
-        <w:rPr>
-          <w:rFonts w:ascii="Calibri" w:hAnsi="Calibri"/>
-          <w:color w:val="1F2933"/>
-        </w:rPr>
-        <w:t>Avant les corrections, l'application pouvait etre trop dependante d'une adresse locale, stocker des donnees sensibles trop simplement, et permettre une selection de role cote inscription. Ces points ont ete corriges pour rapprocher le projet d'une logique production.</w:t>
+        <w:t>Architecture Flutter + Laravel.</w:t>
       </w:r>
     </w:p>
     <w:tbl>
@@ -2408,3272 +2619,35 @@
         <w:tblLayout w:type="fixed"/>
         <w:tblLook w:firstColumn="1" w:firstRow="1" w:lastColumn="0" w:lastRow="0" w:noHBand="0" w:noVBand="1" w:val="04A0"/>
         <w:tblBorders>
-          <w:top w:val="single" w:sz="6" w:space="0" w:color="D7DBE2"/>
-          <w:left w:val="single" w:sz="6" w:space="0" w:color="D7DBE2"/>
-          <w:bottom w:val="single" w:sz="6" w:space="0" w:color="D7DBE2"/>
-          <w:right w:val="single" w:sz="6" w:space="0" w:color="D7DBE2"/>
-          <w:insideH w:val="single" w:sz="6" w:space="0" w:color="D7DBE2"/>
-          <w:insideV w:val="single" w:sz="6" w:space="0" w:color="D7DBE2"/>
+          <w:top w:val="single" w:sz="4" w:space="0" w:color="CBD5E1"/>
+          <w:left w:val="single" w:sz="4" w:space="0" w:color="CBD5E1"/>
+          <w:bottom w:val="single" w:sz="4" w:space="0" w:color="CBD5E1"/>
+          <w:right w:val="single" w:sz="4" w:space="0" w:color="CBD5E1"/>
+          <w:insideH w:val="single" w:sz="4" w:space="0" w:color="CBD5E1"/>
+          <w:insideV w:val="single" w:sz="4" w:space="0" w:color="CBD5E1"/>
         </w:tblBorders>
-        <w:tblCellMar>
-          <w:top w:w="80" w:type="dxa"/>
-          <w:start w:w="120" w:type="dxa"/>
-          <w:bottom w:w="80" w:type="dxa"/>
-          <w:end w:w="120" w:type="dxa"/>
-        </w:tblCellMar>
       </w:tblPr>
       <w:tblGrid>
-        <w:gridCol w:w="3120"/>
-        <w:gridCol w:w="3120"/>
-        <w:gridCol w:w="3120"/>
+        <w:gridCol w:w="4773"/>
+        <w:gridCol w:w="4773"/>
       </w:tblGrid>
       <w:tr>
         <w:tc>
           <w:tcPr>
-            <w:tcW w:type="dxa" w:w="2520"/>
-            <w:shd w:fill="E8EEF5"/>
-            <w:vAlign w:val="center"/>
-          </w:tcPr>
-          <w:p>
-            <w:pPr>
-              <w:spacing w:after="0" w:line="276" w:lineRule="auto"/>
-            </w:pPr>
-            <w:r/>
-            <w:r>
-              <w:rPr>
-                <w:rFonts w:ascii="Calibri" w:hAnsi="Calibri"/>
-                <w:b/>
-                <w:color w:val="1F4D78"/>
-                <w:sz w:val="18"/>
-              </w:rPr>
-              <w:t>Risque initial</w:t>
-            </w:r>
-          </w:p>
-        </w:tc>
-        <w:tc>
-          <w:tcPr>
-            <w:tcW w:type="dxa" w:w="3672"/>
-            <w:shd w:fill="E8EEF5"/>
-            <w:vAlign w:val="center"/>
-          </w:tcPr>
-          <w:p>
-            <w:pPr>
-              <w:spacing w:after="0" w:line="276" w:lineRule="auto"/>
-            </w:pPr>
-            <w:r/>
-            <w:r>
-              <w:rPr>
-                <w:rFonts w:ascii="Calibri" w:hAnsi="Calibri"/>
-                <w:b/>
-                <w:color w:val="1F4D78"/>
-                <w:sz w:val="18"/>
-              </w:rPr>
-              <w:t>Solution appliquee</w:t>
-            </w:r>
-          </w:p>
-        </w:tc>
-        <w:tc>
-          <w:tcPr>
-            <w:tcW w:type="dxa" w:w="3168"/>
-            <w:shd w:fill="E8EEF5"/>
-            <w:vAlign w:val="center"/>
-          </w:tcPr>
-          <w:p>
-            <w:pPr>
-              <w:spacing w:after="0" w:line="276" w:lineRule="auto"/>
-            </w:pPr>
-            <w:r/>
-            <w:r>
-              <w:rPr>
-                <w:rFonts w:ascii="Calibri" w:hAnsi="Calibri"/>
-                <w:b/>
-                <w:color w:val="1F4D78"/>
-                <w:sz w:val="18"/>
-              </w:rPr>
-              <w:t>Impact</w:t>
-            </w:r>
-          </w:p>
-        </w:tc>
-      </w:tr>
-      <w:tr>
-        <w:tc>
-          <w:tcPr>
-            <w:tcW w:type="dxa" w:w="2520"/>
-            <w:vAlign w:val="center"/>
-          </w:tcPr>
-          <w:p>
-            <w:pPr>
-              <w:spacing w:after="0" w:line="276" w:lineRule="auto"/>
-            </w:pPr>
-            <w:r/>
-            <w:r>
-              <w:rPr>
-                <w:rFonts w:ascii="Calibri" w:hAnsi="Calibri"/>
-                <w:b w:val="0"/>
-                <w:color w:val="1F2933"/>
-                <w:sz w:val="18"/>
-              </w:rPr>
-              <w:t>API en clair ou IP locale fixe</w:t>
-            </w:r>
-          </w:p>
-        </w:tc>
-        <w:tc>
-          <w:tcPr>
-            <w:tcW w:type="dxa" w:w="3672"/>
-            <w:vAlign w:val="center"/>
-          </w:tcPr>
-          <w:p>
-            <w:pPr>
-              <w:spacing w:after="0" w:line="276" w:lineRule="auto"/>
-            </w:pPr>
-            <w:r/>
-            <w:r>
-              <w:rPr>
-                <w:rFonts w:ascii="Calibri" w:hAnsi="Calibri"/>
-                <w:b w:val="0"/>
-                <w:color w:val="1F2933"/>
-                <w:sz w:val="18"/>
-              </w:rPr>
-              <w:t>API_BASE_URL en dart-define avec valeur HTTPS par defaut.</w:t>
-            </w:r>
-          </w:p>
-        </w:tc>
-        <w:tc>
-          <w:tcPr>
-            <w:tcW w:type="dxa" w:w="3168"/>
-            <w:vAlign w:val="center"/>
-          </w:tcPr>
-          <w:p>
-            <w:pPr>
-              <w:spacing w:after="0" w:line="276" w:lineRule="auto"/>
-            </w:pPr>
-            <w:r/>
-            <w:r>
-              <w:rPr>
-                <w:rFonts w:ascii="Calibri" w:hAnsi="Calibri"/>
-                <w:b w:val="0"/>
-                <w:color w:val="1F2933"/>
-                <w:sz w:val="18"/>
-              </w:rPr>
-              <w:t>Deploiement flexible et plus securise.</w:t>
-            </w:r>
-          </w:p>
-        </w:tc>
-      </w:tr>
-      <w:tr>
-        <w:tc>
-          <w:tcPr>
-            <w:tcW w:type="dxa" w:w="2520"/>
-            <w:vAlign w:val="center"/>
-          </w:tcPr>
-          <w:p>
-            <w:pPr>
-              <w:spacing w:after="0" w:line="276" w:lineRule="auto"/>
-            </w:pPr>
-            <w:r/>
-            <w:r>
-              <w:rPr>
-                <w:rFonts w:ascii="Calibri" w:hAnsi="Calibri"/>
-                <w:b w:val="0"/>
-                <w:color w:val="1F2933"/>
-                <w:sz w:val="18"/>
-              </w:rPr>
-              <w:t>Role choisi par le public</w:t>
-            </w:r>
-          </w:p>
-        </w:tc>
-        <w:tc>
-          <w:tcPr>
-            <w:tcW w:type="dxa" w:w="3672"/>
-            <w:vAlign w:val="center"/>
-          </w:tcPr>
-          <w:p>
-            <w:pPr>
-              <w:spacing w:after="0" w:line="276" w:lineRule="auto"/>
-            </w:pPr>
-            <w:r/>
-            <w:r>
-              <w:rPr>
-                <w:rFonts w:ascii="Calibri" w:hAnsi="Calibri"/>
-                <w:b w:val="0"/>
-                <w:color w:val="1F2933"/>
-                <w:sz w:val="18"/>
-              </w:rPr>
-              <w:t>RegisterScreen cree toujours un client; le role vient du serveur.</w:t>
-            </w:r>
-          </w:p>
-        </w:tc>
-        <w:tc>
-          <w:tcPr>
-            <w:tcW w:type="dxa" w:w="3168"/>
-            <w:vAlign w:val="center"/>
-          </w:tcPr>
-          <w:p>
-            <w:pPr>
-              <w:spacing w:after="0" w:line="276" w:lineRule="auto"/>
-            </w:pPr>
-            <w:r/>
-            <w:r>
-              <w:rPr>
-                <w:rFonts w:ascii="Calibri" w:hAnsi="Calibri"/>
-                <w:b w:val="0"/>
-                <w:color w:val="1F2933"/>
-                <w:sz w:val="18"/>
-              </w:rPr>
-              <w:t>Evite l'auto-promotion en admin/livreur.</w:t>
-            </w:r>
-          </w:p>
-        </w:tc>
-      </w:tr>
-      <w:tr>
-        <w:tc>
-          <w:tcPr>
-            <w:tcW w:type="dxa" w:w="2520"/>
-            <w:vAlign w:val="center"/>
-          </w:tcPr>
-          <w:p>
-            <w:pPr>
-              <w:spacing w:after="0" w:line="276" w:lineRule="auto"/>
-            </w:pPr>
-            <w:r/>
-            <w:r>
-              <w:rPr>
-                <w:rFonts w:ascii="Calibri" w:hAnsi="Calibri"/>
-                <w:b w:val="0"/>
-                <w:color w:val="1F2933"/>
-                <w:sz w:val="18"/>
-              </w:rPr>
-              <w:t>Token en stockage simple</w:t>
-            </w:r>
-          </w:p>
-        </w:tc>
-        <w:tc>
-          <w:tcPr>
-            <w:tcW w:type="dxa" w:w="3672"/>
-            <w:vAlign w:val="center"/>
-          </w:tcPr>
-          <w:p>
-            <w:pPr>
-              <w:spacing w:after="0" w:line="276" w:lineRule="auto"/>
-            </w:pPr>
-            <w:r/>
-            <w:r>
-              <w:rPr>
-                <w:rFonts w:ascii="Calibri" w:hAnsi="Calibri"/>
-                <w:b w:val="0"/>
-                <w:color w:val="1F2933"/>
-                <w:sz w:val="18"/>
-              </w:rPr>
-              <w:t>flutter_secure_storage.</w:t>
-            </w:r>
-          </w:p>
-        </w:tc>
-        <w:tc>
-          <w:tcPr>
-            <w:tcW w:type="dxa" w:w="3168"/>
-            <w:vAlign w:val="center"/>
-          </w:tcPr>
-          <w:p>
-            <w:pPr>
-              <w:spacing w:after="0" w:line="276" w:lineRule="auto"/>
-            </w:pPr>
-            <w:r/>
-            <w:r>
-              <w:rPr>
-                <w:rFonts w:ascii="Calibri" w:hAnsi="Calibri"/>
-                <w:b w:val="0"/>
-                <w:color w:val="1F2933"/>
-                <w:sz w:val="18"/>
-              </w:rPr>
-              <w:t>Meilleure protection locale du jeton.</w:t>
-            </w:r>
-          </w:p>
-        </w:tc>
-      </w:tr>
-      <w:tr>
-        <w:tc>
-          <w:tcPr>
-            <w:tcW w:type="dxa" w:w="2520"/>
-            <w:vAlign w:val="center"/>
-          </w:tcPr>
-          <w:p>
-            <w:pPr>
-              <w:spacing w:after="0" w:line="276" w:lineRule="auto"/>
-            </w:pPr>
-            <w:r/>
-            <w:r>
-              <w:rPr>
-                <w:rFonts w:ascii="Calibri" w:hAnsi="Calibri"/>
-                <w:b w:val="0"/>
-                <w:color w:val="1F2933"/>
-                <w:sz w:val="18"/>
-              </w:rPr>
-              <w:t>Serveur lent ou indisponible</w:t>
-            </w:r>
-          </w:p>
-        </w:tc>
-        <w:tc>
-          <w:tcPr>
-            <w:tcW w:type="dxa" w:w="3672"/>
-            <w:vAlign w:val="center"/>
-          </w:tcPr>
-          <w:p>
-            <w:pPr>
-              <w:spacing w:after="0" w:line="276" w:lineRule="auto"/>
-            </w:pPr>
-            <w:r/>
-            <w:r>
-              <w:rPr>
-                <w:rFonts w:ascii="Calibri" w:hAnsi="Calibri"/>
-                <w:b w:val="0"/>
-                <w:color w:val="1F2933"/>
-                <w:sz w:val="18"/>
-              </w:rPr>
-              <w:t>Timeout 15 secondes et messages d'erreur propres.</w:t>
-            </w:r>
-          </w:p>
-        </w:tc>
-        <w:tc>
-          <w:tcPr>
-            <w:tcW w:type="dxa" w:w="3168"/>
-            <w:vAlign w:val="center"/>
-          </w:tcPr>
-          <w:p>
-            <w:pPr>
-              <w:spacing w:after="0" w:line="276" w:lineRule="auto"/>
-            </w:pPr>
-            <w:r/>
-            <w:r>
-              <w:rPr>
-                <w:rFonts w:ascii="Calibri" w:hAnsi="Calibri"/>
-                <w:b w:val="0"/>
-                <w:color w:val="1F2933"/>
-                <w:sz w:val="18"/>
-              </w:rPr>
-              <w:t>L'UI ne reste pas bloquee sans explication.</w:t>
-            </w:r>
-          </w:p>
-        </w:tc>
-      </w:tr>
-      <w:tr>
-        <w:tc>
-          <w:tcPr>
-            <w:tcW w:type="dxa" w:w="2520"/>
-            <w:vAlign w:val="center"/>
-          </w:tcPr>
-          <w:p>
-            <w:pPr>
-              <w:spacing w:after="0" w:line="276" w:lineRule="auto"/>
-            </w:pPr>
-            <w:r/>
-            <w:r>
-              <w:rPr>
-                <w:rFonts w:ascii="Calibri" w:hAnsi="Calibri"/>
-                <w:b w:val="0"/>
-                <w:color w:val="1F2933"/>
-                <w:sz w:val="18"/>
-              </w:rPr>
-              <w:t>Retour asynchrone apres fermeture d'ecran</w:t>
-            </w:r>
-          </w:p>
-        </w:tc>
-        <w:tc>
-          <w:tcPr>
-            <w:tcW w:type="dxa" w:w="3672"/>
-            <w:vAlign w:val="center"/>
-          </w:tcPr>
-          <w:p>
-            <w:pPr>
-              <w:spacing w:after="0" w:line="276" w:lineRule="auto"/>
-            </w:pPr>
-            <w:r/>
-            <w:r>
-              <w:rPr>
-                <w:rFonts w:ascii="Calibri" w:hAnsi="Calibri"/>
-                <w:b w:val="0"/>
-                <w:color w:val="1F2933"/>
-                <w:sz w:val="18"/>
-              </w:rPr>
-              <w:t>Checks mounted dans les ecrans auth/profil.</w:t>
-            </w:r>
-          </w:p>
-        </w:tc>
-        <w:tc>
-          <w:tcPr>
-            <w:tcW w:type="dxa" w:w="3168"/>
-            <w:vAlign w:val="center"/>
-          </w:tcPr>
-          <w:p>
-            <w:pPr>
-              <w:spacing w:after="0" w:line="276" w:lineRule="auto"/>
-            </w:pPr>
-            <w:r/>
-            <w:r>
-              <w:rPr>
-                <w:rFonts w:ascii="Calibri" w:hAnsi="Calibri"/>
-                <w:b w:val="0"/>
-                <w:color w:val="1F2933"/>
-                <w:sz w:val="18"/>
-              </w:rPr>
-              <w:t>Evite les setState invalides.</w:t>
-            </w:r>
-          </w:p>
-        </w:tc>
-      </w:tr>
-    </w:tbl>
-    <w:p/>
-    <w:p>
-      <w:r>
-        <w:rPr>
-          <w:rFonts w:ascii="Calibri" w:hAnsi="Calibri"/>
-          <w:color w:val="1F2933"/>
-        </w:rPr>
-        <w:t>En mode reel, l'API doit retourner un objet user avec un role. Le frontend lit ce role, mais la decision de securite doit rester cote backend: seul le serveur sait si un utilisateur est client, livreur ou administrateur.</w:t>
-      </w:r>
-    </w:p>
-    <w:p>
-      <w:pPr>
-        <w:pStyle w:val="Heading1"/>
-      </w:pPr>
-      <w:r>
-        <w:t>6. Modele de donnees</w:t>
-      </w:r>
-    </w:p>
-    <w:p>
-      <w:pPr>
-        <w:jc w:val="center"/>
-      </w:pPr>
-      <w:r>
-        <w:drawing>
-          <wp:inline xmlns:a="http://schemas.openxmlformats.org/drawingml/2006/main" xmlns:pic="http://schemas.openxmlformats.org/drawingml/2006/picture">
-            <wp:extent cx="5943600" cy="3566160"/>
-            <wp:docPr id="4" name="Picture 4"/>
-            <wp:cNvGraphicFramePr>
-              <a:graphicFrameLocks noChangeAspect="1"/>
-            </wp:cNvGraphicFramePr>
-            <a:graphic>
-              <a:graphicData uri="http://schemas.openxmlformats.org/drawingml/2006/picture">
-                <pic:pic>
-                  <pic:nvPicPr>
-                    <pic:cNvPr id="0" name="data_model.png"/>
-                    <pic:cNvPicPr/>
-                  </pic:nvPicPr>
-                  <pic:blipFill>
-                    <a:blip r:embed="rId14"/>
-                    <a:stretch>
-                      <a:fillRect/>
-                    </a:stretch>
-                  </pic:blipFill>
-                  <pic:spPr>
-                    <a:xfrm>
-                      <a:off x="0" y="0"/>
-                      <a:ext cx="5943600" cy="3566160"/>
-                    </a:xfrm>
-                    <a:prstGeom prst="rect"/>
-                  </pic:spPr>
-                </pic:pic>
-              </a:graphicData>
-            </a:graphic>
-          </wp:inline>
-        </w:drawing>
-      </w:r>
-    </w:p>
-    <w:p>
-      <w:pPr>
-        <w:spacing w:after="160"/>
-        <w:jc w:val="center"/>
-      </w:pPr>
-      <w:r>
-        <w:rPr>
-          <w:rFonts w:ascii="Calibri" w:hAnsi="Calibri"/>
-          <w:i/>
-          <w:color w:val="6E7681"/>
-          <w:sz w:val="18"/>
-        </w:rPr>
-        <w:t>Figure 4 - Classes metier principales dans Flutter.</w:t>
-      </w:r>
-    </w:p>
-    <w:tbl>
-      <w:tblPr>
-        <w:tblW w:type="auto" w:w="0"/>
-        <w:jc w:val="center"/>
-        <w:tblLayout w:type="fixed"/>
-        <w:tblLook w:firstColumn="1" w:firstRow="1" w:lastColumn="0" w:lastRow="0" w:noHBand="0" w:noVBand="1" w:val="04A0"/>
-        <w:tblBorders>
-          <w:top w:val="single" w:sz="6" w:space="0" w:color="D7DBE2"/>
-          <w:left w:val="single" w:sz="6" w:space="0" w:color="D7DBE2"/>
-          <w:bottom w:val="single" w:sz="6" w:space="0" w:color="D7DBE2"/>
-          <w:right w:val="single" w:sz="6" w:space="0" w:color="D7DBE2"/>
-          <w:insideH w:val="single" w:sz="6" w:space="0" w:color="D7DBE2"/>
-          <w:insideV w:val="single" w:sz="6" w:space="0" w:color="D7DBE2"/>
-        </w:tblBorders>
-        <w:tblCellMar>
-          <w:top w:w="80" w:type="dxa"/>
-          <w:start w:w="120" w:type="dxa"/>
-          <w:bottom w:w="80" w:type="dxa"/>
-          <w:end w:w="120" w:type="dxa"/>
-        </w:tblCellMar>
-      </w:tblPr>
-      <w:tblGrid>
-        <w:gridCol w:w="3120"/>
-        <w:gridCol w:w="3120"/>
-        <w:gridCol w:w="3120"/>
-      </w:tblGrid>
-      <w:tr>
-        <w:tc>
-          <w:tcPr>
-            <w:tcW w:type="dxa" w:w="1944"/>
-            <w:shd w:fill="E8EEF5"/>
-            <w:vAlign w:val="center"/>
-          </w:tcPr>
-          <w:p>
-            <w:pPr>
-              <w:spacing w:after="0" w:line="276" w:lineRule="auto"/>
-            </w:pPr>
-            <w:r/>
-            <w:r>
-              <w:rPr>
-                <w:rFonts w:ascii="Calibri" w:hAnsi="Calibri"/>
-                <w:b/>
-                <w:color w:val="1F4D78"/>
-                <w:sz w:val="18"/>
-              </w:rPr>
-              <w:t>Classe</w:t>
-            </w:r>
-          </w:p>
-        </w:tc>
-        <w:tc>
-          <w:tcPr>
             <w:tcW w:type="dxa" w:w="3744"/>
             <w:shd w:fill="E8EEF5"/>
+            <w:tcMar>
+              <w:top w:w="80" w:type="dxa"/>
+              <w:bottom w:w="80" w:type="dxa"/>
+              <w:start w:w="120" w:type="dxa"/>
+              <w:end w:w="120" w:type="dxa"/>
+            </w:tcMar>
             <w:vAlign w:val="center"/>
-          </w:tcPr>
-          <w:p>
-            <w:pPr>
-              <w:spacing w:after="0" w:line="276" w:lineRule="auto"/>
-            </w:pPr>
-            <w:r/>
-            <w:r>
-              <w:rPr>
-                <w:rFonts w:ascii="Calibri" w:hAnsi="Calibri"/>
-                <w:b/>
-                <w:color w:val="1F4D78"/>
-                <w:sz w:val="18"/>
-              </w:rPr>
-              <w:t>Champs importants</w:t>
-            </w:r>
-          </w:p>
-        </w:tc>
-        <w:tc>
-          <w:tcPr>
-            <w:tcW w:type="dxa" w:w="3672"/>
-            <w:shd w:fill="E8EEF5"/>
-            <w:vAlign w:val="center"/>
-          </w:tcPr>
-          <w:p>
-            <w:pPr>
-              <w:spacing w:after="0" w:line="276" w:lineRule="auto"/>
-            </w:pPr>
-            <w:r/>
-            <w:r>
-              <w:rPr>
-                <w:rFonts w:ascii="Calibri" w:hAnsi="Calibri"/>
-                <w:b/>
-                <w:color w:val="1F4D78"/>
-                <w:sz w:val="18"/>
-              </w:rPr>
-              <w:t>Utilisation</w:t>
-            </w:r>
-          </w:p>
-        </w:tc>
-      </w:tr>
-      <w:tr>
-        <w:tc>
-          <w:tcPr>
-            <w:tcW w:type="dxa" w:w="1944"/>
-            <w:vAlign w:val="center"/>
-          </w:tcPr>
-          <w:p>
-            <w:pPr>
-              <w:spacing w:after="0" w:line="276" w:lineRule="auto"/>
-            </w:pPr>
-            <w:r/>
-            <w:r>
-              <w:rPr>
-                <w:rFonts w:ascii="Calibri" w:hAnsi="Calibri"/>
-                <w:b w:val="0"/>
-                <w:color w:val="1F2933"/>
-                <w:sz w:val="18"/>
-              </w:rPr>
-              <w:t>UserModel</w:t>
-            </w:r>
-          </w:p>
-        </w:tc>
-        <w:tc>
-          <w:tcPr>
-            <w:tcW w:type="dxa" w:w="3744"/>
-            <w:vAlign w:val="center"/>
-          </w:tcPr>
-          <w:p>
-            <w:pPr>
-              <w:spacing w:after="0" w:line="276" w:lineRule="auto"/>
-            </w:pPr>
-            <w:r/>
-            <w:r>
-              <w:rPr>
-                <w:rFonts w:ascii="Calibri" w:hAnsi="Calibri"/>
-                <w:b w:val="0"/>
-                <w:color w:val="1F2933"/>
-                <w:sz w:val="18"/>
-              </w:rPr>
-              <w:t>id, nom, email, role</w:t>
-            </w:r>
-          </w:p>
-        </w:tc>
-        <w:tc>
-          <w:tcPr>
-            <w:tcW w:type="dxa" w:w="3672"/>
-            <w:vAlign w:val="center"/>
-          </w:tcPr>
-          <w:p>
-            <w:pPr>
-              <w:spacing w:after="0" w:line="276" w:lineRule="auto"/>
-            </w:pPr>
-            <w:r/>
-            <w:r>
-              <w:rPr>
-                <w:rFonts w:ascii="Calibri" w:hAnsi="Calibri"/>
-                <w:b w:val="0"/>
-                <w:color w:val="1F2933"/>
-                <w:sz w:val="18"/>
-              </w:rPr>
-              <w:t>Representer l'utilisateur authentifie et personnaliser la navigation.</w:t>
-            </w:r>
-          </w:p>
-        </w:tc>
-      </w:tr>
-      <w:tr>
-        <w:tc>
-          <w:tcPr>
-            <w:tcW w:type="dxa" w:w="1944"/>
-            <w:vAlign w:val="center"/>
-          </w:tcPr>
-          <w:p>
-            <w:pPr>
-              <w:spacing w:after="0" w:line="276" w:lineRule="auto"/>
-            </w:pPr>
-            <w:r/>
-            <w:r>
-              <w:rPr>
-                <w:rFonts w:ascii="Calibri" w:hAnsi="Calibri"/>
-                <w:b w:val="0"/>
-                <w:color w:val="1F2933"/>
-                <w:sz w:val="18"/>
-              </w:rPr>
-              <w:t>MenuItem</w:t>
-            </w:r>
-          </w:p>
-        </w:tc>
-        <w:tc>
-          <w:tcPr>
-            <w:tcW w:type="dxa" w:w="3744"/>
-            <w:vAlign w:val="center"/>
-          </w:tcPr>
-          <w:p>
-            <w:pPr>
-              <w:spacing w:after="0" w:line="276" w:lineRule="auto"/>
-            </w:pPr>
-            <w:r/>
-            <w:r>
-              <w:rPr>
-                <w:rFonts w:ascii="Calibri" w:hAnsi="Calibri"/>
-                <w:b w:val="0"/>
-                <w:color w:val="1F2933"/>
-                <w:sz w:val="18"/>
-              </w:rPr>
-              <w:t>id, name, category, description, price, rating, prepTime</w:t>
-            </w:r>
-          </w:p>
-        </w:tc>
-        <w:tc>
-          <w:tcPr>
-            <w:tcW w:type="dxa" w:w="3672"/>
-            <w:vAlign w:val="center"/>
-          </w:tcPr>
-          <w:p>
-            <w:pPr>
-              <w:spacing w:after="0" w:line="276" w:lineRule="auto"/>
-            </w:pPr>
-            <w:r/>
-            <w:r>
-              <w:rPr>
-                <w:rFonts w:ascii="Calibri" w:hAnsi="Calibri"/>
-                <w:b w:val="0"/>
-                <w:color w:val="1F2933"/>
-                <w:sz w:val="18"/>
-              </w:rPr>
-              <w:t>Afficher les plats, filtrer par categorie et ajouter au panier.</w:t>
-            </w:r>
-          </w:p>
-        </w:tc>
-      </w:tr>
-      <w:tr>
-        <w:tc>
-          <w:tcPr>
-            <w:tcW w:type="dxa" w:w="1944"/>
-            <w:vAlign w:val="center"/>
-          </w:tcPr>
-          <w:p>
-            <w:pPr>
-              <w:spacing w:after="0" w:line="276" w:lineRule="auto"/>
-            </w:pPr>
-            <w:r/>
-            <w:r>
-              <w:rPr>
-                <w:rFonts w:ascii="Calibri" w:hAnsi="Calibri"/>
-                <w:b w:val="0"/>
-                <w:color w:val="1F2933"/>
-                <w:sz w:val="18"/>
-              </w:rPr>
-              <w:t>CartItem</w:t>
-            </w:r>
-          </w:p>
-        </w:tc>
-        <w:tc>
-          <w:tcPr>
-            <w:tcW w:type="dxa" w:w="3744"/>
-            <w:vAlign w:val="center"/>
-          </w:tcPr>
-          <w:p>
-            <w:pPr>
-              <w:spacing w:after="0" w:line="276" w:lineRule="auto"/>
-            </w:pPr>
-            <w:r/>
-            <w:r>
-              <w:rPr>
-                <w:rFonts w:ascii="Calibri" w:hAnsi="Calibri"/>
-                <w:b w:val="0"/>
-                <w:color w:val="1F2933"/>
-                <w:sz w:val="18"/>
-              </w:rPr>
-              <w:t>item, quantity, total</w:t>
-            </w:r>
-          </w:p>
-        </w:tc>
-        <w:tc>
-          <w:tcPr>
-            <w:tcW w:type="dxa" w:w="3672"/>
-            <w:vAlign w:val="center"/>
-          </w:tcPr>
-          <w:p>
-            <w:pPr>
-              <w:spacing w:after="0" w:line="276" w:lineRule="auto"/>
-            </w:pPr>
-            <w:r/>
-            <w:r>
-              <w:rPr>
-                <w:rFonts w:ascii="Calibri" w:hAnsi="Calibri"/>
-                <w:b w:val="0"/>
-                <w:color w:val="1F2933"/>
-                <w:sz w:val="18"/>
-              </w:rPr>
-              <w:t>Lier un plat a une quantite et calculer le total ligne.</w:t>
-            </w:r>
-          </w:p>
-        </w:tc>
-      </w:tr>
-      <w:tr>
-        <w:tc>
-          <w:tcPr>
-            <w:tcW w:type="dxa" w:w="1944"/>
-            <w:vAlign w:val="center"/>
-          </w:tcPr>
-          <w:p>
-            <w:pPr>
-              <w:spacing w:after="0" w:line="276" w:lineRule="auto"/>
-            </w:pPr>
-            <w:r/>
-            <w:r>
-              <w:rPr>
-                <w:rFonts w:ascii="Calibri" w:hAnsi="Calibri"/>
-                <w:b w:val="0"/>
-                <w:color w:val="1F2933"/>
-                <w:sz w:val="18"/>
-              </w:rPr>
-              <w:t>OrderModel</w:t>
-            </w:r>
-          </w:p>
-        </w:tc>
-        <w:tc>
-          <w:tcPr>
-            <w:tcW w:type="dxa" w:w="3744"/>
-            <w:vAlign w:val="center"/>
-          </w:tcPr>
-          <w:p>
-            <w:pPr>
-              <w:spacing w:after="0" w:line="276" w:lineRule="auto"/>
-            </w:pPr>
-            <w:r/>
-            <w:r>
-              <w:rPr>
-                <w:rFonts w:ascii="Calibri" w:hAnsi="Calibri"/>
-                <w:b w:val="0"/>
-                <w:color w:val="1F2933"/>
-                <w:sz w:val="18"/>
-              </w:rPr>
-              <w:t>id, client, address, status, time, amount</w:t>
-            </w:r>
-          </w:p>
-        </w:tc>
-        <w:tc>
-          <w:tcPr>
-            <w:tcW w:type="dxa" w:w="3672"/>
-            <w:vAlign w:val="center"/>
-          </w:tcPr>
-          <w:p>
-            <w:pPr>
-              <w:spacing w:after="0" w:line="276" w:lineRule="auto"/>
-            </w:pPr>
-            <w:r/>
-            <w:r>
-              <w:rPr>
-                <w:rFonts w:ascii="Calibri" w:hAnsi="Calibri"/>
-                <w:b w:val="0"/>
-                <w:color w:val="1F2933"/>
-                <w:sz w:val="18"/>
-              </w:rPr>
-              <w:t>Afficher les commandes dans les espaces operations.</w:t>
-            </w:r>
-          </w:p>
-        </w:tc>
-      </w:tr>
-    </w:tbl>
-    <w:p/>
-    <w:p>
-      <w:pPr>
-        <w:pStyle w:val="Heading1"/>
-      </w:pPr>
-      <w:r>
-        <w:t>7. Algorithmes et regles metier</w:t>
-      </w:r>
-    </w:p>
-    <w:p>
-      <w:r>
-        <w:rPr>
-          <w:rFonts w:ascii="Calibri" w:hAnsi="Calibri"/>
-          <w:color w:val="1F2933"/>
-        </w:rPr>
-        <w:t>Le projet n'utilise pas un algorithme complexe de type IA. Il utilise plutot des algorithmes applicatifs simples, lisibles et defendables: gestion de panier, calcul total, routage d'ecran, controle role/token et progression commande.</w:t>
-      </w:r>
-    </w:p>
-    <w:tbl>
-      <w:tblPr>
-        <w:tblW w:type="auto" w:w="0"/>
-        <w:jc w:val="center"/>
-        <w:tblLayout w:type="fixed"/>
-        <w:tblLook w:firstColumn="1" w:firstRow="1" w:lastColumn="0" w:lastRow="0" w:noHBand="0" w:noVBand="1" w:val="04A0"/>
-        <w:tblBorders>
-          <w:top w:val="single" w:sz="6" w:space="0" w:color="D7DBE2"/>
-          <w:left w:val="single" w:sz="6" w:space="0" w:color="D7DBE2"/>
-          <w:bottom w:val="single" w:sz="6" w:space="0" w:color="D7DBE2"/>
-          <w:right w:val="single" w:sz="6" w:space="0" w:color="D7DBE2"/>
-          <w:insideH w:val="single" w:sz="6" w:space="0" w:color="D7DBE2"/>
-          <w:insideV w:val="single" w:sz="6" w:space="0" w:color="D7DBE2"/>
-        </w:tblBorders>
-        <w:tblCellMar>
-          <w:top w:w="80" w:type="dxa"/>
-          <w:start w:w="120" w:type="dxa"/>
-          <w:bottom w:w="80" w:type="dxa"/>
-          <w:end w:w="120" w:type="dxa"/>
-        </w:tblCellMar>
-      </w:tblPr>
-      <w:tblGrid>
-        <w:gridCol w:w="3120"/>
-        <w:gridCol w:w="3120"/>
-        <w:gridCol w:w="3120"/>
-      </w:tblGrid>
-      <w:tr>
-        <w:tc>
-          <w:tcPr>
-            <w:tcW w:type="dxa" w:w="2088"/>
-            <w:shd w:fill="E8EEF5"/>
-            <w:vAlign w:val="center"/>
-          </w:tcPr>
-          <w:p>
-            <w:pPr>
-              <w:spacing w:after="0" w:line="276" w:lineRule="auto"/>
-            </w:pPr>
-            <w:r/>
-            <w:r>
-              <w:rPr>
-                <w:rFonts w:ascii="Calibri" w:hAnsi="Calibri"/>
-                <w:b/>
-                <w:color w:val="1F4D78"/>
-                <w:sz w:val="18"/>
-              </w:rPr>
-              <w:t>Mecanisme</w:t>
-            </w:r>
-          </w:p>
-        </w:tc>
-        <w:tc>
-          <w:tcPr>
-            <w:tcW w:type="dxa" w:w="4392"/>
-            <w:shd w:fill="E8EEF5"/>
-            <w:vAlign w:val="center"/>
-          </w:tcPr>
-          <w:p>
-            <w:pPr>
-              <w:spacing w:after="0" w:line="276" w:lineRule="auto"/>
-            </w:pPr>
-            <w:r/>
-            <w:r>
-              <w:rPr>
-                <w:rFonts w:ascii="Calibri" w:hAnsi="Calibri"/>
-                <w:b/>
-                <w:color w:val="1F4D78"/>
-                <w:sz w:val="18"/>
-              </w:rPr>
-              <w:t>Comment ca marche</w:t>
-            </w:r>
-          </w:p>
-        </w:tc>
-        <w:tc>
-          <w:tcPr>
-            <w:tcW w:type="dxa" w:w="2880"/>
-            <w:shd w:fill="E8EEF5"/>
-            <w:vAlign w:val="center"/>
-          </w:tcPr>
-          <w:p>
-            <w:pPr>
-              <w:spacing w:after="0" w:line="276" w:lineRule="auto"/>
-            </w:pPr>
-            <w:r/>
-            <w:r>
-              <w:rPr>
-                <w:rFonts w:ascii="Calibri" w:hAnsi="Calibri"/>
-                <w:b/>
-                <w:color w:val="1F4D78"/>
-                <w:sz w:val="18"/>
-              </w:rPr>
-              <w:t>Pourquoi c'est important</w:t>
-            </w:r>
-          </w:p>
-        </w:tc>
-      </w:tr>
-      <w:tr>
-        <w:tc>
-          <w:tcPr>
-            <w:tcW w:type="dxa" w:w="2088"/>
-            <w:vAlign w:val="center"/>
-          </w:tcPr>
-          <w:p>
-            <w:pPr>
-              <w:spacing w:after="0" w:line="276" w:lineRule="auto"/>
-            </w:pPr>
-            <w:r/>
-            <w:r>
-              <w:rPr>
-                <w:rFonts w:ascii="Calibri" w:hAnsi="Calibri"/>
-                <w:b w:val="0"/>
-                <w:color w:val="1F2933"/>
-                <w:sz w:val="18"/>
-              </w:rPr>
-              <w:t>Ajout panier</w:t>
-            </w:r>
-          </w:p>
-        </w:tc>
-        <w:tc>
-          <w:tcPr>
-            <w:tcW w:type="dxa" w:w="4392"/>
-            <w:vAlign w:val="center"/>
-          </w:tcPr>
-          <w:p>
-            <w:pPr>
-              <w:spacing w:after="0" w:line="276" w:lineRule="auto"/>
-            </w:pPr>
-            <w:r/>
-            <w:r>
-              <w:rPr>
-                <w:rFonts w:ascii="Calibri" w:hAnsi="Calibri"/>
-                <w:b w:val="0"/>
-                <w:color w:val="1F2933"/>
-                <w:sz w:val="18"/>
-              </w:rPr>
-              <w:t>Cherche l'item par id. S'il n'existe pas, ajoute CartItem quantite 1. Sinon reconstruit la liste avec quantite + 1.</w:t>
-            </w:r>
-          </w:p>
-        </w:tc>
-        <w:tc>
-          <w:tcPr>
-            <w:tcW w:type="dxa" w:w="2880"/>
-            <w:vAlign w:val="center"/>
-          </w:tcPr>
-          <w:p>
-            <w:pPr>
-              <w:spacing w:after="0" w:line="276" w:lineRule="auto"/>
-            </w:pPr>
-            <w:r/>
-            <w:r>
-              <w:rPr>
-                <w:rFonts w:ascii="Calibri" w:hAnsi="Calibri"/>
-                <w:b w:val="0"/>
-                <w:color w:val="1F2933"/>
-                <w:sz w:val="18"/>
-              </w:rPr>
-              <w:t>Evite les doublons et garde un etat immutable simple.</w:t>
-            </w:r>
-          </w:p>
-        </w:tc>
-      </w:tr>
-      <w:tr>
-        <w:tc>
-          <w:tcPr>
-            <w:tcW w:type="dxa" w:w="2088"/>
-            <w:vAlign w:val="center"/>
-          </w:tcPr>
-          <w:p>
-            <w:pPr>
-              <w:spacing w:after="0" w:line="276" w:lineRule="auto"/>
-            </w:pPr>
-            <w:r/>
-            <w:r>
-              <w:rPr>
-                <w:rFonts w:ascii="Calibri" w:hAnsi="Calibri"/>
-                <w:b w:val="0"/>
-                <w:color w:val="1F2933"/>
-                <w:sz w:val="18"/>
-              </w:rPr>
-              <w:t>Quantite</w:t>
-            </w:r>
-          </w:p>
-        </w:tc>
-        <w:tc>
-          <w:tcPr>
-            <w:tcW w:type="dxa" w:w="4392"/>
-            <w:vAlign w:val="center"/>
-          </w:tcPr>
-          <w:p>
-            <w:pPr>
-              <w:spacing w:after="0" w:line="276" w:lineRule="auto"/>
-            </w:pPr>
-            <w:r/>
-            <w:r>
-              <w:rPr>
-                <w:rFonts w:ascii="Calibri" w:hAnsi="Calibri"/>
-                <w:b w:val="0"/>
-                <w:color w:val="1F2933"/>
-                <w:sz w:val="18"/>
-              </w:rPr>
-              <w:t>Applique delta +1 ou -1 puis clamp entre 1 et 99.</w:t>
-            </w:r>
-          </w:p>
-        </w:tc>
-        <w:tc>
-          <w:tcPr>
-            <w:tcW w:type="dxa" w:w="2880"/>
-            <w:vAlign w:val="center"/>
-          </w:tcPr>
-          <w:p>
-            <w:pPr>
-              <w:spacing w:after="0" w:line="276" w:lineRule="auto"/>
-            </w:pPr>
-            <w:r/>
-            <w:r>
-              <w:rPr>
-                <w:rFonts w:ascii="Calibri" w:hAnsi="Calibri"/>
-                <w:b w:val="0"/>
-                <w:color w:val="1F2933"/>
-                <w:sz w:val="18"/>
-              </w:rPr>
-              <w:t>Empêche les quantites zero/negatives et les valeurs absurdes.</w:t>
-            </w:r>
-          </w:p>
-        </w:tc>
-      </w:tr>
-      <w:tr>
-        <w:tc>
-          <w:tcPr>
-            <w:tcW w:type="dxa" w:w="2088"/>
-            <w:vAlign w:val="center"/>
-          </w:tcPr>
-          <w:p>
-            <w:pPr>
-              <w:spacing w:after="0" w:line="276" w:lineRule="auto"/>
-            </w:pPr>
-            <w:r/>
-            <w:r>
-              <w:rPr>
-                <w:rFonts w:ascii="Calibri" w:hAnsi="Calibri"/>
-                <w:b w:val="0"/>
-                <w:color w:val="1F2933"/>
-                <w:sz w:val="18"/>
-              </w:rPr>
-              <w:t>Total panier</w:t>
-            </w:r>
-          </w:p>
-        </w:tc>
-        <w:tc>
-          <w:tcPr>
-            <w:tcW w:type="dxa" w:w="4392"/>
-            <w:vAlign w:val="center"/>
-          </w:tcPr>
-          <w:p>
-            <w:pPr>
-              <w:spacing w:after="0" w:line="276" w:lineRule="auto"/>
-            </w:pPr>
-            <w:r/>
-            <w:r>
-              <w:rPr>
-                <w:rFonts w:ascii="Calibri" w:hAnsi="Calibri"/>
-                <w:b w:val="0"/>
-                <w:color w:val="1F2933"/>
-                <w:sz w:val="18"/>
-              </w:rPr>
-              <w:t>Chaque CartItem expose total = prix * quantite; l'ecran panier additionne sous-total, livraison et remise.</w:t>
-            </w:r>
-          </w:p>
-        </w:tc>
-        <w:tc>
-          <w:tcPr>
-            <w:tcW w:type="dxa" w:w="2880"/>
-            <w:vAlign w:val="center"/>
-          </w:tcPr>
-          <w:p>
-            <w:pPr>
-              <w:spacing w:after="0" w:line="276" w:lineRule="auto"/>
-            </w:pPr>
-            <w:r/>
-            <w:r>
-              <w:rPr>
-                <w:rFonts w:ascii="Calibri" w:hAnsi="Calibri"/>
-                <w:b w:val="0"/>
-                <w:color w:val="1F2933"/>
-                <w:sz w:val="18"/>
-              </w:rPr>
-              <w:t>Calcul clair pour la facture client.</w:t>
-            </w:r>
-          </w:p>
-        </w:tc>
-      </w:tr>
-      <w:tr>
-        <w:tc>
-          <w:tcPr>
-            <w:tcW w:type="dxa" w:w="2088"/>
-            <w:vAlign w:val="center"/>
-          </w:tcPr>
-          <w:p>
-            <w:pPr>
-              <w:spacing w:after="0" w:line="276" w:lineRule="auto"/>
-            </w:pPr>
-            <w:r/>
-            <w:r>
-              <w:rPr>
-                <w:rFonts w:ascii="Calibri" w:hAnsi="Calibri"/>
-                <w:b w:val="0"/>
-                <w:color w:val="1F2933"/>
-                <w:sz w:val="18"/>
-              </w:rPr>
-              <w:t>Navigation</w:t>
-            </w:r>
-          </w:p>
-        </w:tc>
-        <w:tc>
-          <w:tcPr>
-            <w:tcW w:type="dxa" w:w="4392"/>
-            <w:vAlign w:val="center"/>
-          </w:tcPr>
-          <w:p>
-            <w:pPr>
-              <w:spacing w:after="0" w:line="276" w:lineRule="auto"/>
-            </w:pPr>
-            <w:r/>
-            <w:r>
-              <w:rPr>
-                <w:rFonts w:ascii="Calibri" w:hAnsi="Calibri"/>
-                <w:b w:val="0"/>
-                <w:color w:val="1F2933"/>
-                <w:sz w:val="18"/>
-              </w:rPr>
-              <w:t>Un switch sur _screen choisit quel ecran afficher.</w:t>
-            </w:r>
-          </w:p>
-        </w:tc>
-        <w:tc>
-          <w:tcPr>
-            <w:tcW w:type="dxa" w:w="2880"/>
-            <w:vAlign w:val="center"/>
-          </w:tcPr>
-          <w:p>
-            <w:pPr>
-              <w:spacing w:after="0" w:line="276" w:lineRule="auto"/>
-            </w:pPr>
-            <w:r/>
-            <w:r>
-              <w:rPr>
-                <w:rFonts w:ascii="Calibri" w:hAnsi="Calibri"/>
-                <w:b w:val="0"/>
-                <w:color w:val="1F2933"/>
-                <w:sz w:val="18"/>
-              </w:rPr>
-              <w:t>Simple a presenter, suffisant pour une demo de projet.</w:t>
-            </w:r>
-          </w:p>
-        </w:tc>
-      </w:tr>
-      <w:tr>
-        <w:tc>
-          <w:tcPr>
-            <w:tcW w:type="dxa" w:w="2088"/>
-            <w:vAlign w:val="center"/>
-          </w:tcPr>
-          <w:p>
-            <w:pPr>
-              <w:spacing w:after="0" w:line="276" w:lineRule="auto"/>
-            </w:pPr>
-            <w:r/>
-            <w:r>
-              <w:rPr>
-                <w:rFonts w:ascii="Calibri" w:hAnsi="Calibri"/>
-                <w:b w:val="0"/>
-                <w:color w:val="1F2933"/>
-                <w:sz w:val="18"/>
-              </w:rPr>
-              <w:t>Auth API</w:t>
-            </w:r>
-          </w:p>
-        </w:tc>
-        <w:tc>
-          <w:tcPr>
-            <w:tcW w:type="dxa" w:w="4392"/>
-            <w:vAlign w:val="center"/>
-          </w:tcPr>
-          <w:p>
-            <w:pPr>
-              <w:spacing w:after="0" w:line="276" w:lineRule="auto"/>
-            </w:pPr>
-            <w:r/>
-            <w:r>
-              <w:rPr>
-                <w:rFonts w:ascii="Calibri" w:hAnsi="Calibri"/>
-                <w:b w:val="0"/>
-                <w:color w:val="1F2933"/>
-                <w:sz w:val="18"/>
-              </w:rPr>
-              <w:t>POST JSON, decode JSON, controle status code, token + user requis, timeout et erreurs fallback.</w:t>
-            </w:r>
-          </w:p>
-        </w:tc>
-        <w:tc>
-          <w:tcPr>
-            <w:tcW w:type="dxa" w:w="2880"/>
-            <w:vAlign w:val="center"/>
-          </w:tcPr>
-          <w:p>
-            <w:pPr>
-              <w:spacing w:after="0" w:line="276" w:lineRule="auto"/>
-            </w:pPr>
-            <w:r/>
-            <w:r>
-              <w:rPr>
-                <w:rFonts w:ascii="Calibri" w:hAnsi="Calibri"/>
-                <w:b w:val="0"/>
-                <w:color w:val="1F2933"/>
-                <w:sz w:val="18"/>
-              </w:rPr>
-              <w:t>Robustesse reseau et messages comprehensibles.</w:t>
-            </w:r>
-          </w:p>
-        </w:tc>
-      </w:tr>
-      <w:tr>
-        <w:tc>
-          <w:tcPr>
-            <w:tcW w:type="dxa" w:w="2088"/>
-            <w:vAlign w:val="center"/>
-          </w:tcPr>
-          <w:p>
-            <w:pPr>
-              <w:spacing w:after="0" w:line="276" w:lineRule="auto"/>
-            </w:pPr>
-            <w:r/>
-            <w:r>
-              <w:rPr>
-                <w:rFonts w:ascii="Calibri" w:hAnsi="Calibri"/>
-                <w:b w:val="0"/>
-                <w:color w:val="1F2933"/>
-                <w:sz w:val="18"/>
-              </w:rPr>
-              <w:t>Role</w:t>
-            </w:r>
-          </w:p>
-        </w:tc>
-        <w:tc>
-          <w:tcPr>
-            <w:tcW w:type="dxa" w:w="4392"/>
-            <w:vAlign w:val="center"/>
-          </w:tcPr>
-          <w:p>
-            <w:pPr>
-              <w:spacing w:after="0" w:line="276" w:lineRule="auto"/>
-            </w:pPr>
-            <w:r/>
-            <w:r>
-              <w:rPr>
-                <w:rFonts w:ascii="Calibri" w:hAnsi="Calibri"/>
-                <w:b w:val="0"/>
-                <w:color w:val="1F2933"/>
-                <w:sz w:val="18"/>
-              </w:rPr>
-              <w:t>Inscription publique force client; roles sensibles viennent du backend.</w:t>
-            </w:r>
-          </w:p>
-        </w:tc>
-        <w:tc>
-          <w:tcPr>
-            <w:tcW w:type="dxa" w:w="2880"/>
-            <w:vAlign w:val="center"/>
-          </w:tcPr>
-          <w:p>
-            <w:pPr>
-              <w:spacing w:after="0" w:line="276" w:lineRule="auto"/>
-            </w:pPr>
-            <w:r/>
-            <w:r>
-              <w:rPr>
-                <w:rFonts w:ascii="Calibri" w:hAnsi="Calibri"/>
-                <w:b w:val="0"/>
-                <w:color w:val="1F2933"/>
-                <w:sz w:val="18"/>
-              </w:rPr>
-              <w:t>Regle centrale de securite.</w:t>
-            </w:r>
-          </w:p>
-        </w:tc>
-      </w:tr>
-      <w:tr>
-        <w:tc>
-          <w:tcPr>
-            <w:tcW w:type="dxa" w:w="2088"/>
-            <w:vAlign w:val="center"/>
-          </w:tcPr>
-          <w:p>
-            <w:pPr>
-              <w:spacing w:after="0" w:line="276" w:lineRule="auto"/>
-            </w:pPr>
-            <w:r/>
-            <w:r>
-              <w:rPr>
-                <w:rFonts w:ascii="Calibri" w:hAnsi="Calibri"/>
-                <w:b w:val="0"/>
-                <w:color w:val="1F2933"/>
-                <w:sz w:val="18"/>
-              </w:rPr>
-              <w:t>Cycle commande</w:t>
-            </w:r>
-          </w:p>
-        </w:tc>
-        <w:tc>
-          <w:tcPr>
-            <w:tcW w:type="dxa" w:w="4392"/>
-            <w:vAlign w:val="center"/>
-          </w:tcPr>
-          <w:p>
-            <w:pPr>
-              <w:spacing w:after="0" w:line="276" w:lineRule="auto"/>
-            </w:pPr>
-            <w:r/>
-            <w:r>
-              <w:rPr>
-                <w:rFonts w:ascii="Calibri" w:hAnsi="Calibri"/>
-                <w:b w:val="0"/>
-                <w:color w:val="1F2933"/>
-                <w:sz w:val="18"/>
-              </w:rPr>
-              <w:t>Commande confirmee, preparation, livreur en route, livraison effectuee.</w:t>
-            </w:r>
-          </w:p>
-        </w:tc>
-        <w:tc>
-          <w:tcPr>
-            <w:tcW w:type="dxa" w:w="2880"/>
-            <w:vAlign w:val="center"/>
-          </w:tcPr>
-          <w:p>
-            <w:pPr>
-              <w:spacing w:after="0" w:line="276" w:lineRule="auto"/>
-            </w:pPr>
-            <w:r/>
-            <w:r>
-              <w:rPr>
-                <w:rFonts w:ascii="Calibri" w:hAnsi="Calibri"/>
-                <w:b w:val="0"/>
-                <w:color w:val="1F2933"/>
-                <w:sz w:val="18"/>
-              </w:rPr>
-              <w:t>Correspond au suivi attendu dans le cahier de charge.</w:t>
-            </w:r>
-          </w:p>
-        </w:tc>
-      </w:tr>
-    </w:tbl>
-    <w:p/>
-    <w:p>
-      <w:pPr>
-        <w:jc w:val="center"/>
-      </w:pPr>
-      <w:r>
-        <w:drawing>
-          <wp:inline xmlns:a="http://schemas.openxmlformats.org/drawingml/2006/main" xmlns:pic="http://schemas.openxmlformats.org/drawingml/2006/picture">
-            <wp:extent cx="5943600" cy="3566160"/>
-            <wp:docPr id="5" name="Picture 5"/>
-            <wp:cNvGraphicFramePr>
-              <a:graphicFrameLocks noChangeAspect="1"/>
-            </wp:cNvGraphicFramePr>
-            <a:graphic>
-              <a:graphicData uri="http://schemas.openxmlformats.org/drawingml/2006/picture">
-                <pic:pic>
-                  <pic:nvPicPr>
-                    <pic:cNvPr id="0" name="order_flow.png"/>
-                    <pic:cNvPicPr/>
-                  </pic:nvPicPr>
-                  <pic:blipFill>
-                    <a:blip r:embed="rId15"/>
-                    <a:stretch>
-                      <a:fillRect/>
-                    </a:stretch>
-                  </pic:blipFill>
-                  <pic:spPr>
-                    <a:xfrm>
-                      <a:off x="0" y="0"/>
-                      <a:ext cx="5943600" cy="3566160"/>
-                    </a:xfrm>
-                    <a:prstGeom prst="rect"/>
-                  </pic:spPr>
-                </pic:pic>
-              </a:graphicData>
-            </a:graphic>
-          </wp:inline>
-        </w:drawing>
-      </w:r>
-    </w:p>
-    <w:p>
-      <w:pPr>
-        <w:spacing w:after="160"/>
-        <w:jc w:val="center"/>
-      </w:pPr>
-      <w:r>
-        <w:rPr>
-          <w:rFonts w:ascii="Calibri" w:hAnsi="Calibri"/>
-          <w:i/>
-          <w:color w:val="6E7681"/>
-          <w:sz w:val="18"/>
-        </w:rPr>
-        <w:t>Figure 5 - Regles de validation et suivi d'une commande.</w:t>
-      </w:r>
-    </w:p>
-    <w:p>
-      <w:pPr>
-        <w:pStyle w:val="Heading1"/>
-      </w:pPr>
-      <w:r>
-        <w:t>8. Parcours utilisateur et captures</w:t>
-      </w:r>
-    </w:p>
-    <w:p>
-      <w:r>
-        <w:rPr>
-          <w:rFonts w:ascii="Calibri" w:hAnsi="Calibri"/>
-          <w:color w:val="1F2933"/>
-        </w:rPr>
-        <w:t>Les captures ci-dessous viennent de la version web release de l'application Flutter. Elles servent a expliquer le parcours et a verifier que l'interface est coherente avec la maquette fournie.</w:t>
-      </w:r>
-    </w:p>
-    <w:tbl>
-      <w:tblPr>
-        <w:tblW w:type="auto" w:w="0"/>
-        <w:jc w:val="center"/>
-        <w:tblLayout w:type="fixed"/>
-        <w:tblLook w:firstColumn="1" w:firstRow="1" w:lastColumn="0" w:lastRow="0" w:noHBand="0" w:noVBand="1" w:val="04A0"/>
-        <w:tblBorders>
-          <w:top w:val="single" w:sz="6" w:space="0" w:color="E5E7EB"/>
-          <w:left w:val="single" w:sz="6" w:space="0" w:color="E5E7EB"/>
-          <w:bottom w:val="single" w:sz="6" w:space="0" w:color="E5E7EB"/>
-          <w:right w:val="single" w:sz="6" w:space="0" w:color="E5E7EB"/>
-          <w:insideH w:val="single" w:sz="6" w:space="0" w:color="E5E7EB"/>
-          <w:insideV w:val="single" w:sz="6" w:space="0" w:color="E5E7EB"/>
-        </w:tblBorders>
-        <w:tblCellMar>
-          <w:top w:w="80" w:type="dxa"/>
-          <w:start w:w="80" w:type="dxa"/>
-          <w:bottom w:w="80" w:type="dxa"/>
-          <w:end w:w="80" w:type="dxa"/>
-        </w:tblCellMar>
-      </w:tblPr>
-      <w:tblGrid>
-        <w:gridCol w:w="4680"/>
-        <w:gridCol w:w="4680"/>
-      </w:tblGrid>
-      <w:tr>
-        <w:tc>
-          <w:tcPr>
-            <w:tcW w:type="dxa" w:w="4464"/>
-            <w:shd w:fill="FFFFFF"/>
           </w:tcPr>
           <w:p>
             <w:pPr>
               <w:jc w:val="center"/>
             </w:pPr>
-            <w:r/>
-            <w:r>
-              <w:rPr>
-                <w:rFonts w:ascii="Calibri" w:hAnsi="Calibri"/>
-                <w:b/>
-                <w:color w:val="1F4D78"/>
-                <w:sz w:val="19"/>
-              </w:rPr>
-              <w:t>Connexion</w:t>
-            </w:r>
-          </w:p>
-          <w:p>
-            <w:pPr>
-              <w:jc w:val="center"/>
-            </w:pPr>
-            <w:r>
-              <w:drawing>
-                <wp:inline xmlns:a="http://schemas.openxmlformats.org/drawingml/2006/main" xmlns:pic="http://schemas.openxmlformats.org/drawingml/2006/picture">
-                  <wp:extent cx="2148840" cy="4650310"/>
-                  <wp:docPr id="6" name="Picture 6"/>
-                  <wp:cNvGraphicFramePr>
-                    <a:graphicFrameLocks noChangeAspect="1"/>
-                  </wp:cNvGraphicFramePr>
-                  <a:graphic>
-                    <a:graphicData uri="http://schemas.openxmlformats.org/drawingml/2006/picture">
-                      <pic:pic>
-                        <pic:nvPicPr>
-                          <pic:cNvPr id="0" name="01-login.png"/>
-                          <pic:cNvPicPr/>
-                        </pic:nvPicPr>
-                        <pic:blipFill>
-                          <a:blip r:embed="rId16"/>
-                          <a:stretch>
-                            <a:fillRect/>
-                          </a:stretch>
-                        </pic:blipFill>
-                        <pic:spPr>
-                          <a:xfrm>
-                            <a:off x="0" y="0"/>
-                            <a:ext cx="2148840" cy="4650310"/>
-                          </a:xfrm>
-                          <a:prstGeom prst="rect"/>
-                        </pic:spPr>
-                      </pic:pic>
-                    </a:graphicData>
-                  </a:graphic>
-                </wp:inline>
-              </w:drawing>
-            </w:r>
-          </w:p>
-        </w:tc>
-        <w:tc>
-          <w:tcPr>
-            <w:tcW w:type="dxa" w:w="4464"/>
-            <w:shd w:fill="FFFFFF"/>
-          </w:tcPr>
-          <w:p>
-            <w:pPr>
-              <w:jc w:val="center"/>
-            </w:pPr>
-            <w:r/>
-            <w:r>
-              <w:rPr>
-                <w:rFonts w:ascii="Calibri" w:hAnsi="Calibri"/>
-                <w:b/>
-                <w:color w:val="1F4D78"/>
-                <w:sz w:val="19"/>
-              </w:rPr>
-              <w:t>Accueil client</w:t>
-            </w:r>
-          </w:p>
-          <w:p>
-            <w:pPr>
-              <w:jc w:val="center"/>
-            </w:pPr>
-            <w:r>
-              <w:drawing>
-                <wp:inline xmlns:a="http://schemas.openxmlformats.org/drawingml/2006/main" xmlns:pic="http://schemas.openxmlformats.org/drawingml/2006/picture">
-                  <wp:extent cx="2148840" cy="4650310"/>
-                  <wp:docPr id="7" name="Picture 7"/>
-                  <wp:cNvGraphicFramePr>
-                    <a:graphicFrameLocks noChangeAspect="1"/>
-                  </wp:cNvGraphicFramePr>
-                  <a:graphic>
-                    <a:graphicData uri="http://schemas.openxmlformats.org/drawingml/2006/picture">
-                      <pic:pic>
-                        <pic:nvPicPr>
-                          <pic:cNvPr id="0" name="02-home.png"/>
-                          <pic:cNvPicPr/>
-                        </pic:nvPicPr>
-                        <pic:blipFill>
-                          <a:blip r:embed="rId17"/>
-                          <a:stretch>
-                            <a:fillRect/>
-                          </a:stretch>
-                        </pic:blipFill>
-                        <pic:spPr>
-                          <a:xfrm>
-                            <a:off x="0" y="0"/>
-                            <a:ext cx="2148840" cy="4650310"/>
-                          </a:xfrm>
-                          <a:prstGeom prst="rect"/>
-                        </pic:spPr>
-                      </pic:pic>
-                    </a:graphicData>
-                  </a:graphic>
-                </wp:inline>
-              </w:drawing>
-            </w:r>
-          </w:p>
-        </w:tc>
-      </w:tr>
-      <w:tr>
-        <w:tc>
-          <w:tcPr>
-            <w:tcW w:type="dxa" w:w="4464"/>
-            <w:shd w:fill="FFFFFF"/>
-          </w:tcPr>
-          <w:p>
-            <w:pPr>
-              <w:jc w:val="center"/>
-            </w:pPr>
-            <w:r/>
-            <w:r>
-              <w:rPr>
-                <w:rFonts w:ascii="Calibri" w:hAnsi="Calibri"/>
-                <w:b/>
-                <w:color w:val="1F4D78"/>
-                <w:sz w:val="19"/>
-              </w:rPr>
-              <w:t>Menu</w:t>
-            </w:r>
-          </w:p>
-          <w:p>
-            <w:pPr>
-              <w:jc w:val="center"/>
-            </w:pPr>
-            <w:r>
-              <w:drawing>
-                <wp:inline xmlns:a="http://schemas.openxmlformats.org/drawingml/2006/main" xmlns:pic="http://schemas.openxmlformats.org/drawingml/2006/picture">
-                  <wp:extent cx="2148840" cy="4650310"/>
-                  <wp:docPr id="8" name="Picture 8"/>
-                  <wp:cNvGraphicFramePr>
-                    <a:graphicFrameLocks noChangeAspect="1"/>
-                  </wp:cNvGraphicFramePr>
-                  <a:graphic>
-                    <a:graphicData uri="http://schemas.openxmlformats.org/drawingml/2006/picture">
-                      <pic:pic>
-                        <pic:nvPicPr>
-                          <pic:cNvPr id="0" name="03-menu.png"/>
-                          <pic:cNvPicPr/>
-                        </pic:nvPicPr>
-                        <pic:blipFill>
-                          <a:blip r:embed="rId18"/>
-                          <a:stretch>
-                            <a:fillRect/>
-                          </a:stretch>
-                        </pic:blipFill>
-                        <pic:spPr>
-                          <a:xfrm>
-                            <a:off x="0" y="0"/>
-                            <a:ext cx="2148840" cy="4650310"/>
-                          </a:xfrm>
-                          <a:prstGeom prst="rect"/>
-                        </pic:spPr>
-                      </pic:pic>
-                    </a:graphicData>
-                  </a:graphic>
-                </wp:inline>
-              </w:drawing>
-            </w:r>
-          </w:p>
-        </w:tc>
-        <w:tc>
-          <w:tcPr>
-            <w:tcW w:type="dxa" w:w="4464"/>
-            <w:shd w:fill="FFFFFF"/>
-          </w:tcPr>
-          <w:p>
-            <w:pPr>
-              <w:jc w:val="center"/>
-            </w:pPr>
-            <w:r/>
-            <w:r>
-              <w:rPr>
-                <w:rFonts w:ascii="Calibri" w:hAnsi="Calibri"/>
-                <w:b/>
-                <w:color w:val="1F4D78"/>
-                <w:sz w:val="19"/>
-              </w:rPr>
-              <w:t>Panier</w:t>
-            </w:r>
-          </w:p>
-          <w:p>
-            <w:pPr>
-              <w:jc w:val="center"/>
-            </w:pPr>
-            <w:r>
-              <w:drawing>
-                <wp:inline xmlns:a="http://schemas.openxmlformats.org/drawingml/2006/main" xmlns:pic="http://schemas.openxmlformats.org/drawingml/2006/picture">
-                  <wp:extent cx="2148840" cy="4650310"/>
-                  <wp:docPr id="9" name="Picture 9"/>
-                  <wp:cNvGraphicFramePr>
-                    <a:graphicFrameLocks noChangeAspect="1"/>
-                  </wp:cNvGraphicFramePr>
-                  <a:graphic>
-                    <a:graphicData uri="http://schemas.openxmlformats.org/drawingml/2006/picture">
-                      <pic:pic>
-                        <pic:nvPicPr>
-                          <pic:cNvPr id="0" name="04-cart.png"/>
-                          <pic:cNvPicPr/>
-                        </pic:nvPicPr>
-                        <pic:blipFill>
-                          <a:blip r:embed="rId19"/>
-                          <a:stretch>
-                            <a:fillRect/>
-                          </a:stretch>
-                        </pic:blipFill>
-                        <pic:spPr>
-                          <a:xfrm>
-                            <a:off x="0" y="0"/>
-                            <a:ext cx="2148840" cy="4650310"/>
-                          </a:xfrm>
-                          <a:prstGeom prst="rect"/>
-                        </pic:spPr>
-                      </pic:pic>
-                    </a:graphicData>
-                  </a:graphic>
-                </wp:inline>
-              </w:drawing>
-            </w:r>
-          </w:p>
-        </w:tc>
-      </w:tr>
-      <w:tr>
-        <w:tc>
-          <w:tcPr>
-            <w:tcW w:type="dxa" w:w="4464"/>
-            <w:shd w:fill="FFFFFF"/>
-          </w:tcPr>
-          <w:p>
-            <w:pPr>
-              <w:jc w:val="center"/>
-            </w:pPr>
-            <w:r/>
-            <w:r>
-              <w:rPr>
-                <w:rFonts w:ascii="Calibri" w:hAnsi="Calibri"/>
-                <w:b/>
-                <w:color w:val="1F4D78"/>
-                <w:sz w:val="19"/>
-              </w:rPr>
-              <w:t>Suivi livraison</w:t>
-            </w:r>
-          </w:p>
-          <w:p>
-            <w:pPr>
-              <w:jc w:val="center"/>
-            </w:pPr>
-            <w:r>
-              <w:drawing>
-                <wp:inline xmlns:a="http://schemas.openxmlformats.org/drawingml/2006/main" xmlns:pic="http://schemas.openxmlformats.org/drawingml/2006/picture">
-                  <wp:extent cx="2148840" cy="4650310"/>
-                  <wp:docPr id="10" name="Picture 10"/>
-                  <wp:cNvGraphicFramePr>
-                    <a:graphicFrameLocks noChangeAspect="1"/>
-                  </wp:cNvGraphicFramePr>
-                  <a:graphic>
-                    <a:graphicData uri="http://schemas.openxmlformats.org/drawingml/2006/picture">
-                      <pic:pic>
-                        <pic:nvPicPr>
-                          <pic:cNvPr id="0" name="05-tracking.png"/>
-                          <pic:cNvPicPr/>
-                        </pic:nvPicPr>
-                        <pic:blipFill>
-                          <a:blip r:embed="rId20"/>
-                          <a:stretch>
-                            <a:fillRect/>
-                          </a:stretch>
-                        </pic:blipFill>
-                        <pic:spPr>
-                          <a:xfrm>
-                            <a:off x="0" y="0"/>
-                            <a:ext cx="2148840" cy="4650310"/>
-                          </a:xfrm>
-                          <a:prstGeom prst="rect"/>
-                        </pic:spPr>
-                      </pic:pic>
-                    </a:graphicData>
-                  </a:graphic>
-                </wp:inline>
-              </w:drawing>
-            </w:r>
-          </w:p>
-        </w:tc>
-        <w:tc>
-          <w:tcPr>
-            <w:tcW w:type="dxa" w:w="4464"/>
-            <w:shd w:fill="FFFFFF"/>
-          </w:tcPr>
-          <w:p>
-            <w:pPr>
-              <w:jc w:val="center"/>
-            </w:pPr>
-            <w:r/>
-            <w:r>
-              <w:rPr>
-                <w:rFonts w:ascii="Calibri" w:hAnsi="Calibri"/>
-                <w:b/>
-                <w:color w:val="1F4D78"/>
-                <w:sz w:val="19"/>
-              </w:rPr>
-              <w:t>Profil</w:t>
-            </w:r>
-          </w:p>
-          <w:p>
-            <w:pPr>
-              <w:jc w:val="center"/>
-            </w:pPr>
-            <w:r>
-              <w:drawing>
-                <wp:inline xmlns:a="http://schemas.openxmlformats.org/drawingml/2006/main" xmlns:pic="http://schemas.openxmlformats.org/drawingml/2006/picture">
-                  <wp:extent cx="2148840" cy="4650310"/>
-                  <wp:docPr id="11" name="Picture 11"/>
-                  <wp:cNvGraphicFramePr>
-                    <a:graphicFrameLocks noChangeAspect="1"/>
-                  </wp:cNvGraphicFramePr>
-                  <a:graphic>
-                    <a:graphicData uri="http://schemas.openxmlformats.org/drawingml/2006/picture">
-                      <pic:pic>
-                        <pic:nvPicPr>
-                          <pic:cNvPr id="0" name="06-profile.png"/>
-                          <pic:cNvPicPr/>
-                        </pic:nvPicPr>
-                        <pic:blipFill>
-                          <a:blip r:embed="rId21"/>
-                          <a:stretch>
-                            <a:fillRect/>
-                          </a:stretch>
-                        </pic:blipFill>
-                        <pic:spPr>
-                          <a:xfrm>
-                            <a:off x="0" y="0"/>
-                            <a:ext cx="2148840" cy="4650310"/>
-                          </a:xfrm>
-                          <a:prstGeom prst="rect"/>
-                        </pic:spPr>
-                      </pic:pic>
-                    </a:graphicData>
-                  </a:graphic>
-                </wp:inline>
-              </w:drawing>
-            </w:r>
-          </w:p>
-        </w:tc>
-      </w:tr>
-      <w:tr>
-        <w:tc>
-          <w:tcPr>
-            <w:tcW w:type="dxa" w:w="4464"/>
-            <w:shd w:fill="FFFFFF"/>
-          </w:tcPr>
-          <w:p>
-            <w:pPr>
-              <w:jc w:val="center"/>
-            </w:pPr>
-            <w:r/>
-            <w:r>
-              <w:rPr>
-                <w:rFonts w:ascii="Calibri" w:hAnsi="Calibri"/>
-                <w:b/>
-                <w:color w:val="1F4D78"/>
-                <w:sz w:val="19"/>
-              </w:rPr>
-              <w:t>Espace livreur</w:t>
-            </w:r>
-          </w:p>
-          <w:p>
-            <w:pPr>
-              <w:jc w:val="center"/>
-            </w:pPr>
-            <w:r>
-              <w:drawing>
-                <wp:inline xmlns:a="http://schemas.openxmlformats.org/drawingml/2006/main" xmlns:pic="http://schemas.openxmlformats.org/drawingml/2006/picture">
-                  <wp:extent cx="2148840" cy="4650310"/>
-                  <wp:docPr id="12" name="Picture 12"/>
-                  <wp:cNvGraphicFramePr>
-                    <a:graphicFrameLocks noChangeAspect="1"/>
-                  </wp:cNvGraphicFramePr>
-                  <a:graphic>
-                    <a:graphicData uri="http://schemas.openxmlformats.org/drawingml/2006/picture">
-                      <pic:pic>
-                        <pic:nvPicPr>
-                          <pic:cNvPr id="0" name="07-driver.png"/>
-                          <pic:cNvPicPr/>
-                        </pic:nvPicPr>
-                        <pic:blipFill>
-                          <a:blip r:embed="rId22"/>
-                          <a:stretch>
-                            <a:fillRect/>
-                          </a:stretch>
-                        </pic:blipFill>
-                        <pic:spPr>
-                          <a:xfrm>
-                            <a:off x="0" y="0"/>
-                            <a:ext cx="2148840" cy="4650310"/>
-                          </a:xfrm>
-                          <a:prstGeom prst="rect"/>
-                        </pic:spPr>
-                      </pic:pic>
-                    </a:graphicData>
-                  </a:graphic>
-                </wp:inline>
-              </w:drawing>
-            </w:r>
-          </w:p>
-        </w:tc>
-        <w:tc>
-          <w:tcPr>
-            <w:tcW w:type="dxa" w:w="4464"/>
-            <w:shd w:fill="FFFFFF"/>
-          </w:tcPr>
-          <w:p>
-            <w:pPr>
-              <w:jc w:val="center"/>
-            </w:pPr>
-            <w:r/>
-            <w:r>
-              <w:rPr>
-                <w:rFonts w:ascii="Calibri" w:hAnsi="Calibri"/>
-                <w:b/>
-                <w:color w:val="1F4D78"/>
-                <w:sz w:val="19"/>
-              </w:rPr>
-              <w:t>Administration</w:t>
-            </w:r>
-          </w:p>
-          <w:p>
-            <w:pPr>
-              <w:jc w:val="center"/>
-            </w:pPr>
-            <w:r>
-              <w:drawing>
-                <wp:inline xmlns:a="http://schemas.openxmlformats.org/drawingml/2006/main" xmlns:pic="http://schemas.openxmlformats.org/drawingml/2006/picture">
-                  <wp:extent cx="2148840" cy="4650310"/>
-                  <wp:docPr id="13" name="Picture 13"/>
-                  <wp:cNvGraphicFramePr>
-                    <a:graphicFrameLocks noChangeAspect="1"/>
-                  </wp:cNvGraphicFramePr>
-                  <a:graphic>
-                    <a:graphicData uri="http://schemas.openxmlformats.org/drawingml/2006/picture">
-                      <pic:pic>
-                        <pic:nvPicPr>
-                          <pic:cNvPr id="0" name="08-admin.png"/>
-                          <pic:cNvPicPr/>
-                        </pic:nvPicPr>
-                        <pic:blipFill>
-                          <a:blip r:embed="rId23"/>
-                          <a:stretch>
-                            <a:fillRect/>
-                          </a:stretch>
-                        </pic:blipFill>
-                        <pic:spPr>
-                          <a:xfrm>
-                            <a:off x="0" y="0"/>
-                            <a:ext cx="2148840" cy="4650310"/>
-                          </a:xfrm>
-                          <a:prstGeom prst="rect"/>
-                        </pic:spPr>
-                      </pic:pic>
-                    </a:graphicData>
-                  </a:graphic>
-                </wp:inline>
-              </w:drawing>
-            </w:r>
-          </w:p>
-        </w:tc>
-      </w:tr>
-    </w:tbl>
-    <w:p/>
-    <w:p>
-      <w:pPr>
-        <w:pStyle w:val="Heading1"/>
-      </w:pPr>
-      <w:r>
-        <w:t>9. Tests, builds et etat actuel</w:t>
-      </w:r>
-    </w:p>
-    <w:tbl>
-      <w:tblPr>
-        <w:tblW w:type="auto" w:w="0"/>
-        <w:jc w:val="center"/>
-        <w:tblLayout w:type="fixed"/>
-        <w:tblLook w:firstColumn="1" w:firstRow="1" w:lastColumn="0" w:lastRow="0" w:noHBand="0" w:noVBand="1" w:val="04A0"/>
-        <w:tblBorders>
-          <w:top w:val="single" w:sz="6" w:space="0" w:color="D7DBE2"/>
-          <w:left w:val="single" w:sz="6" w:space="0" w:color="D7DBE2"/>
-          <w:bottom w:val="single" w:sz="6" w:space="0" w:color="D7DBE2"/>
-          <w:right w:val="single" w:sz="6" w:space="0" w:color="D7DBE2"/>
-          <w:insideH w:val="single" w:sz="6" w:space="0" w:color="D7DBE2"/>
-          <w:insideV w:val="single" w:sz="6" w:space="0" w:color="D7DBE2"/>
-        </w:tblBorders>
-        <w:tblCellMar>
-          <w:top w:w="80" w:type="dxa"/>
-          <w:start w:w="120" w:type="dxa"/>
-          <w:bottom w:w="80" w:type="dxa"/>
-          <w:end w:w="120" w:type="dxa"/>
-        </w:tblCellMar>
-      </w:tblPr>
-      <w:tblGrid>
-        <w:gridCol w:w="3120"/>
-        <w:gridCol w:w="3120"/>
-        <w:gridCol w:w="3120"/>
-      </w:tblGrid>
-      <w:tr>
-        <w:tc>
-          <w:tcPr>
-            <w:tcW w:type="dxa" w:w="2088"/>
-            <w:shd w:fill="E8EEF5"/>
-            <w:vAlign w:val="center"/>
-          </w:tcPr>
-          <w:p>
-            <w:pPr>
-              <w:spacing w:after="0" w:line="276" w:lineRule="auto"/>
-            </w:pPr>
-            <w:r/>
-            <w:r>
-              <w:rPr>
-                <w:rFonts w:ascii="Calibri" w:hAnsi="Calibri"/>
-                <w:b/>
-                <w:color w:val="1F4D78"/>
-                <w:sz w:val="18"/>
-              </w:rPr>
-              <w:t>Controle</w:t>
-            </w:r>
-          </w:p>
-        </w:tc>
-        <w:tc>
-          <w:tcPr>
-            <w:tcW w:type="dxa" w:w="4680"/>
-            <w:shd w:fill="E8EEF5"/>
-            <w:vAlign w:val="center"/>
-          </w:tcPr>
-          <w:p>
-            <w:pPr>
-              <w:spacing w:after="0" w:line="276" w:lineRule="auto"/>
-            </w:pPr>
-            <w:r/>
-            <w:r>
-              <w:rPr>
-                <w:rFonts w:ascii="Calibri" w:hAnsi="Calibri"/>
-                <w:b/>
-                <w:color w:val="1F4D78"/>
-                <w:sz w:val="18"/>
-              </w:rPr>
-              <w:t>Commande / resultat</w:t>
-            </w:r>
-          </w:p>
-        </w:tc>
-        <w:tc>
-          <w:tcPr>
-            <w:tcW w:type="dxa" w:w="2592"/>
-            <w:shd w:fill="E8EEF5"/>
-            <w:vAlign w:val="center"/>
-          </w:tcPr>
-          <w:p>
-            <w:pPr>
-              <w:spacing w:after="0" w:line="276" w:lineRule="auto"/>
-            </w:pPr>
-            <w:r/>
-            <w:r>
-              <w:rPr>
-                <w:rFonts w:ascii="Calibri" w:hAnsi="Calibri"/>
-                <w:b/>
-                <w:color w:val="1F4D78"/>
-                <w:sz w:val="18"/>
-              </w:rPr>
-              <w:t>Etat</w:t>
-            </w:r>
-          </w:p>
-        </w:tc>
-      </w:tr>
-      <w:tr>
-        <w:tc>
-          <w:tcPr>
-            <w:tcW w:type="dxa" w:w="2088"/>
-            <w:vAlign w:val="center"/>
-          </w:tcPr>
-          <w:p>
-            <w:pPr>
-              <w:spacing w:after="0" w:line="276" w:lineRule="auto"/>
-            </w:pPr>
-            <w:r/>
-            <w:r>
-              <w:rPr>
-                <w:rFonts w:ascii="Calibri" w:hAnsi="Calibri"/>
-                <w:b w:val="0"/>
-                <w:color w:val="1F2933"/>
-                <w:sz w:val="18"/>
-              </w:rPr>
-              <w:t>Analyse Dart</w:t>
-            </w:r>
-          </w:p>
-        </w:tc>
-        <w:tc>
-          <w:tcPr>
-            <w:tcW w:type="dxa" w:w="4680"/>
-            <w:vAlign w:val="center"/>
-          </w:tcPr>
-          <w:p>
-            <w:pPr>
-              <w:spacing w:after="0" w:line="276" w:lineRule="auto"/>
-            </w:pPr>
-            <w:r/>
-            <w:r>
-              <w:rPr>
-                <w:rFonts w:ascii="Calibri" w:hAnsi="Calibri"/>
-                <w:b w:val="0"/>
-                <w:color w:val="1F2933"/>
-                <w:sz w:val="18"/>
-              </w:rPr>
-              <w:t>dart analyze</w:t>
-            </w:r>
-          </w:p>
-        </w:tc>
-        <w:tc>
-          <w:tcPr>
-            <w:tcW w:type="dxa" w:w="2592"/>
-            <w:vAlign w:val="center"/>
-          </w:tcPr>
-          <w:p>
-            <w:pPr>
-              <w:spacing w:after="0" w:line="276" w:lineRule="auto"/>
-            </w:pPr>
-            <w:r/>
-            <w:r>
-              <w:rPr>
-                <w:rFonts w:ascii="Calibri" w:hAnsi="Calibri"/>
-                <w:b w:val="0"/>
-                <w:color w:val="1F2933"/>
-                <w:sz w:val="18"/>
-              </w:rPr>
-              <w:t>OK</w:t>
-            </w:r>
-          </w:p>
-        </w:tc>
-      </w:tr>
-      <w:tr>
-        <w:tc>
-          <w:tcPr>
-            <w:tcW w:type="dxa" w:w="2088"/>
-            <w:vAlign w:val="center"/>
-          </w:tcPr>
-          <w:p>
-            <w:pPr>
-              <w:spacing w:after="0" w:line="276" w:lineRule="auto"/>
-            </w:pPr>
-            <w:r/>
-            <w:r>
-              <w:rPr>
-                <w:rFonts w:ascii="Calibri" w:hAnsi="Calibri"/>
-                <w:b w:val="0"/>
-                <w:color w:val="1F2933"/>
-                <w:sz w:val="18"/>
-              </w:rPr>
-              <w:t>Tests Flutter</w:t>
-            </w:r>
-          </w:p>
-        </w:tc>
-        <w:tc>
-          <w:tcPr>
-            <w:tcW w:type="dxa" w:w="4680"/>
-            <w:vAlign w:val="center"/>
-          </w:tcPr>
-          <w:p>
-            <w:pPr>
-              <w:spacing w:after="0" w:line="276" w:lineRule="auto"/>
-            </w:pPr>
-            <w:r/>
-            <w:r>
-              <w:rPr>
-                <w:rFonts w:ascii="Calibri" w:hAnsi="Calibri"/>
-                <w:b w:val="0"/>
-                <w:color w:val="1F2933"/>
-                <w:sz w:val="18"/>
-              </w:rPr>
-              <w:t>flutter test</w:t>
-            </w:r>
-          </w:p>
-        </w:tc>
-        <w:tc>
-          <w:tcPr>
-            <w:tcW w:type="dxa" w:w="2592"/>
-            <w:vAlign w:val="center"/>
-          </w:tcPr>
-          <w:p>
-            <w:pPr>
-              <w:spacing w:after="0" w:line="276" w:lineRule="auto"/>
-            </w:pPr>
-            <w:r/>
-            <w:r>
-              <w:rPr>
-                <w:rFonts w:ascii="Calibri" w:hAnsi="Calibri"/>
-                <w:b w:val="0"/>
-                <w:color w:val="1F2933"/>
-                <w:sz w:val="18"/>
-              </w:rPr>
-              <w:t>5 tests OK</w:t>
-            </w:r>
-          </w:p>
-        </w:tc>
-      </w:tr>
-      <w:tr>
-        <w:tc>
-          <w:tcPr>
-            <w:tcW w:type="dxa" w:w="2088"/>
-            <w:vAlign w:val="center"/>
-          </w:tcPr>
-          <w:p>
-            <w:pPr>
-              <w:spacing w:after="0" w:line="276" w:lineRule="auto"/>
-            </w:pPr>
-            <w:r/>
-            <w:r>
-              <w:rPr>
-                <w:rFonts w:ascii="Calibri" w:hAnsi="Calibri"/>
-                <w:b w:val="0"/>
-                <w:color w:val="1F2933"/>
-                <w:sz w:val="18"/>
-              </w:rPr>
-              <w:t>Web release</w:t>
-            </w:r>
-          </w:p>
-        </w:tc>
-        <w:tc>
-          <w:tcPr>
-            <w:tcW w:type="dxa" w:w="4680"/>
-            <w:vAlign w:val="center"/>
-          </w:tcPr>
-          <w:p>
-            <w:pPr>
-              <w:spacing w:after="0" w:line="276" w:lineRule="auto"/>
-            </w:pPr>
-            <w:r/>
-            <w:r>
-              <w:rPr>
-                <w:rFonts w:ascii="Calibri" w:hAnsi="Calibri"/>
-                <w:b w:val="0"/>
-                <w:color w:val="1F2933"/>
-                <w:sz w:val="18"/>
-              </w:rPr>
-              <w:t>flutter build web --release --dart-define=DEMO_MODE=true</w:t>
-            </w:r>
-          </w:p>
-        </w:tc>
-        <w:tc>
-          <w:tcPr>
-            <w:tcW w:type="dxa" w:w="2592"/>
-            <w:vAlign w:val="center"/>
-          </w:tcPr>
-          <w:p>
-            <w:pPr>
-              <w:spacing w:after="0" w:line="276" w:lineRule="auto"/>
-            </w:pPr>
-            <w:r/>
-            <w:r>
-              <w:rPr>
-                <w:rFonts w:ascii="Calibri" w:hAnsi="Calibri"/>
-                <w:b w:val="0"/>
-                <w:color w:val="1F2933"/>
-                <w:sz w:val="18"/>
-              </w:rPr>
-              <w:t>OK</w:t>
-            </w:r>
-          </w:p>
-        </w:tc>
-      </w:tr>
-      <w:tr>
-        <w:tc>
-          <w:tcPr>
-            <w:tcW w:type="dxa" w:w="2088"/>
-            <w:vAlign w:val="center"/>
-          </w:tcPr>
-          <w:p>
-            <w:pPr>
-              <w:spacing w:after="0" w:line="276" w:lineRule="auto"/>
-            </w:pPr>
-            <w:r/>
-            <w:r>
-              <w:rPr>
-                <w:rFonts w:ascii="Calibri" w:hAnsi="Calibri"/>
-                <w:b w:val="0"/>
-                <w:color w:val="1F2933"/>
-                <w:sz w:val="18"/>
-              </w:rPr>
-              <w:t>Android debug</w:t>
-            </w:r>
-          </w:p>
-        </w:tc>
-        <w:tc>
-          <w:tcPr>
-            <w:tcW w:type="dxa" w:w="4680"/>
-            <w:vAlign w:val="center"/>
-          </w:tcPr>
-          <w:p>
-            <w:pPr>
-              <w:spacing w:after="0" w:line="276" w:lineRule="auto"/>
-            </w:pPr>
-            <w:r/>
-            <w:r>
-              <w:rPr>
-                <w:rFonts w:ascii="Calibri" w:hAnsi="Calibri"/>
-                <w:b w:val="0"/>
-                <w:color w:val="1F2933"/>
-                <w:sz w:val="18"/>
-              </w:rPr>
-              <w:t>flutter build apk --debug</w:t>
-            </w:r>
-          </w:p>
-        </w:tc>
-        <w:tc>
-          <w:tcPr>
-            <w:tcW w:type="dxa" w:w="2592"/>
-            <w:vAlign w:val="center"/>
-          </w:tcPr>
-          <w:p>
-            <w:pPr>
-              <w:spacing w:after="0" w:line="276" w:lineRule="auto"/>
-            </w:pPr>
-            <w:r/>
-            <w:r>
-              <w:rPr>
-                <w:rFonts w:ascii="Calibri" w:hAnsi="Calibri"/>
-                <w:b w:val="0"/>
-                <w:color w:val="1F2933"/>
-                <w:sz w:val="18"/>
-              </w:rPr>
-              <w:t>OK</w:t>
-            </w:r>
-          </w:p>
-        </w:tc>
-      </w:tr>
-      <w:tr>
-        <w:tc>
-          <w:tcPr>
-            <w:tcW w:type="dxa" w:w="2088"/>
-            <w:vAlign w:val="center"/>
-          </w:tcPr>
-          <w:p>
-            <w:pPr>
-              <w:spacing w:after="0" w:line="276" w:lineRule="auto"/>
-            </w:pPr>
-            <w:r/>
-            <w:r>
-              <w:rPr>
-                <w:rFonts w:ascii="Calibri" w:hAnsi="Calibri"/>
-                <w:b w:val="0"/>
-                <w:color w:val="1F2933"/>
-                <w:sz w:val="18"/>
-              </w:rPr>
-              <w:t>Android release signe</w:t>
-            </w:r>
-          </w:p>
-        </w:tc>
-        <w:tc>
-          <w:tcPr>
-            <w:tcW w:type="dxa" w:w="4680"/>
-            <w:vAlign w:val="center"/>
-          </w:tcPr>
-          <w:p>
-            <w:pPr>
-              <w:spacing w:after="0" w:line="276" w:lineRule="auto"/>
-            </w:pPr>
-            <w:r/>
-            <w:r>
-              <w:rPr>
-                <w:rFonts w:ascii="Calibri" w:hAnsi="Calibri"/>
-                <w:b w:val="0"/>
-                <w:color w:val="1F2933"/>
-                <w:sz w:val="18"/>
-              </w:rPr>
-              <w:t>flutter build apk --release</w:t>
-            </w:r>
-          </w:p>
-        </w:tc>
-        <w:tc>
-          <w:tcPr>
-            <w:tcW w:type="dxa" w:w="2592"/>
-            <w:vAlign w:val="center"/>
-          </w:tcPr>
-          <w:p>
-            <w:pPr>
-              <w:spacing w:after="0" w:line="276" w:lineRule="auto"/>
-            </w:pPr>
-            <w:r/>
-            <w:r>
-              <w:rPr>
-                <w:rFonts w:ascii="Calibri" w:hAnsi="Calibri"/>
-                <w:b w:val="0"/>
-                <w:color w:val="1F2933"/>
-                <w:sz w:val="18"/>
-              </w:rPr>
-              <w:t>OK, APK genere</w:t>
-            </w:r>
-          </w:p>
-        </w:tc>
-      </w:tr>
-      <w:tr>
-        <w:tc>
-          <w:tcPr>
-            <w:tcW w:type="dxa" w:w="2088"/>
-            <w:vAlign w:val="center"/>
-          </w:tcPr>
-          <w:p>
-            <w:pPr>
-              <w:spacing w:after="0" w:line="276" w:lineRule="auto"/>
-            </w:pPr>
-            <w:r/>
-            <w:r>
-              <w:rPr>
-                <w:rFonts w:ascii="Calibri" w:hAnsi="Calibri"/>
-                <w:b w:val="0"/>
-                <w:color w:val="1F2933"/>
-                <w:sz w:val="18"/>
-              </w:rPr>
-              <w:t>Windows release</w:t>
-            </w:r>
-          </w:p>
-        </w:tc>
-        <w:tc>
-          <w:tcPr>
-            <w:tcW w:type="dxa" w:w="4680"/>
-            <w:vAlign w:val="center"/>
-          </w:tcPr>
-          <w:p>
-            <w:pPr>
-              <w:spacing w:after="0" w:line="276" w:lineRule="auto"/>
-            </w:pPr>
-            <w:r/>
-            <w:r>
-              <w:rPr>
-                <w:rFonts w:ascii="Calibri" w:hAnsi="Calibri"/>
-                <w:b w:val="0"/>
-                <w:color w:val="1F2933"/>
-                <w:sz w:val="18"/>
-              </w:rPr>
-              <w:t>flutter build windows --release</w:t>
-            </w:r>
-          </w:p>
-        </w:tc>
-        <w:tc>
-          <w:tcPr>
-            <w:tcW w:type="dxa" w:w="2592"/>
-            <w:vAlign w:val="center"/>
-          </w:tcPr>
-          <w:p>
-            <w:pPr>
-              <w:spacing w:after="0" w:line="276" w:lineRule="auto"/>
-            </w:pPr>
-            <w:r/>
-            <w:r>
-              <w:rPr>
-                <w:rFonts w:ascii="Calibri" w:hAnsi="Calibri"/>
-                <w:b w:val="0"/>
-                <w:color w:val="1F2933"/>
-                <w:sz w:val="18"/>
-              </w:rPr>
-              <w:t>Bloque par composant ATL manquant dans Visual Studio Build Tools.</w:t>
-            </w:r>
-          </w:p>
-        </w:tc>
-      </w:tr>
-    </w:tbl>
-    <w:p/>
-    <w:p>
-      <w:r>
-        <w:rPr>
-          <w:rFonts w:ascii="Calibri" w:hAnsi="Calibri"/>
-          <w:b/>
-          <w:color w:val="1F2933"/>
-        </w:rPr>
-        <w:t>Point Windows:</w:t>
-      </w:r>
-      <w:r>
-        <w:rPr>
-          <w:rFonts w:ascii="Calibri" w:hAnsi="Calibri"/>
-          <w:color w:val="1F2933"/>
-        </w:rPr>
-        <w:t xml:space="preserve"> l'erreur actuelle vient de flutter_secure_storage_windows qui a besoin de atlstr.h. Il faut installer le composant Visual Studio 'C++ ATL for latest v142 build tools'. Apres cela, relancer flutter build windows --release.</w:t>
-      </w:r>
-    </w:p>
-    <w:p>
-      <w:pPr>
-        <w:pStyle w:val="Heading1"/>
-      </w:pPr>
-      <w:r>
-        <w:t>10. Comment lancer et tester</w:t>
-      </w:r>
-    </w:p>
-    <w:p>
-      <w:r>
-        <w:rPr>
-          <w:rFonts w:ascii="Calibri" w:hAnsi="Calibri"/>
-          <w:color w:val="1F2933"/>
-        </w:rPr>
-        <w:t>Depuis la racine du projet:</w:t>
-      </w:r>
-    </w:p>
-    <w:tbl>
-      <w:tblPr>
-        <w:tblW w:type="auto" w:w="0"/>
-        <w:jc w:val="center"/>
-        <w:tblLook w:firstColumn="1" w:firstRow="1" w:lastColumn="0" w:lastRow="0" w:noHBand="0" w:noVBand="1" w:val="04A0"/>
-        <w:tblBorders>
-          <w:top w:val="single" w:sz="6" w:space="0" w:color="D7DBE2"/>
-          <w:left w:val="single" w:sz="6" w:space="0" w:color="D7DBE2"/>
-          <w:bottom w:val="single" w:sz="6" w:space="0" w:color="D7DBE2"/>
-          <w:right w:val="single" w:sz="6" w:space="0" w:color="D7DBE2"/>
-          <w:insideH w:val="single" w:sz="6" w:space="0" w:color="D7DBE2"/>
-          <w:insideV w:val="single" w:sz="6" w:space="0" w:color="D7DBE2"/>
-        </w:tblBorders>
-        <w:tblCellMar>
-          <w:top w:w="110" w:type="dxa"/>
-          <w:start w:w="150" w:type="dxa"/>
-          <w:bottom w:w="110" w:type="dxa"/>
-          <w:end w:w="150" w:type="dxa"/>
-        </w:tblCellMar>
-      </w:tblPr>
-      <w:tblGrid>
-        <w:gridCol w:w="9360"/>
-      </w:tblGrid>
-      <w:tr>
-        <w:tc>
-          <w:tcPr>
-            <w:tcW w:type="dxa" w:w="9360"/>
-            <w:shd w:fill="F6F7F9"/>
-          </w:tcPr>
-          <w:p>
-            <w:pPr>
-              <w:spacing w:after="0"/>
-            </w:pPr>
-            <w:r/>
-            <w:r>
-              <w:rPr>
-                <w:rFonts w:ascii="Consolas" w:hAnsi="Consolas"/>
-                <w:color w:val="1F2933"/>
-                <w:sz w:val="18"/>
-              </w:rPr>
-              <w:t>cd mon_pfapp</w:t>
-              <w:br/>
-              <w:t>flutter pub get</w:t>
-              <w:br/>
-              <w:t>flutter test</w:t>
-              <w:br/>
-              <w:t>flutter run</w:t>
-            </w:r>
-          </w:p>
-        </w:tc>
-      </w:tr>
-    </w:tbl>
-    <w:p/>
-    <w:p>
-      <w:r>
-        <w:rPr>
-          <w:rFonts w:ascii="Calibri" w:hAnsi="Calibri"/>
-          <w:color w:val="1F2933"/>
-        </w:rPr>
-        <w:t>Pour tester en mode demo avec Chrome sur le port utilise pour les captures:</w:t>
-      </w:r>
-    </w:p>
-    <w:tbl>
-      <w:tblPr>
-        <w:tblW w:type="auto" w:w="0"/>
-        <w:jc w:val="center"/>
-        <w:tblLook w:firstColumn="1" w:firstRow="1" w:lastColumn="0" w:lastRow="0" w:noHBand="0" w:noVBand="1" w:val="04A0"/>
-        <w:tblBorders>
-          <w:top w:val="single" w:sz="6" w:space="0" w:color="D7DBE2"/>
-          <w:left w:val="single" w:sz="6" w:space="0" w:color="D7DBE2"/>
-          <w:bottom w:val="single" w:sz="6" w:space="0" w:color="D7DBE2"/>
-          <w:right w:val="single" w:sz="6" w:space="0" w:color="D7DBE2"/>
-          <w:insideH w:val="single" w:sz="6" w:space="0" w:color="D7DBE2"/>
-          <w:insideV w:val="single" w:sz="6" w:space="0" w:color="D7DBE2"/>
-        </w:tblBorders>
-        <w:tblCellMar>
-          <w:top w:w="110" w:type="dxa"/>
-          <w:start w:w="150" w:type="dxa"/>
-          <w:bottom w:w="110" w:type="dxa"/>
-          <w:end w:w="150" w:type="dxa"/>
-        </w:tblCellMar>
-      </w:tblPr>
-      <w:tblGrid>
-        <w:gridCol w:w="9360"/>
-      </w:tblGrid>
-      <w:tr>
-        <w:tc>
-          <w:tcPr>
-            <w:tcW w:type="dxa" w:w="9360"/>
-            <w:shd w:fill="F6F7F9"/>
-          </w:tcPr>
-          <w:p>
-            <w:pPr>
-              <w:spacing w:after="0"/>
-            </w:pPr>
-            <w:r/>
-            <w:r>
-              <w:rPr>
-                <w:rFonts w:ascii="Consolas" w:hAnsi="Consolas"/>
-                <w:color w:val="1F2933"/>
-                <w:sz w:val="18"/>
-              </w:rPr>
-              <w:t>flutter run -d chrome --web-port 57321</w:t>
-            </w:r>
-          </w:p>
-        </w:tc>
-      </w:tr>
-    </w:tbl>
-    <w:p/>
-    <w:p>
-      <w:r>
-        <w:rPr>
-          <w:rFonts w:ascii="Calibri" w:hAnsi="Calibri"/>
-          <w:color w:val="1F2933"/>
-        </w:rPr>
-        <w:t>Pour brancher une vraie API HTTPS:</w:t>
-      </w:r>
-    </w:p>
-    <w:tbl>
-      <w:tblPr>
-        <w:tblW w:type="auto" w:w="0"/>
-        <w:jc w:val="center"/>
-        <w:tblLook w:firstColumn="1" w:firstRow="1" w:lastColumn="0" w:lastRow="0" w:noHBand="0" w:noVBand="1" w:val="04A0"/>
-        <w:tblBorders>
-          <w:top w:val="single" w:sz="6" w:space="0" w:color="D7DBE2"/>
-          <w:left w:val="single" w:sz="6" w:space="0" w:color="D7DBE2"/>
-          <w:bottom w:val="single" w:sz="6" w:space="0" w:color="D7DBE2"/>
-          <w:right w:val="single" w:sz="6" w:space="0" w:color="D7DBE2"/>
-          <w:insideH w:val="single" w:sz="6" w:space="0" w:color="D7DBE2"/>
-          <w:insideV w:val="single" w:sz="6" w:space="0" w:color="D7DBE2"/>
-        </w:tblBorders>
-        <w:tblCellMar>
-          <w:top w:w="110" w:type="dxa"/>
-          <w:start w:w="150" w:type="dxa"/>
-          <w:bottom w:w="110" w:type="dxa"/>
-          <w:end w:w="150" w:type="dxa"/>
-        </w:tblCellMar>
-      </w:tblPr>
-      <w:tblGrid>
-        <w:gridCol w:w="9360"/>
-      </w:tblGrid>
-      <w:tr>
-        <w:tc>
-          <w:tcPr>
-            <w:tcW w:type="dxa" w:w="9360"/>
-            <w:shd w:fill="F6F7F9"/>
-          </w:tcPr>
-          <w:p>
-            <w:pPr>
-              <w:spacing w:after="0"/>
-            </w:pPr>
-            <w:r/>
-            <w:r>
-              <w:rPr>
-                <w:rFonts w:ascii="Consolas" w:hAnsi="Consolas"/>
-                <w:color w:val="1F2933"/>
-                <w:sz w:val="18"/>
-              </w:rPr>
-              <w:t>flutter run --dart-define=DEMO_MODE=false --dart-define=API_BASE_URL=https://votre-domaine/api</w:t>
-            </w:r>
-          </w:p>
-        </w:tc>
-      </w:tr>
-    </w:tbl>
-    <w:p/>
-    <w:p>
-      <w:r>
-        <w:rPr>
-          <w:rFonts w:ascii="Calibri" w:hAnsi="Calibri"/>
-          <w:color w:val="1F2933"/>
-        </w:rPr>
-        <w:t>Pour installer l'APK release sur un telephone Android connecte:</w:t>
-      </w:r>
-    </w:p>
-    <w:tbl>
-      <w:tblPr>
-        <w:tblW w:type="auto" w:w="0"/>
-        <w:jc w:val="center"/>
-        <w:tblLook w:firstColumn="1" w:firstRow="1" w:lastColumn="0" w:lastRow="0" w:noHBand="0" w:noVBand="1" w:val="04A0"/>
-        <w:tblBorders>
-          <w:top w:val="single" w:sz="6" w:space="0" w:color="D7DBE2"/>
-          <w:left w:val="single" w:sz="6" w:space="0" w:color="D7DBE2"/>
-          <w:bottom w:val="single" w:sz="6" w:space="0" w:color="D7DBE2"/>
-          <w:right w:val="single" w:sz="6" w:space="0" w:color="D7DBE2"/>
-          <w:insideH w:val="single" w:sz="6" w:space="0" w:color="D7DBE2"/>
-          <w:insideV w:val="single" w:sz="6" w:space="0" w:color="D7DBE2"/>
-        </w:tblBorders>
-        <w:tblCellMar>
-          <w:top w:w="110" w:type="dxa"/>
-          <w:start w:w="150" w:type="dxa"/>
-          <w:bottom w:w="110" w:type="dxa"/>
-          <w:end w:w="150" w:type="dxa"/>
-        </w:tblCellMar>
-      </w:tblPr>
-      <w:tblGrid>
-        <w:gridCol w:w="9360"/>
-      </w:tblGrid>
-      <w:tr>
-        <w:tc>
-          <w:tcPr>
-            <w:tcW w:type="dxa" w:w="9360"/>
-            <w:shd w:fill="F6F7F9"/>
-          </w:tcPr>
-          <w:p>
-            <w:pPr>
-              <w:spacing w:after="0"/>
-            </w:pPr>
-            <w:r/>
-            <w:r>
-              <w:rPr>
-                <w:rFonts w:ascii="Consolas" w:hAnsi="Consolas"/>
-                <w:color w:val="1F2933"/>
-                <w:sz w:val="18"/>
-              </w:rPr>
-              <w:t>adb install -r build/app/outputs/flutter-apk/app-release.apk</w:t>
-            </w:r>
-          </w:p>
-        </w:tc>
-      </w:tr>
-    </w:tbl>
-    <w:p/>
-    <w:p>
-      <w:pPr>
-        <w:pStyle w:val="Heading1"/>
-      </w:pPr>
-      <w:r>
-        <w:t>11. Ce qui reste pour une vraie production</w:t>
-      </w:r>
-    </w:p>
-    <w:p>
-      <w:pPr>
-        <w:pStyle w:val="ListBullet"/>
-      </w:pPr>
-      <w:r>
-        <w:rPr>
-          <w:rFonts w:ascii="Calibri" w:hAnsi="Calibri"/>
-          <w:color w:val="1F2933"/>
-        </w:rPr>
-        <w:t>Brancher les routes Laravel/MySQL finales: register, login, logout, menu, commandes, affectation livreur, suivi.</w:t>
-      </w:r>
-    </w:p>
-    <w:p>
-      <w:pPr>
-        <w:pStyle w:val="ListBullet"/>
-      </w:pPr>
-      <w:r>
-        <w:rPr>
-          <w:rFonts w:ascii="Calibri" w:hAnsi="Calibri"/>
-          <w:color w:val="1F2933"/>
-        </w:rPr>
-        <w:t>Ajouter une gestion serveur des roles avec middleware d'autorisation.</w:t>
-      </w:r>
-    </w:p>
-    <w:p>
-      <w:pPr>
-        <w:pStyle w:val="ListBullet"/>
-      </w:pPr>
-      <w:r>
-        <w:rPr>
-          <w:rFonts w:ascii="Calibri" w:hAnsi="Calibri"/>
-          <w:color w:val="1F2933"/>
-        </w:rPr>
-        <w:t>Remplacer certaines donnees DemoData par des appels API pagines/cachees.</w:t>
-      </w:r>
-    </w:p>
-    <w:p>
-      <w:pPr>
-        <w:pStyle w:val="ListBullet"/>
-      </w:pPr>
-      <w:r>
-        <w:rPr>
-          <w:rFonts w:ascii="Calibri" w:hAnsi="Calibri"/>
-          <w:color w:val="1F2933"/>
-        </w:rPr>
-        <w:t>Ajouter notifications temps reel ou polling pour le suivi de livraison.</w:t>
-      </w:r>
-    </w:p>
-    <w:p>
-      <w:pPr>
-        <w:pStyle w:val="ListBullet"/>
-      </w:pPr>
-      <w:r>
-        <w:rPr>
-          <w:rFonts w:ascii="Calibri" w:hAnsi="Calibri"/>
-          <w:color w:val="1F2933"/>
-        </w:rPr>
-        <w:t>Garder les cles de signature Android hors Git et utiliser une strategie de sauvegarde secrete.</w:t>
-      </w:r>
-    </w:p>
-    <w:p>
-      <w:pPr>
-        <w:pStyle w:val="ListBullet"/>
-      </w:pPr>
-      <w:r>
-        <w:rPr>
-          <w:rFonts w:ascii="Calibri" w:hAnsi="Calibri"/>
-          <w:color w:val="1F2933"/>
-        </w:rPr>
-        <w:t>Installer le composant ATL pour produire la version Windows.</w:t>
-      </w:r>
-    </w:p>
-    <w:p>
-      <w:pPr>
-        <w:pStyle w:val="ListBullet"/>
-      </w:pPr>
-      <w:r>
-        <w:rPr>
-          <w:rFonts w:ascii="Calibri" w:hAnsi="Calibri"/>
-          <w:color w:val="1F2933"/>
-        </w:rPr>
-        <w:t>Ajouter CI/CD GitHub Actions pour analyse, tests et builds automatiques.</w:t>
-      </w:r>
-    </w:p>
-    <w:p>
-      <w:pPr>
-        <w:pStyle w:val="Heading1"/>
-      </w:pPr>
-      <w:r>
-        <w:t>12. Comment presenter le projet au jury</w:t>
-      </w:r>
-    </w:p>
-    <w:p>
-      <w:pPr>
-        <w:pStyle w:val="ListNumber"/>
-      </w:pPr>
-      <w:r>
-        <w:rPr>
-          <w:rFonts w:ascii="Calibri" w:hAnsi="Calibri"/>
-          <w:color w:val="1F2933"/>
-        </w:rPr>
-        <w:t>Commencer par la problematique: erreurs, retards et manque de suivi dans une gestion restaurant manuelle.</w:t>
-      </w:r>
-    </w:p>
-    <w:p>
-      <w:pPr>
-        <w:pStyle w:val="ListNumber"/>
-      </w:pPr>
-      <w:r>
-        <w:rPr>
-          <w:rFonts w:ascii="Calibri" w:hAnsi="Calibri"/>
-          <w:color w:val="1F2933"/>
-        </w:rPr>
-        <w:t>Presenter la solution: une app Flutter qui connecte client, restaurant, administrateur et livreur.</w:t>
-      </w:r>
-    </w:p>
-    <w:p>
-      <w:pPr>
-        <w:pStyle w:val="ListNumber"/>
-      </w:pPr>
-      <w:r>
-        <w:rPr>
-          <w:rFonts w:ascii="Calibri" w:hAnsi="Calibri"/>
-          <w:color w:val="1F2933"/>
-        </w:rPr>
-        <w:t>Montrer le parcours client complet: login, menu, panier, validation, suivi.</w:t>
-      </w:r>
-    </w:p>
-    <w:p>
-      <w:pPr>
-        <w:pStyle w:val="ListNumber"/>
-      </w:pPr>
-      <w:r>
-        <w:rPr>
-          <w:rFonts w:ascii="Calibri" w:hAnsi="Calibri"/>
-          <w:color w:val="1F2933"/>
-        </w:rPr>
-        <w:t>Montrer les espaces operations: livreur puis administration.</w:t>
-      </w:r>
-    </w:p>
-    <w:p>
-      <w:pPr>
-        <w:pStyle w:val="ListNumber"/>
-      </w:pPr>
-      <w:r>
-        <w:rPr>
-          <w:rFonts w:ascii="Calibri" w:hAnsi="Calibri"/>
-          <w:color w:val="1F2933"/>
-        </w:rPr>
-        <w:t>Expliquer les choix securite: HTTPS/env config, secure storage, roles serveur, timeouts.</w:t>
-      </w:r>
-    </w:p>
-    <w:p>
-      <w:pPr>
-        <w:pStyle w:val="ListNumber"/>
-      </w:pPr>
-      <w:r>
-        <w:rPr>
-          <w:rFonts w:ascii="Calibri" w:hAnsi="Calibri"/>
-          <w:color w:val="1F2933"/>
-        </w:rPr>
-        <w:t>Expliquer la structure professionnelle du repo et les tests.</w:t>
-      </w:r>
-    </w:p>
-    <w:p>
-      <w:pPr>
-        <w:pStyle w:val="ListNumber"/>
-      </w:pPr>
-      <w:r>
-        <w:rPr>
-          <w:rFonts w:ascii="Calibri" w:hAnsi="Calibri"/>
-          <w:color w:val="1F2933"/>
-        </w:rPr>
-        <w:t>Finir par les limites honnetes: backend reel, temps reel, paiement et build Windows apres ATL.</w:t>
-      </w:r>
-    </w:p>
-    <w:tbl>
-      <w:tblPr>
-        <w:tblW w:type="auto" w:w="0"/>
-        <w:jc w:val="center"/>
-        <w:tblLayout w:type="fixed"/>
-        <w:tblLook w:firstColumn="1" w:firstRow="1" w:lastColumn="0" w:lastRow="0" w:noHBand="0" w:noVBand="1" w:val="04A0"/>
-        <w:tblBorders>
-          <w:top w:val="single" w:sz="6" w:space="0" w:color="D7DBE2"/>
-          <w:left w:val="single" w:sz="6" w:space="0" w:color="D7DBE2"/>
-          <w:bottom w:val="single" w:sz="6" w:space="0" w:color="D7DBE2"/>
-          <w:right w:val="single" w:sz="6" w:space="0" w:color="D7DBE2"/>
-          <w:insideH w:val="single" w:sz="6" w:space="0" w:color="D7DBE2"/>
-          <w:insideV w:val="single" w:sz="6" w:space="0" w:color="D7DBE2"/>
-        </w:tblBorders>
-        <w:tblCellMar>
-          <w:top w:w="80" w:type="dxa"/>
-          <w:start w:w="120" w:type="dxa"/>
-          <w:bottom w:w="80" w:type="dxa"/>
-          <w:end w:w="120" w:type="dxa"/>
-        </w:tblCellMar>
-      </w:tblPr>
-      <w:tblGrid>
-        <w:gridCol w:w="4680"/>
-        <w:gridCol w:w="4680"/>
-      </w:tblGrid>
-      <w:tr>
-        <w:tc>
-          <w:tcPr>
-            <w:tcW w:type="dxa" w:w="3024"/>
-            <w:shd w:fill="E8EEF5"/>
-            <w:vAlign w:val="center"/>
-          </w:tcPr>
-          <w:p>
-            <w:pPr>
-              <w:spacing w:after="0" w:line="276" w:lineRule="auto"/>
-            </w:pPr>
-            <w:r/>
-            <w:r>
-              <w:rPr>
-                <w:rFonts w:ascii="Calibri" w:hAnsi="Calibri"/>
-                <w:b/>
-                <w:color w:val="1F4D78"/>
-                <w:sz w:val="18"/>
-              </w:rPr>
-              <w:t>Question probable</w:t>
-            </w:r>
-          </w:p>
-        </w:tc>
-        <w:tc>
-          <w:tcPr>
-            <w:tcW w:type="dxa" w:w="6336"/>
-            <w:shd w:fill="E8EEF5"/>
-            <w:vAlign w:val="center"/>
-          </w:tcPr>
-          <w:p>
-            <w:pPr>
-              <w:spacing w:after="0" w:line="276" w:lineRule="auto"/>
-            </w:pPr>
-            <w:r/>
-            <w:r>
-              <w:rPr>
-                <w:rFonts w:ascii="Calibri" w:hAnsi="Calibri"/>
-                <w:b/>
-                <w:color w:val="1F4D78"/>
-                <w:sz w:val="18"/>
-              </w:rPr>
-              <w:t>Reponse courte</w:t>
-            </w:r>
-          </w:p>
-        </w:tc>
-      </w:tr>
-      <w:tr>
-        <w:tc>
-          <w:tcPr>
-            <w:tcW w:type="dxa" w:w="3024"/>
-            <w:vAlign w:val="center"/>
-          </w:tcPr>
-          <w:p>
-            <w:pPr>
-              <w:spacing w:after="0" w:line="276" w:lineRule="auto"/>
-            </w:pPr>
-            <w:r/>
-            <w:r>
-              <w:rPr>
-                <w:rFonts w:ascii="Calibri" w:hAnsi="Calibri"/>
-                <w:b w:val="0"/>
-                <w:color w:val="1F2933"/>
-                <w:sz w:val="18"/>
-              </w:rPr>
-              <w:t>Pourquoi Flutter ?</w:t>
-            </w:r>
-          </w:p>
-        </w:tc>
-        <w:tc>
-          <w:tcPr>
-            <w:tcW w:type="dxa" w:w="6336"/>
-            <w:vAlign w:val="center"/>
-          </w:tcPr>
-          <w:p>
-            <w:pPr>
-              <w:spacing w:after="0" w:line="276" w:lineRule="auto"/>
-            </w:pPr>
-            <w:r/>
-            <w:r>
-              <w:rPr>
-                <w:rFonts w:ascii="Calibri" w:hAnsi="Calibri"/>
-                <w:b w:val="0"/>
-                <w:color w:val="1F2933"/>
-                <w:sz w:val="18"/>
-              </w:rPr>
-              <w:t>Pour livrer rapidement Android et garder une base compatible web/desktop.</w:t>
-            </w:r>
-          </w:p>
-        </w:tc>
-      </w:tr>
-      <w:tr>
-        <w:tc>
-          <w:tcPr>
-            <w:tcW w:type="dxa" w:w="3024"/>
-            <w:vAlign w:val="center"/>
-          </w:tcPr>
-          <w:p>
-            <w:pPr>
-              <w:spacing w:after="0" w:line="276" w:lineRule="auto"/>
-            </w:pPr>
-            <w:r/>
-            <w:r>
-              <w:rPr>
-                <w:rFonts w:ascii="Calibri" w:hAnsi="Calibri"/>
-                <w:b w:val="0"/>
-                <w:color w:val="1F2933"/>
-                <w:sz w:val="18"/>
-              </w:rPr>
-              <w:t>Pourquoi secure storage ?</w:t>
-            </w:r>
-          </w:p>
-        </w:tc>
-        <w:tc>
-          <w:tcPr>
-            <w:tcW w:type="dxa" w:w="6336"/>
-            <w:vAlign w:val="center"/>
-          </w:tcPr>
-          <w:p>
-            <w:pPr>
-              <w:spacing w:after="0" w:line="276" w:lineRule="auto"/>
-            </w:pPr>
-            <w:r/>
-            <w:r>
-              <w:rPr>
-                <w:rFonts w:ascii="Calibri" w:hAnsi="Calibri"/>
-                <w:b w:val="0"/>
-                <w:color w:val="1F2933"/>
-                <w:sz w:val="18"/>
-              </w:rPr>
-              <w:t>Parce qu'un token d'authentification ne doit pas rester dans un stockage simple.</w:t>
-            </w:r>
-          </w:p>
-        </w:tc>
-      </w:tr>
-      <w:tr>
-        <w:tc>
-          <w:tcPr>
-            <w:tcW w:type="dxa" w:w="3024"/>
-            <w:vAlign w:val="center"/>
-          </w:tcPr>
-          <w:p>
-            <w:pPr>
-              <w:spacing w:after="0" w:line="276" w:lineRule="auto"/>
-            </w:pPr>
-            <w:r/>
-            <w:r>
-              <w:rPr>
-                <w:rFonts w:ascii="Calibri" w:hAnsi="Calibri"/>
-                <w:b w:val="0"/>
-                <w:color w:val="1F2933"/>
-                <w:sz w:val="18"/>
-              </w:rPr>
-              <w:t>Pourquoi supprimer le choix du role ?</w:t>
-            </w:r>
-          </w:p>
-        </w:tc>
-        <w:tc>
-          <w:tcPr>
-            <w:tcW w:type="dxa" w:w="6336"/>
-            <w:vAlign w:val="center"/>
-          </w:tcPr>
-          <w:p>
-            <w:pPr>
-              <w:spacing w:after="0" w:line="276" w:lineRule="auto"/>
-            </w:pPr>
-            <w:r/>
-            <w:r>
-              <w:rPr>
-                <w:rFonts w:ascii="Calibri" w:hAnsi="Calibri"/>
-                <w:b w:val="0"/>
-                <w:color w:val="1F2933"/>
-                <w:sz w:val="18"/>
-              </w:rPr>
-              <w:t>Un utilisateur public ne doit jamais pouvoir se creer admin ou livreur.</w:t>
-            </w:r>
-          </w:p>
-        </w:tc>
-      </w:tr>
-      <w:tr>
-        <w:tc>
-          <w:tcPr>
-            <w:tcW w:type="dxa" w:w="3024"/>
-            <w:vAlign w:val="center"/>
-          </w:tcPr>
-          <w:p>
-            <w:pPr>
-              <w:spacing w:after="0" w:line="276" w:lineRule="auto"/>
-            </w:pPr>
-            <w:r/>
-            <w:r>
-              <w:rPr>
-                <w:rFonts w:ascii="Calibri" w:hAnsi="Calibri"/>
-                <w:b w:val="0"/>
-                <w:color w:val="1F2933"/>
-                <w:sz w:val="18"/>
-              </w:rPr>
-              <w:t>Pourquoi le mode demo ?</w:t>
-            </w:r>
-          </w:p>
-        </w:tc>
-        <w:tc>
-          <w:tcPr>
-            <w:tcW w:type="dxa" w:w="6336"/>
-            <w:vAlign w:val="center"/>
-          </w:tcPr>
-          <w:p>
-            <w:pPr>
-              <w:spacing w:after="0" w:line="276" w:lineRule="auto"/>
-            </w:pPr>
-            <w:r/>
-            <w:r>
-              <w:rPr>
-                <w:rFonts w:ascii="Calibri" w:hAnsi="Calibri"/>
-                <w:b w:val="0"/>
-                <w:color w:val="1F2933"/>
-                <w:sz w:val="18"/>
-              </w:rPr>
-              <w:t>Pour garantir une soutenance testable meme si le backend n'est pas encore branche.</w:t>
-            </w:r>
-          </w:p>
-        </w:tc>
-      </w:tr>
-      <w:tr>
-        <w:tc>
-          <w:tcPr>
-            <w:tcW w:type="dxa" w:w="3024"/>
-            <w:vAlign w:val="center"/>
-          </w:tcPr>
-          <w:p>
-            <w:pPr>
-              <w:spacing w:after="0" w:line="276" w:lineRule="auto"/>
-            </w:pPr>
-            <w:r/>
-            <w:r>
-              <w:rPr>
-                <w:rFonts w:ascii="Calibri" w:hAnsi="Calibri"/>
-                <w:b w:val="0"/>
-                <w:color w:val="1F2933"/>
-                <w:sz w:val="18"/>
-              </w:rPr>
-              <w:t>Pourquoi Windows est bloque ?</w:t>
-            </w:r>
-          </w:p>
-        </w:tc>
-        <w:tc>
-          <w:tcPr>
-            <w:tcW w:type="dxa" w:w="6336"/>
-            <w:vAlign w:val="center"/>
-          </w:tcPr>
-          <w:p>
-            <w:pPr>
-              <w:spacing w:after="0" w:line="276" w:lineRule="auto"/>
-            </w:pPr>
-            <w:r/>
-            <w:r>
-              <w:rPr>
-                <w:rFonts w:ascii="Calibri" w:hAnsi="Calibri"/>
-                <w:b w:val="0"/>
-                <w:color w:val="1F2933"/>
-                <w:sz w:val="18"/>
-              </w:rPr>
-              <w:t>Il manque le composant ATL de Visual Studio, requis par le plugin secure storage Windows.</w:t>
-            </w:r>
-          </w:p>
-        </w:tc>
-      </w:tr>
-    </w:tbl>
-    <w:p/>
-    <w:p>
-      <w:pPr>
-        <w:pStyle w:val="Heading1"/>
-      </w:pPr>
-      <w:r>
-        <w:t>Annexe A - Fichiers importants</w:t>
-      </w:r>
-    </w:p>
-    <w:tbl>
-      <w:tblPr>
-        <w:tblW w:type="auto" w:w="0"/>
-        <w:jc w:val="center"/>
-        <w:tblLayout w:type="fixed"/>
-        <w:tblLook w:firstColumn="1" w:firstRow="1" w:lastColumn="0" w:lastRow="0" w:noHBand="0" w:noVBand="1" w:val="04A0"/>
-        <w:tblBorders>
-          <w:top w:val="single" w:sz="6" w:space="0" w:color="D7DBE2"/>
-          <w:left w:val="single" w:sz="6" w:space="0" w:color="D7DBE2"/>
-          <w:bottom w:val="single" w:sz="6" w:space="0" w:color="D7DBE2"/>
-          <w:right w:val="single" w:sz="6" w:space="0" w:color="D7DBE2"/>
-          <w:insideH w:val="single" w:sz="6" w:space="0" w:color="D7DBE2"/>
-          <w:insideV w:val="single" w:sz="6" w:space="0" w:color="D7DBE2"/>
-        </w:tblBorders>
-        <w:tblCellMar>
-          <w:top w:w="80" w:type="dxa"/>
-          <w:start w:w="120" w:type="dxa"/>
-          <w:bottom w:w="80" w:type="dxa"/>
-          <w:end w:w="120" w:type="dxa"/>
-        </w:tblCellMar>
-      </w:tblPr>
-      <w:tblGrid>
-        <w:gridCol w:w="4680"/>
-        <w:gridCol w:w="4680"/>
-      </w:tblGrid>
-      <w:tr>
-        <w:tc>
-          <w:tcPr>
-            <w:tcW w:type="dxa" w:w="3384"/>
-            <w:shd w:fill="E8EEF5"/>
-            <w:vAlign w:val="center"/>
-          </w:tcPr>
-          <w:p>
-            <w:pPr>
-              <w:spacing w:after="0" w:line="276" w:lineRule="auto"/>
-            </w:pPr>
-            <w:r/>
             <w:r>
               <w:rPr>
                 <w:rFonts w:ascii="Calibri" w:hAnsi="Calibri"/>
@@ -5687,15 +2661,20 @@
         </w:tc>
         <w:tc>
           <w:tcPr>
-            <w:tcW w:type="dxa" w:w="5976"/>
+            <w:tcW w:type="dxa" w:w="5616"/>
             <w:shd w:fill="E8EEF5"/>
+            <w:tcMar>
+              <w:top w:w="80" w:type="dxa"/>
+              <w:bottom w:w="80" w:type="dxa"/>
+              <w:start w:w="120" w:type="dxa"/>
+              <w:end w:w="120" w:type="dxa"/>
+            </w:tcMar>
             <w:vAlign w:val="center"/>
           </w:tcPr>
           <w:p>
             <w:pPr>
-              <w:spacing w:after="0" w:line="276" w:lineRule="auto"/>
+              <w:jc w:val="center"/>
             </w:pPr>
-            <w:r/>
             <w:r>
               <w:rPr>
                 <w:rFonts w:ascii="Calibri" w:hAnsi="Calibri"/>
@@ -5703,7 +2682,7 @@
                 <w:color w:val="1F4D78"/>
                 <w:sz w:val="18"/>
               </w:rPr>
-              <w:t>A quoi il sert</w:t>
+              <w:t>A retenir</w:t>
             </w:r>
           </w:p>
         </w:tc>
@@ -5711,43 +2690,49 @@
       <w:tr>
         <w:tc>
           <w:tcPr>
-            <w:tcW w:type="dxa" w:w="3384"/>
+            <w:tcW w:type="dxa" w:w="3744"/>
+            <w:tcMar>
+              <w:top w:w="80" w:type="dxa"/>
+              <w:bottom w:w="80" w:type="dxa"/>
+              <w:start w:w="120" w:type="dxa"/>
+              <w:end w:w="120" w:type="dxa"/>
+            </w:tcMar>
             <w:vAlign w:val="center"/>
           </w:tcPr>
           <w:p>
             <w:pPr>
-              <w:spacing w:after="0" w:line="276" w:lineRule="auto"/>
+              <w:jc w:val="left"/>
             </w:pPr>
-            <w:r/>
             <w:r>
               <w:rPr>
                 <w:rFonts w:ascii="Calibri" w:hAnsi="Calibri"/>
-                <w:b w:val="0"/>
-                <w:color w:val="1F2933"/>
-                <w:sz w:val="18"/>
+                <w:sz w:val="17"/>
               </w:rPr>
-              <w:t>lib/app/mon_pf_app.dart</w:t>
+              <w:t>lib/data/api_client.dart</w:t>
             </w:r>
           </w:p>
         </w:tc>
         <w:tc>
           <w:tcPr>
-            <w:tcW w:type="dxa" w:w="5976"/>
+            <w:tcW w:type="dxa" w:w="5616"/>
+            <w:tcMar>
+              <w:top w:w="80" w:type="dxa"/>
+              <w:bottom w:w="80" w:type="dxa"/>
+              <w:start w:w="120" w:type="dxa"/>
+              <w:end w:w="120" w:type="dxa"/>
+            </w:tcMar>
             <w:vAlign w:val="center"/>
           </w:tcPr>
           <w:p>
             <w:pPr>
-              <w:spacing w:after="0" w:line="276" w:lineRule="auto"/>
+              <w:jc w:val="left"/>
             </w:pPr>
-            <w:r/>
             <w:r>
               <w:rPr>
                 <w:rFonts w:ascii="Calibri" w:hAnsi="Calibri"/>
-                <w:b w:val="0"/>
-                <w:color w:val="1F2933"/>
-                <w:sz w:val="18"/>
+                <w:sz w:val="17"/>
               </w:rPr>
-              <w:t>Shell applicatif, navigation et panier de demonstration.</w:t>
+              <w:t>Centralise HTTP, token, JSON, timeout et erreurs.</w:t>
             </w:r>
           </w:p>
         </w:tc>
@@ -5755,43 +2740,49 @@
       <w:tr>
         <w:tc>
           <w:tcPr>
-            <w:tcW w:type="dxa" w:w="3384"/>
+            <w:tcW w:type="dxa" w:w="3744"/>
+            <w:tcMar>
+              <w:top w:w="80" w:type="dxa"/>
+              <w:bottom w:w="80" w:type="dxa"/>
+              <w:start w:w="120" w:type="dxa"/>
+              <w:end w:w="120" w:type="dxa"/>
+            </w:tcMar>
             <w:vAlign w:val="center"/>
           </w:tcPr>
           <w:p>
             <w:pPr>
-              <w:spacing w:after="0" w:line="276" w:lineRule="auto"/>
+              <w:jc w:val="left"/>
             </w:pPr>
-            <w:r/>
             <w:r>
               <w:rPr>
                 <w:rFonts w:ascii="Calibri" w:hAnsi="Calibri"/>
-                <w:b w:val="0"/>
-                <w:color w:val="1F2933"/>
-                <w:sz w:val="18"/>
+                <w:sz w:val="17"/>
               </w:rPr>
-              <w:t>lib/core/constants.dart</w:t>
+              <w:t>lib/features/client/data/order_service.dart</w:t>
             </w:r>
           </w:p>
         </w:tc>
         <w:tc>
           <w:tcPr>
-            <w:tcW w:type="dxa" w:w="5976"/>
+            <w:tcW w:type="dxa" w:w="5616"/>
+            <w:tcMar>
+              <w:top w:w="80" w:type="dxa"/>
+              <w:bottom w:w="80" w:type="dxa"/>
+              <w:start w:w="120" w:type="dxa"/>
+              <w:end w:w="120" w:type="dxa"/>
+            </w:tcMar>
             <w:vAlign w:val="center"/>
           </w:tcPr>
           <w:p>
             <w:pPr>
-              <w:spacing w:after="0" w:line="276" w:lineRule="auto"/>
+              <w:jc w:val="left"/>
             </w:pPr>
-            <w:r/>
             <w:r>
               <w:rPr>
                 <w:rFonts w:ascii="Calibri" w:hAnsi="Calibri"/>
-                <w:b w:val="0"/>
-                <w:color w:val="1F2933"/>
-                <w:sz w:val="18"/>
+                <w:sz w:val="17"/>
               </w:rPr>
-              <w:t>Nom app, API_BASE_URL, DEMO_MODE, timeout.</w:t>
+              <w:t>Cree et recupere les commandes.</w:t>
             </w:r>
           </w:p>
         </w:tc>
@@ -5799,43 +2790,49 @@
       <w:tr>
         <w:tc>
           <w:tcPr>
-            <w:tcW w:type="dxa" w:w="3384"/>
+            <w:tcW w:type="dxa" w:w="3744"/>
+            <w:tcMar>
+              <w:top w:w="80" w:type="dxa"/>
+              <w:bottom w:w="80" w:type="dxa"/>
+              <w:start w:w="120" w:type="dxa"/>
+              <w:end w:w="120" w:type="dxa"/>
+            </w:tcMar>
             <w:vAlign w:val="center"/>
           </w:tcPr>
           <w:p>
             <w:pPr>
-              <w:spacing w:after="0" w:line="276" w:lineRule="auto"/>
+              <w:jc w:val="left"/>
             </w:pPr>
-            <w:r/>
             <w:r>
               <w:rPr>
                 <w:rFonts w:ascii="Calibri" w:hAnsi="Calibri"/>
-                <w:b w:val="0"/>
-                <w:color w:val="1F2933"/>
-                <w:sz w:val="18"/>
+                <w:sz w:val="17"/>
               </w:rPr>
-              <w:t>lib/core/storage.dart</w:t>
+              <w:t>mon_pfapi/routes/api.php</w:t>
             </w:r>
           </w:p>
         </w:tc>
         <w:tc>
           <w:tcPr>
-            <w:tcW w:type="dxa" w:w="5976"/>
+            <w:tcW w:type="dxa" w:w="5616"/>
+            <w:tcMar>
+              <w:top w:w="80" w:type="dxa"/>
+              <w:bottom w:w="80" w:type="dxa"/>
+              <w:start w:w="120" w:type="dxa"/>
+              <w:end w:w="120" w:type="dxa"/>
+            </w:tcMar>
             <w:vAlign w:val="center"/>
           </w:tcPr>
           <w:p>
             <w:pPr>
-              <w:spacing w:after="0" w:line="276" w:lineRule="auto"/>
+              <w:jc w:val="left"/>
             </w:pPr>
-            <w:r/>
             <w:r>
               <w:rPr>
                 <w:rFonts w:ascii="Calibri" w:hAnsi="Calibri"/>
-                <w:b w:val="0"/>
-                <w:color w:val="1F2933"/>
-                <w:sz w:val="18"/>
+                <w:sz w:val="17"/>
               </w:rPr>
-              <w:t>Sauvegarde securisee token/role.</w:t>
+              <w:t>Liste des endpoints REST.</w:t>
             </w:r>
           </w:p>
         </w:tc>
@@ -5843,43 +2840,49 @@
       <w:tr>
         <w:tc>
           <w:tcPr>
-            <w:tcW w:type="dxa" w:w="3384"/>
+            <w:tcW w:type="dxa" w:w="3744"/>
+            <w:tcMar>
+              <w:top w:w="80" w:type="dxa"/>
+              <w:bottom w:w="80" w:type="dxa"/>
+              <w:start w:w="120" w:type="dxa"/>
+              <w:end w:w="120" w:type="dxa"/>
+            </w:tcMar>
             <w:vAlign w:val="center"/>
           </w:tcPr>
           <w:p>
             <w:pPr>
-              <w:spacing w:after="0" w:line="276" w:lineRule="auto"/>
+              <w:jc w:val="left"/>
             </w:pPr>
-            <w:r/>
             <w:r>
               <w:rPr>
                 <w:rFonts w:ascii="Calibri" w:hAnsi="Calibri"/>
-                <w:b w:val="0"/>
-                <w:color w:val="1F2933"/>
-                <w:sz w:val="18"/>
+                <w:sz w:val="17"/>
               </w:rPr>
-              <w:t>lib/features/auth/data/auth_service.dart</w:t>
+              <w:t>mon_pfapi/app/Http/Middleware/TokenAuth.php</w:t>
             </w:r>
           </w:p>
         </w:tc>
         <w:tc>
           <w:tcPr>
-            <w:tcW w:type="dxa" w:w="5976"/>
+            <w:tcW w:type="dxa" w:w="5616"/>
+            <w:tcMar>
+              <w:top w:w="80" w:type="dxa"/>
+              <w:bottom w:w="80" w:type="dxa"/>
+              <w:start w:w="120" w:type="dxa"/>
+              <w:end w:w="120" w:type="dxa"/>
+            </w:tcMar>
             <w:vAlign w:val="center"/>
           </w:tcPr>
           <w:p>
             <w:pPr>
-              <w:spacing w:after="0" w:line="276" w:lineRule="auto"/>
+              <w:jc w:val="left"/>
             </w:pPr>
-            <w:r/>
             <w:r>
               <w:rPr>
                 <w:rFonts w:ascii="Calibri" w:hAnsi="Calibri"/>
-                <w:b w:val="0"/>
-                <w:color w:val="1F2933"/>
-                <w:sz w:val="18"/>
+                <w:sz w:val="17"/>
               </w:rPr>
-              <w:t>Inscription, connexion, deconnexion, erreurs API.</w:t>
+              <w:t>Verifie token et roles.</w:t>
             </w:r>
           </w:p>
         </w:tc>
@@ -5887,186 +2890,217 @@
       <w:tr>
         <w:tc>
           <w:tcPr>
-            <w:tcW w:type="dxa" w:w="3384"/>
+            <w:tcW w:type="dxa" w:w="3744"/>
+            <w:tcMar>
+              <w:top w:w="80" w:type="dxa"/>
+              <w:bottom w:w="80" w:type="dxa"/>
+              <w:start w:w="120" w:type="dxa"/>
+              <w:end w:w="120" w:type="dxa"/>
+            </w:tcMar>
             <w:vAlign w:val="center"/>
           </w:tcPr>
           <w:p>
             <w:pPr>
-              <w:spacing w:after="0" w:line="276" w:lineRule="auto"/>
+              <w:jc w:val="left"/>
             </w:pPr>
-            <w:r/>
             <w:r>
               <w:rPr>
                 <w:rFonts w:ascii="Calibri" w:hAnsi="Calibri"/>
-                <w:b w:val="0"/>
-                <w:color w:val="1F2933"/>
-                <w:sz w:val="18"/>
+                <w:sz w:val="17"/>
               </w:rPr>
-              <w:t>lib/features/client/presentation</w:t>
+              <w:t>mon_pfapi/database/seeders/DatabaseSeeder.php</w:t>
             </w:r>
           </w:p>
         </w:tc>
         <w:tc>
           <w:tcPr>
-            <w:tcW w:type="dxa" w:w="5976"/>
+            <w:tcW w:type="dxa" w:w="5616"/>
+            <w:tcMar>
+              <w:top w:w="80" w:type="dxa"/>
+              <w:bottom w:w="80" w:type="dxa"/>
+              <w:start w:w="120" w:type="dxa"/>
+              <w:end w:w="120" w:type="dxa"/>
+            </w:tcMar>
             <w:vAlign w:val="center"/>
           </w:tcPr>
           <w:p>
             <w:pPr>
-              <w:spacing w:after="0" w:line="276" w:lineRule="auto"/>
+              <w:jc w:val="left"/>
             </w:pPr>
-            <w:r/>
             <w:r>
               <w:rPr>
                 <w:rFonts w:ascii="Calibri" w:hAnsi="Calibri"/>
-                <w:b w:val="0"/>
-                <w:color w:val="1F2933"/>
-                <w:sz w:val="18"/>
+                <w:sz w:val="17"/>
               </w:rPr>
-              <w:t>Ecrans client: accueil, menu, panier, suivi, profil.</w:t>
-            </w:r>
-          </w:p>
-        </w:tc>
-      </w:tr>
-      <w:tr>
-        <w:tc>
-          <w:tcPr>
-            <w:tcW w:type="dxa" w:w="3384"/>
-            <w:vAlign w:val="center"/>
-          </w:tcPr>
-          <w:p>
-            <w:pPr>
-              <w:spacing w:after="0" w:line="276" w:lineRule="auto"/>
-            </w:pPr>
-            <w:r/>
-            <w:r>
-              <w:rPr>
-                <w:rFonts w:ascii="Calibri" w:hAnsi="Calibri"/>
-                <w:b w:val="0"/>
-                <w:color w:val="1F2933"/>
-                <w:sz w:val="18"/>
-              </w:rPr>
-              <w:t>lib/features/operations/presentation</w:t>
-            </w:r>
-          </w:p>
-        </w:tc>
-        <w:tc>
-          <w:tcPr>
-            <w:tcW w:type="dxa" w:w="5976"/>
-            <w:vAlign w:val="center"/>
-          </w:tcPr>
-          <w:p>
-            <w:pPr>
-              <w:spacing w:after="0" w:line="276" w:lineRule="auto"/>
-            </w:pPr>
-            <w:r/>
-            <w:r>
-              <w:rPr>
-                <w:rFonts w:ascii="Calibri" w:hAnsi="Calibri"/>
-                <w:b w:val="0"/>
-                <w:color w:val="1F2933"/>
-                <w:sz w:val="18"/>
-              </w:rPr>
-              <w:t>Ecrans livreur et administration.</w:t>
-            </w:r>
-          </w:p>
-        </w:tc>
-      </w:tr>
-      <w:tr>
-        <w:tc>
-          <w:tcPr>
-            <w:tcW w:type="dxa" w:w="3384"/>
-            <w:vAlign w:val="center"/>
-          </w:tcPr>
-          <w:p>
-            <w:pPr>
-              <w:spacing w:after="0" w:line="276" w:lineRule="auto"/>
-            </w:pPr>
-            <w:r/>
-            <w:r>
-              <w:rPr>
-                <w:rFonts w:ascii="Calibri" w:hAnsi="Calibri"/>
-                <w:b w:val="0"/>
-                <w:color w:val="1F2933"/>
-                <w:sz w:val="18"/>
-              </w:rPr>
-              <w:t>mon_pfapp/docs</w:t>
-            </w:r>
-          </w:p>
-        </w:tc>
-        <w:tc>
-          <w:tcPr>
-            <w:tcW w:type="dxa" w:w="5976"/>
-            <w:vAlign w:val="center"/>
-          </w:tcPr>
-          <w:p>
-            <w:pPr>
-              <w:spacing w:after="0" w:line="276" w:lineRule="auto"/>
-            </w:pPr>
-            <w:r/>
-            <w:r>
-              <w:rPr>
-                <w:rFonts w:ascii="Calibri" w:hAnsi="Calibri"/>
-                <w:b w:val="0"/>
-                <w:color w:val="1F2933"/>
-                <w:sz w:val="18"/>
-              </w:rPr>
-              <w:t>Documentation technique courte par sujet.</w:t>
-            </w:r>
-          </w:p>
-        </w:tc>
-      </w:tr>
-      <w:tr>
-        <w:tc>
-          <w:tcPr>
-            <w:tcW w:type="dxa" w:w="3384"/>
-            <w:vAlign w:val="center"/>
-          </w:tcPr>
-          <w:p>
-            <w:pPr>
-              <w:spacing w:after="0" w:line="276" w:lineRule="auto"/>
-            </w:pPr>
-            <w:r/>
-            <w:r>
-              <w:rPr>
-                <w:rFonts w:ascii="Calibri" w:hAnsi="Calibri"/>
-                <w:b w:val="0"/>
-                <w:color w:val="1F2933"/>
-                <w:sz w:val="18"/>
-              </w:rPr>
-              <w:t>docs/tutorial</w:t>
-            </w:r>
-          </w:p>
-        </w:tc>
-        <w:tc>
-          <w:tcPr>
-            <w:tcW w:type="dxa" w:w="5976"/>
-            <w:vAlign w:val="center"/>
-          </w:tcPr>
-          <w:p>
-            <w:pPr>
-              <w:spacing w:after="0" w:line="276" w:lineRule="auto"/>
-            </w:pPr>
-            <w:r/>
-            <w:r>
-              <w:rPr>
-                <w:rFonts w:ascii="Calibri" w:hAnsi="Calibri"/>
-                <w:b w:val="0"/>
-                <w:color w:val="1F2933"/>
-                <w:sz w:val="18"/>
-              </w:rPr>
-              <w:t>Guide complet, images, diagrammes et PDF.</w:t>
+              <w:t>Jeu de donnees de demonstration.</w:t>
             </w:r>
           </w:p>
         </w:tc>
       </w:tr>
     </w:tbl>
     <w:p/>
+    <w:p>
+      <w:pPr>
+        <w:pStyle w:val="Heading1"/>
+      </w:pPr>
+      <w:r>
+        <w:t>10. Scenario de soutenance</w:t>
+      </w:r>
+    </w:p>
+    <w:p>
+      <w:pPr>
+        <w:pStyle w:val="ListNumber"/>
+        <w:spacing w:after="80"/>
+      </w:pPr>
+      <w:r>
+        <w:rPr>
+          <w:rFonts w:ascii="Calibri" w:hAnsi="Calibri"/>
+        </w:rPr>
+        <w:t>Presenter la problematique du restaurant.</w:t>
+      </w:r>
+    </w:p>
+    <w:p>
+      <w:pPr>
+        <w:pStyle w:val="ListNumber"/>
+        <w:spacing w:after="80"/>
+      </w:pPr>
+      <w:r>
+        <w:rPr>
+          <w:rFonts w:ascii="Calibri" w:hAnsi="Calibri"/>
+        </w:rPr>
+        <w:t>Lancer l'API Laravel et montrer /api/health.</w:t>
+      </w:r>
+    </w:p>
+    <w:p>
+      <w:pPr>
+        <w:pStyle w:val="ListNumber"/>
+        <w:spacing w:after="80"/>
+      </w:pPr>
+      <w:r>
+        <w:rPr>
+          <w:rFonts w:ascii="Calibri" w:hAnsi="Calibri"/>
+        </w:rPr>
+        <w:t>Ouvrir l'app en client avec yassmine@monpf.fr.</w:t>
+      </w:r>
+    </w:p>
+    <w:p>
+      <w:pPr>
+        <w:pStyle w:val="ListNumber"/>
+        <w:spacing w:after="80"/>
+      </w:pPr>
+      <w:r>
+        <w:rPr>
+          <w:rFonts w:ascii="Calibri" w:hAnsi="Calibri"/>
+        </w:rPr>
+        <w:t>Ajouter des plats au panier et creer une commande.</w:t>
+      </w:r>
+    </w:p>
+    <w:p>
+      <w:pPr>
+        <w:pStyle w:val="ListNumber"/>
+        <w:spacing w:after="80"/>
+      </w:pPr>
+      <w:r>
+        <w:rPr>
+          <w:rFonts w:ascii="Calibri" w:hAnsi="Calibri"/>
+        </w:rPr>
+        <w:t>Montrer le suivi de commande.</w:t>
+      </w:r>
+    </w:p>
+    <w:p>
+      <w:pPr>
+        <w:pStyle w:val="ListNumber"/>
+        <w:spacing w:after="80"/>
+      </w:pPr>
+      <w:r>
+        <w:rPr>
+          <w:rFonts w:ascii="Calibri" w:hAnsi="Calibri"/>
+        </w:rPr>
+        <w:t>Se connecter admin pour montrer stats et commandes.</w:t>
+      </w:r>
+    </w:p>
+    <w:p>
+      <w:pPr>
+        <w:pStyle w:val="ListNumber"/>
+        <w:spacing w:after="80"/>
+      </w:pPr>
+      <w:r>
+        <w:rPr>
+          <w:rFonts w:ascii="Calibri" w:hAnsi="Calibri"/>
+        </w:rPr>
+        <w:t>Se connecter livreur pour montrer la file de livraison.</w:t>
+      </w:r>
+    </w:p>
+    <w:p>
+      <w:pPr>
+        <w:pStyle w:val="ListNumber"/>
+        <w:spacing w:after="80"/>
+      </w:pPr>
+      <w:r>
+        <w:rPr>
+          <w:rFonts w:ascii="Calibri" w:hAnsi="Calibri"/>
+        </w:rPr>
+        <w:t>Terminer par les tests et les perspectives production.</w:t>
+      </w:r>
+    </w:p>
+    <w:p>
+      <w:pPr>
+        <w:jc w:val="center"/>
+      </w:pPr>
+      <w:r>
+        <w:drawing>
+          <wp:inline xmlns:a="http://schemas.openxmlformats.org/drawingml/2006/main" xmlns:pic="http://schemas.openxmlformats.org/drawingml/2006/picture">
+            <wp:extent cx="5669280" cy="3779520"/>
+            <wp:docPr id="3" name="Picture 3"/>
+            <wp:cNvGraphicFramePr>
+              <a:graphicFrameLocks noChangeAspect="1"/>
+            </wp:cNvGraphicFramePr>
+            <a:graphic>
+              <a:graphicData uri="http://schemas.openxmlformats.org/drawingml/2006/picture">
+                <pic:pic>
+                  <pic:nvPicPr>
+                    <pic:cNvPr id="0" name="contact-sheet.png"/>
+                    <pic:cNvPicPr/>
+                  </pic:nvPicPr>
+                  <pic:blipFill>
+                    <a:blip r:embed="rId13"/>
+                    <a:stretch>
+                      <a:fillRect/>
+                    </a:stretch>
+                  </pic:blipFill>
+                  <pic:spPr>
+                    <a:xfrm>
+                      <a:off x="0" y="0"/>
+                      <a:ext cx="5669280" cy="3779520"/>
+                    </a:xfrm>
+                    <a:prstGeom prst="rect"/>
+                  </pic:spPr>
+                </pic:pic>
+              </a:graphicData>
+            </a:graphic>
+          </wp:inline>
+        </w:drawing>
+      </w:r>
+    </w:p>
+    <w:p>
+      <w:pPr>
+        <w:jc w:val="center"/>
+      </w:pPr>
+      <w:r>
+        <w:rPr>
+          <w:rFonts w:ascii="Calibri" w:hAnsi="Calibri"/>
+          <w:i/>
+          <w:color w:val="5D6877"/>
+          <w:sz w:val="17"/>
+        </w:rPr>
+        <w:t>Captures principales pour la demonstration.</w:t>
+      </w:r>
+    </w:p>
     <w:sectPr>
       <w:headerReference w:type="default" r:id="rId9"/>
       <w:footerReference w:type="default" r:id="rId10"/>
-      <w:pgSz w:w="12240" w:h="15840"/>
-      <w:pgMar w:top="1440" w:right="1440" w:bottom="1440" w:left="1440" w:header="648" w:footer="648" w:gutter="0"/>
+      <w:pgSz w:w="11909" w:h="16834"/>
+      <w:pgMar w:top="1080" w:right="1181" w:bottom="1037" w:left="1181" w:header="605" w:footer="605" w:gutter="0"/>
       <w:cols w:space="720"/>
       <w:docGrid w:linePitch="360"/>
     </w:sectPr>
@@ -6084,10 +3118,10 @@
     <w:r>
       <w:rPr>
         <w:rFonts w:ascii="Calibri" w:hAnsi="Calibri"/>
-        <w:color w:val="6E7681"/>
+        <w:color w:val="5D6877"/>
         <w:sz w:val="17"/>
       </w:rPr>
-      <w:t>Projet de fin d'etudes - Yassmine Hajji - Application de gestion restaurant</w:t>
+      <w:t>Rapport PFE - Projet de fin d'etudes</w:t>
     </w:r>
   </w:p>
 </w:ftr>
@@ -6100,14 +3134,15 @@
       <w:pStyle w:val="Header"/>
       <w:jc w:val="right"/>
     </w:pPr>
+    <w:r/>
     <w:r>
       <w:rPr>
         <w:rFonts w:ascii="Calibri" w:hAnsi="Calibri"/>
-        <w:b/>
-        <w:color w:val="6E7681"/>
-        <w:sz w:val="18"/>
-      </w:rPr>
-      <w:t>Mon PF App | Tutoriel technique</w:t>
+        <w:i/>
+        <w:color w:val="5D6877"/>
+        <w:sz w:val="17"/>
+      </w:rPr>
+      <w:t>Mon PF App | HAJJI Yassmine | BTS DAI</w:t>
     </w:r>
   </w:p>
 </w:hdr>
@@ -6477,12 +3512,12 @@
     <w:qFormat/>
     <w:rsid w:val="00FC693F"/>
     <w:pPr>
-      <w:spacing w:after="120" w:line="300" w:lineRule="auto"/>
+      <w:spacing w:after="120" w:line="283" w:lineRule="auto"/>
     </w:pPr>
     <w:rPr>
       <w:rFonts w:ascii="Calibri" w:hAnsi="Calibri"/>
       <w:color w:val="1F2933"/>
-      <w:sz w:val="22"/>
+      <w:sz w:val="21"/>
     </w:rPr>
   </w:style>
   <w:style w:type="paragraph" w:styleId="Header">
@@ -6540,7 +3575,7 @@
     <w:pPr>
       <w:keepNext/>
       <w:keepLines/>
-      <w:spacing w:before="360" w:after="200" w:line="276" w:lineRule="auto"/>
+      <w:spacing w:before="320" w:after="160"/>
       <w:outlineLvl w:val="0"/>
     </w:pPr>
     <w:rPr>
@@ -6564,7 +3599,7 @@
     <w:pPr>
       <w:keepNext/>
       <w:keepLines/>
-      <w:spacing w:before="280" w:after="140" w:line="276" w:lineRule="auto"/>
+      <w:spacing w:before="240" w:after="120"/>
       <w:outlineLvl w:val="1"/>
     </w:pPr>
     <w:rPr>
@@ -6588,7 +3623,7 @@
     <w:pPr>
       <w:keepNext/>
       <w:keepLines/>
-      <w:spacing w:before="200" w:after="100" w:line="276" w:lineRule="auto"/>
+      <w:spacing w:before="160" w:after="80"/>
       <w:outlineLvl w:val="2"/>
     </w:pPr>
     <w:rPr>
@@ -7012,14 +4047,8 @@
       <w:numPr>
         <w:numId w:val="1"/>
       </w:numPr>
-      <w:spacing w:after="80" w:line="300" w:lineRule="auto"/>
-      <w:ind w:left="540" w:hanging="271"/>
       <w:contextualSpacing/>
     </w:pPr>
-    <w:rPr>
-      <w:rFonts w:ascii="Calibri" w:hAnsi="Calibri"/>
-      <w:sz w:val="22"/>
-    </w:rPr>
   </w:style>
   <w:style w:type="paragraph" w:styleId="ListBullet2">
     <w:name w:val="List Bullet 2"/>
@@ -7057,14 +4086,8 @@
       <w:numPr>
         <w:numId w:val="5"/>
       </w:numPr>
-      <w:spacing w:after="80" w:line="300" w:lineRule="auto"/>
-      <w:ind w:left="540" w:hanging="271"/>
       <w:contextualSpacing/>
     </w:pPr>
-    <w:rPr>
-      <w:rFonts w:ascii="Calibri" w:hAnsi="Calibri"/>
-      <w:sz w:val="22"/>
-    </w:rPr>
   </w:style>
   <w:style w:type="paragraph" w:styleId="ListNumber2">
     <w:name w:val="List Number 2"/>
